--- a/docs/legal/dist/child-safeguarding-policy.docx
+++ b/docs/legal/dist/child-safeguarding-policy.docx
@@ -10,7 +10,7 @@
         <w:rPr>
           <w:rFonts w:ascii="Arial" w:cs="Arial" w:eastAsia="Arial" w:hAnsi="Arial"/>
         </w:rPr>
-        <w:t xml:space="preserve">Politika zaštite djece i ranjivih lica / Child and Vulnerable Adult Safeguarding Policy</w:t>
+        <w:t xml:space="preserve">Politika zaštite djece / Child Safeguarding Policy</w:t>
       </w:r>
     </w:p>
     <w:tbl>
@@ -87,147 +87,6 @@
       <w:tr>
         <w:tc>
           <w:tcPr>
-            <w:tcW w:type="dxa" w:w="9906"/>
-            <w:gridSpan w:val="2"/>
-            <w:tcMar>
-              <w:top w:type="dxa" w:w="80"/>
-              <w:left w:type="dxa" w:w="100"/>
-              <w:bottom w:type="dxa" w:w="80"/>
-              <w:right w:type="dxa" w:w="100"/>
-            </w:tcMar>
-          </w:tcPr>
-          <w:p>
-            <w:pPr>
-              <w:spacing w:after="80"/>
-            </w:pPr>
-            <w:r>
-              <w:rPr>
-                <w:rFonts w:ascii="Arial" w:cs="Arial" w:eastAsia="Arial" w:hAnsi="Arial"/>
-                <w:color w:val="5A6A72"/>
-                <w:sz w:val="16"/>
-                <w:szCs w:val="16"/>
-              </w:rPr>
-              <w:t xml:space="preserve">Draft of the internal policy Article 34 of the statute additions (</w:t>
-            </w:r>
-            <w:r>
-              <w:rPr>
-                <w:rFonts w:ascii="Courier New" w:cs="Courier New" w:eastAsia="Courier New" w:hAnsi="Courier New"/>
-                <w:color w:val="5A6A72"/>
-                <w:sz w:val="16"/>
-                <w:szCs w:val="16"/>
-              </w:rPr>
-              <w:t xml:space="preserve">docs/legal/registration/statute-additions.md</w:t>
-            </w:r>
-            <w:r>
-              <w:rPr>
-                <w:rFonts w:ascii="Arial" w:cs="Arial" w:eastAsia="Arial" w:hAnsi="Arial"/>
-                <w:color w:val="5A6A72"/>
-                <w:sz w:val="16"/>
-                <w:szCs w:val="16"/>
-              </w:rPr>
-              <w:t xml:space="preserve">) has the Board adopt ("pravila o zaštiti djece i ranjivih lica"). The public page at </w:t>
-            </w:r>
-            <w:r>
-              <w:rPr>
-                <w:rFonts w:ascii="Courier New" w:cs="Courier New" w:eastAsia="Courier New" w:hAnsi="Courier New"/>
-                <w:color w:val="5A6A72"/>
-                <w:sz w:val="16"/>
-                <w:szCs w:val="16"/>
-              </w:rPr>
-              <w:t xml:space="preserve">/zastita-djece</w:t>
-            </w:r>
-            <w:r>
-              <w:rPr>
-                <w:rFonts w:ascii="Arial" w:cs="Arial" w:eastAsia="Arial" w:hAnsi="Arial"/>
-                <w:color w:val="5A6A72"/>
-                <w:sz w:val="16"/>
-                <w:szCs w:val="16"/>
-              </w:rPr>
-              <w:t xml:space="preserve"> (</w:t>
-            </w:r>
-            <w:r>
-              <w:rPr>
-                <w:rFonts w:ascii="Courier New" w:cs="Courier New" w:eastAsia="Courier New" w:hAnsi="Courier New"/>
-                <w:color w:val="5A6A72"/>
-                <w:sz w:val="16"/>
-                <w:szCs w:val="16"/>
-              </w:rPr>
-              <w:t xml:space="preserve">content/legal/safeguarding.ts</w:t>
-            </w:r>
-            <w:r>
-              <w:rPr>
-                <w:rFonts w:ascii="Arial" w:cs="Arial" w:eastAsia="Arial" w:hAnsi="Arial"/>
-                <w:color w:val="5A6A72"/>
-                <w:sz w:val="16"/>
-                <w:szCs w:val="16"/>
-              </w:rPr>
-              <w:t xml:space="preserve">) states the promises to parents; this document is the operating policy behind it and must never promise less. It is referenced by the Chapter Rules (Art. 12 and 21), the grant criteria (section 12) and the event terms. Montenegrin is the operative text; the English under each article is a translation. Drafted 2026-09-21. </w:t>
-            </w:r>
-            <w:r>
-              <w:rPr>
-                <w:rFonts w:ascii="Arial" w:cs="Arial" w:eastAsia="Arial" w:hAnsi="Arial"/>
-                <w:b/>
-                <w:bCs/>
-                <w:color w:val="5A6A72"/>
-                <w:sz w:val="16"/>
-                <w:szCs w:val="16"/>
-              </w:rPr>
-              <w:t xml:space="preserve">The lawyer reviews before adoption</w:t>
-            </w:r>
-            <w:r>
-              <w:rPr>
-                <w:rFonts w:ascii="Arial" w:cs="Arial" w:eastAsia="Arial" w:hAnsi="Arial"/>
-                <w:color w:val="5A6A72"/>
-                <w:sz w:val="16"/>
-                <w:szCs w:val="16"/>
-              </w:rPr>
-              <w:t xml:space="preserve">, in particular reporting duties and vetting (Part IX). Bracketed values are parameters for the Board; suggested values are in the final section.</w:t>
-            </w:r>
-          </w:p>
-        </w:tc>
-      </w:tr>
-      <w:tr>
-        <w:tc>
-          <w:tcPr>
-            <w:tcW w:type="dxa" w:w="9906"/>
-            <w:gridSpan w:val="2"/>
-            <w:tcMar>
-              <w:top w:type="dxa" w:w="80"/>
-              <w:left w:type="dxa" w:w="100"/>
-              <w:bottom w:type="dxa" w:w="80"/>
-              <w:right w:type="dxa" w:w="100"/>
-            </w:tcMar>
-          </w:tcPr>
-          <w:p>
-            <w:pPr>
-              <w:spacing w:after="80"/>
-            </w:pPr>
-            <w:r>
-              <w:rPr>
-                <w:rFonts w:ascii="Arial" w:cs="Arial" w:eastAsia="Arial" w:hAnsi="Arial"/>
-                <w:b/>
-                <w:bCs/>
-                <w:color w:val="5A6A72"/>
-                <w:sz w:val="16"/>
-                <w:szCs w:val="16"/>
-              </w:rPr>
-              <w:t xml:space="preserve">Decisions embedded here, from the team guide and the public page:</w:t>
-            </w:r>
-            <w:r>
-              <w:rPr>
-                <w:rFonts w:ascii="Arial" w:cs="Arial" w:eastAsia="Arial" w:hAnsi="Arial"/>
-                <w:color w:val="5A6A72"/>
-                <w:sz w:val="16"/>
-                <w:szCs w:val="16"/>
-              </w:rPr>
-              <w:t xml:space="preserve"> no unsupervised adult-child contact; every volunteer briefed; parental consent for identifiable photos; a named safeguarding lead at every event; the child's welfare before programme, photo, result or schedule.</w:t>
-            </w:r>
-          </w:p>
-        </w:tc>
-      </w:tr>
-      <w:tr>
-        <w:tc>
-          <w:tcPr>
             <w:tcW w:type="dxa" w:w="4953"/>
             <w:shd w:fill="E3EBED" w:color="auto" w:val="clear"/>
             <w:tcMar>
@@ -272,7 +131,7 @@
                 <w:sz w:val="22"/>
                 <w:szCs w:val="22"/>
               </w:rPr>
-              <w:t xml:space="preserve">GENERAL PROVISIONS</w:t>
+              <w:t xml:space="preserve">I. GENERAL PROVISIONS</w:t>
             </w:r>
           </w:p>
         </w:tc>
@@ -324,7 +183,7 @@
                 <w:sz w:val="20"/>
                 <w:szCs w:val="20"/>
               </w:rPr>
-              <w:t xml:space="preserve">Article 1. Purpose and principle.</w:t>
+              <w:t xml:space="preserve">Article 1 — Purpose and principle</w:t>
             </w:r>
           </w:p>
         </w:tc>
@@ -353,6 +212,43 @@
               <w:t xml:space="preserve">Ova politika uređuje kako udruženje štiti djecu i ranjiva lica u svemu što radi: na događajima, u radu sa korisnicima, u komunikaciji i objavljivanju, i u radu ogranaka.</w:t>
             </w:r>
           </w:p>
+        </w:tc>
+        <w:tc>
+          <w:tcPr>
+            <w:tcW w:type="dxa" w:w="4953"/>
+            <w:tcMar>
+              <w:top w:type="dxa" w:w="80"/>
+              <w:left w:type="dxa" w:w="100"/>
+              <w:bottom w:type="dxa" w:w="80"/>
+              <w:right w:type="dxa" w:w="100"/>
+            </w:tcMar>
+          </w:tcPr>
+          <w:p>
+            <w:pPr>
+              <w:spacing w:after="100"/>
+            </w:pPr>
+            <w:r>
+              <w:rPr>
+                <w:rFonts w:ascii="Arial" w:cs="Arial" w:eastAsia="Arial" w:hAnsi="Arial"/>
+                <w:sz w:val="18"/>
+                <w:szCs w:val="18"/>
+              </w:rPr>
+              <w:t xml:space="preserve">This policy governs how the association protects children and vulnerable adults in everything it does: at events, in work with beneficiaries, in communication and publishing, and in the work of chapters.</w:t>
+            </w:r>
+          </w:p>
+        </w:tc>
+      </w:tr>
+      <w:tr>
+        <w:tc>
+          <w:tcPr>
+            <w:tcW w:type="dxa" w:w="4953"/>
+            <w:tcMar>
+              <w:top w:type="dxa" w:w="80"/>
+              <w:left w:type="dxa" w:w="100"/>
+              <w:bottom w:type="dxa" w:w="80"/>
+              <w:right w:type="dxa" w:w="100"/>
+            </w:tcMar>
+          </w:tcPr>
           <w:p>
             <w:pPr>
               <w:spacing w:after="100"/>
@@ -384,20 +280,10 @@
             <w:r>
               <w:rPr>
                 <w:rFonts w:ascii="Arial" w:cs="Arial" w:eastAsia="Arial" w:hAnsi="Arial"/>
-                <w:i/>
-                <w:iCs/>
-                <w:sz w:val="18"/>
-                <w:szCs w:val="18"/>
-              </w:rPr>
-              <w:t xml:space="preserve">Article 1. Purpose and principle.</w:t>
-            </w:r>
-            <w:r>
-              <w:rPr>
-                <w:rFonts w:ascii="Arial" w:cs="Arial" w:eastAsia="Arial" w:hAnsi="Arial"/>
-                <w:sz w:val="18"/>
-                <w:szCs w:val="18"/>
-              </w:rPr>
-              <w:t xml:space="preserve"> This policy sets how the association protects children and vulnerable adults in everything it does: events, work with beneficiaries, communication and publishing, and chapter activity. A child's welfare comes before programme, photo, result, sponsor or schedule; in doubt, decide for the child, even if that means stopping an activity or an uncomfortable call.</w:t>
+                <w:sz w:val="18"/>
+                <w:szCs w:val="18"/>
+              </w:rPr>
+              <w:t xml:space="preserve">The welfare of the child comes before the programme, the photograph, the result, the sponsor and the schedule. In doubt, the decision is made in the child's favour, even if that means stopping an activity or taking an uncomfortable decision.</w:t>
             </w:r>
           </w:p>
         </w:tc>
@@ -449,7 +335,7 @@
                 <w:sz w:val="20"/>
                 <w:szCs w:val="20"/>
               </w:rPr>
-              <w:t xml:space="preserve">Article 2. Definitions.</w:t>
+              <w:t xml:space="preserve">Article 2 — Definitions</w:t>
             </w:r>
           </w:p>
         </w:tc>
@@ -488,6 +374,61 @@
               <w:t xml:space="preserve"> je svako lice mlađe od 18 godina.</w:t>
             </w:r>
           </w:p>
+        </w:tc>
+        <w:tc>
+          <w:tcPr>
+            <w:tcW w:type="dxa" w:w="4953"/>
+            <w:tcMar>
+              <w:top w:type="dxa" w:w="80"/>
+              <w:left w:type="dxa" w:w="100"/>
+              <w:bottom w:type="dxa" w:w="80"/>
+              <w:right w:type="dxa" w:w="100"/>
+            </w:tcMar>
+          </w:tcPr>
+          <w:p>
+            <w:pPr>
+              <w:spacing w:after="100"/>
+            </w:pPr>
+            <w:r>
+              <w:rPr>
+                <w:rFonts w:ascii="Arial" w:cs="Arial" w:eastAsia="Arial" w:hAnsi="Arial"/>
+                <w:sz w:val="18"/>
+                <w:szCs w:val="18"/>
+              </w:rPr>
+              <w:t xml:space="preserve">A </w:t>
+            </w:r>
+            <w:r>
+              <w:rPr>
+                <w:rFonts w:ascii="Arial" w:cs="Arial" w:eastAsia="Arial" w:hAnsi="Arial"/>
+                <w:b/>
+                <w:bCs/>
+                <w:sz w:val="18"/>
+                <w:szCs w:val="18"/>
+              </w:rPr>
+              <w:t xml:space="preserve">child</w:t>
+            </w:r>
+            <w:r>
+              <w:rPr>
+                <w:rFonts w:ascii="Arial" w:cs="Arial" w:eastAsia="Arial" w:hAnsi="Arial"/>
+                <w:sz w:val="18"/>
+                <w:szCs w:val="18"/>
+              </w:rPr>
+              <w:t xml:space="preserve"> is any person under 18 years of age.</w:t>
+            </w:r>
+          </w:p>
+        </w:tc>
+      </w:tr>
+      <w:tr>
+        <w:tc>
+          <w:tcPr>
+            <w:tcW w:type="dxa" w:w="4953"/>
+            <w:tcMar>
+              <w:top w:type="dxa" w:w="80"/>
+              <w:left w:type="dxa" w:w="100"/>
+              <w:bottom w:type="dxa" w:w="80"/>
+              <w:right w:type="dxa" w:w="100"/>
+            </w:tcMar>
+          </w:tcPr>
           <w:p>
             <w:pPr>
               <w:spacing w:after="100"/>
@@ -511,6 +452,61 @@
               <w:t xml:space="preserve"> je punoljetno lice koje zbog invaliditeta, bolesti, starosti ili životnih okolnosti nije u stanju da se samo zaštiti od zanemarivanja, iskorišćavanja ili zlostavljanja, uključujući korisnike sredstava udruženja u takvom položaju.</w:t>
             </w:r>
           </w:p>
+        </w:tc>
+        <w:tc>
+          <w:tcPr>
+            <w:tcW w:type="dxa" w:w="4953"/>
+            <w:tcMar>
+              <w:top w:type="dxa" w:w="80"/>
+              <w:left w:type="dxa" w:w="100"/>
+              <w:bottom w:type="dxa" w:w="80"/>
+              <w:right w:type="dxa" w:w="100"/>
+            </w:tcMar>
+          </w:tcPr>
+          <w:p>
+            <w:pPr>
+              <w:spacing w:after="100"/>
+            </w:pPr>
+            <w:r>
+              <w:rPr>
+                <w:rFonts w:ascii="Arial" w:cs="Arial" w:eastAsia="Arial" w:hAnsi="Arial"/>
+                <w:sz w:val="18"/>
+                <w:szCs w:val="18"/>
+              </w:rPr>
+              <w:t xml:space="preserve">A </w:t>
+            </w:r>
+            <w:r>
+              <w:rPr>
+                <w:rFonts w:ascii="Arial" w:cs="Arial" w:eastAsia="Arial" w:hAnsi="Arial"/>
+                <w:b/>
+                <w:bCs/>
+                <w:sz w:val="18"/>
+                <w:szCs w:val="18"/>
+              </w:rPr>
+              <w:t xml:space="preserve">vulnerable adult</w:t>
+            </w:r>
+            <w:r>
+              <w:rPr>
+                <w:rFonts w:ascii="Arial" w:cs="Arial" w:eastAsia="Arial" w:hAnsi="Arial"/>
+                <w:sz w:val="18"/>
+                <w:szCs w:val="18"/>
+              </w:rPr>
+              <w:t xml:space="preserve"> is an adult who, because of disability, illness, age or life circumstances, is unable to protect themselves from neglect, exploitation or abuse, including beneficiaries of the association's funds who are in that position.</w:t>
+            </w:r>
+          </w:p>
+        </w:tc>
+      </w:tr>
+      <w:tr>
+        <w:tc>
+          <w:tcPr>
+            <w:tcW w:type="dxa" w:w="4953"/>
+            <w:tcMar>
+              <w:top w:type="dxa" w:w="80"/>
+              <w:left w:type="dxa" w:w="100"/>
+              <w:bottom w:type="dxa" w:w="80"/>
+              <w:right w:type="dxa" w:w="100"/>
+            </w:tcMar>
+          </w:tcPr>
           <w:p>
             <w:pPr>
               <w:spacing w:after="100"/>
@@ -534,6 +530,53 @@
               <w:t xml:space="preserve"> obuhvata fizičko, emocionalno i seksualno zlostavljanje, zanemarivanje, iskorišćavanje, vršnjačko nasilje i nasilje putem interneta.</w:t>
             </w:r>
           </w:p>
+        </w:tc>
+        <w:tc>
+          <w:tcPr>
+            <w:tcW w:type="dxa" w:w="4953"/>
+            <w:tcMar>
+              <w:top w:type="dxa" w:w="80"/>
+              <w:left w:type="dxa" w:w="100"/>
+              <w:bottom w:type="dxa" w:w="80"/>
+              <w:right w:type="dxa" w:w="100"/>
+            </w:tcMar>
+          </w:tcPr>
+          <w:p>
+            <w:pPr>
+              <w:spacing w:after="100"/>
+            </w:pPr>
+            <w:r>
+              <w:rPr>
+                <w:rFonts w:ascii="Arial" w:cs="Arial" w:eastAsia="Arial" w:hAnsi="Arial"/>
+                <w:b/>
+                <w:bCs/>
+                <w:sz w:val="18"/>
+                <w:szCs w:val="18"/>
+              </w:rPr>
+              <w:t xml:space="preserve">Abuse</w:t>
+            </w:r>
+            <w:r>
+              <w:rPr>
+                <w:rFonts w:ascii="Arial" w:cs="Arial" w:eastAsia="Arial" w:hAnsi="Arial"/>
+                <w:sz w:val="18"/>
+                <w:szCs w:val="18"/>
+              </w:rPr>
+              <w:t xml:space="preserve"> covers physical, emotional and sexual abuse, neglect, exploitation, peer violence and online abuse.</w:t>
+            </w:r>
+          </w:p>
+        </w:tc>
+      </w:tr>
+      <w:tr>
+        <w:tc>
+          <w:tcPr>
+            <w:tcW w:type="dxa" w:w="4953"/>
+            <w:tcMar>
+              <w:top w:type="dxa" w:w="80"/>
+              <w:left w:type="dxa" w:w="100"/>
+              <w:bottom w:type="dxa" w:w="80"/>
+              <w:right w:type="dxa" w:w="100"/>
+            </w:tcMar>
+          </w:tcPr>
           <w:p>
             <w:pPr>
               <w:spacing w:after="100"/>
@@ -557,6 +600,61 @@
               <w:t xml:space="preserve"> je svako lice iz člana 3.</w:t>
             </w:r>
           </w:p>
+        </w:tc>
+        <w:tc>
+          <w:tcPr>
+            <w:tcW w:type="dxa" w:w="4953"/>
+            <w:tcMar>
+              <w:top w:type="dxa" w:w="80"/>
+              <w:left w:type="dxa" w:w="100"/>
+              <w:bottom w:type="dxa" w:w="80"/>
+              <w:right w:type="dxa" w:w="100"/>
+            </w:tcMar>
+          </w:tcPr>
+          <w:p>
+            <w:pPr>
+              <w:spacing w:after="100"/>
+            </w:pPr>
+            <w:r>
+              <w:rPr>
+                <w:rFonts w:ascii="Arial" w:cs="Arial" w:eastAsia="Arial" w:hAnsi="Arial"/>
+                <w:sz w:val="18"/>
+                <w:szCs w:val="18"/>
+              </w:rPr>
+              <w:t xml:space="preserve">A </w:t>
+            </w:r>
+            <w:r>
+              <w:rPr>
+                <w:rFonts w:ascii="Arial" w:cs="Arial" w:eastAsia="Arial" w:hAnsi="Arial"/>
+                <w:b/>
+                <w:bCs/>
+                <w:sz w:val="18"/>
+                <w:szCs w:val="18"/>
+              </w:rPr>
+              <w:t xml:space="preserve">covered person</w:t>
+            </w:r>
+            <w:r>
+              <w:rPr>
+                <w:rFonts w:ascii="Arial" w:cs="Arial" w:eastAsia="Arial" w:hAnsi="Arial"/>
+                <w:sz w:val="18"/>
+                <w:szCs w:val="18"/>
+              </w:rPr>
+              <w:t xml:space="preserve"> is any person listed in Article 3.</w:t>
+            </w:r>
+          </w:p>
+        </w:tc>
+      </w:tr>
+      <w:tr>
+        <w:tc>
+          <w:tcPr>
+            <w:tcW w:type="dxa" w:w="4953"/>
+            <w:tcMar>
+              <w:top w:type="dxa" w:w="80"/>
+              <w:left w:type="dxa" w:w="100"/>
+              <w:bottom w:type="dxa" w:w="80"/>
+              <w:right w:type="dxa" w:w="100"/>
+            </w:tcMar>
+          </w:tcPr>
           <w:p>
             <w:pPr>
               <w:spacing w:after="100"/>
@@ -598,20 +696,28 @@
             <w:r>
               <w:rPr>
                 <w:rFonts w:ascii="Arial" w:cs="Arial" w:eastAsia="Arial" w:hAnsi="Arial"/>
-                <w:i/>
-                <w:iCs/>
-                <w:sz w:val="18"/>
-                <w:szCs w:val="18"/>
-              </w:rPr>
-              <w:t xml:space="preserve">Article 2. Definitions.</w:t>
-            </w:r>
-            <w:r>
-              <w:rPr>
-                <w:rFonts w:ascii="Arial" w:cs="Arial" w:eastAsia="Arial" w:hAnsi="Arial"/>
-                <w:sz w:val="18"/>
-                <w:szCs w:val="18"/>
-              </w:rPr>
-              <w:t xml:space="preserve"> A child is anyone under 18. A vulnerable adult is an adult unable, through disability, illness, age or circumstances, to protect themselves from neglect, exploitation or abuse, including beneficiaries in that position. Abuse covers physical, emotional and sexual abuse, neglect, exploitation, peer violence and online abuse. Covered persons are everyone in Article 3. Safeguarding leads are the national lead and the event lead (Part III).</w:t>
+                <w:sz w:val="18"/>
+                <w:szCs w:val="18"/>
+              </w:rPr>
+              <w:t xml:space="preserve">A </w:t>
+            </w:r>
+            <w:r>
+              <w:rPr>
+                <w:rFonts w:ascii="Arial" w:cs="Arial" w:eastAsia="Arial" w:hAnsi="Arial"/>
+                <w:b/>
+                <w:bCs/>
+                <w:sz w:val="18"/>
+                <w:szCs w:val="18"/>
+              </w:rPr>
+              <w:t xml:space="preserve">safeguarding lead</w:t>
+            </w:r>
+            <w:r>
+              <w:rPr>
+                <w:rFonts w:ascii="Arial" w:cs="Arial" w:eastAsia="Arial" w:hAnsi="Arial"/>
+                <w:sz w:val="18"/>
+                <w:szCs w:val="18"/>
+              </w:rPr>
+              <w:t xml:space="preserve"> is the national child safeguarding lead or the event child safeguarding lead (Part III).</w:t>
             </w:r>
           </w:p>
         </w:tc>
@@ -663,7 +769,7 @@
                 <w:sz w:val="20"/>
                 <w:szCs w:val="20"/>
               </w:rPr>
-              <w:t xml:space="preserve">Article 3. Who is bound.</w:t>
+              <w:t xml:space="preserve">Article 3 — Who is bound</w:t>
             </w:r>
           </w:p>
         </w:tc>
@@ -692,6 +798,43 @@
               <w:t xml:space="preserve">Politika obavezuje: osnivače, članove organa, Izvršnog direktora, zaposlene, lica i članove ogranaka, volontere, fotografe i snimatelje, spoljne saradnike, i partnere (klubove, škole, izvođače) u dijelu u kome učestvuju u aktivnosti udruženja. Partner koji ima sopstvenu politiku zaštite djece primjenjuje strožije pravilo od dva.</w:t>
             </w:r>
           </w:p>
+        </w:tc>
+        <w:tc>
+          <w:tcPr>
+            <w:tcW w:type="dxa" w:w="4953"/>
+            <w:tcMar>
+              <w:top w:type="dxa" w:w="80"/>
+              <w:left w:type="dxa" w:w="100"/>
+              <w:bottom w:type="dxa" w:w="80"/>
+              <w:right w:type="dxa" w:w="100"/>
+            </w:tcMar>
+          </w:tcPr>
+          <w:p>
+            <w:pPr>
+              <w:spacing w:after="100"/>
+            </w:pPr>
+            <w:r>
+              <w:rPr>
+                <w:rFonts w:ascii="Arial" w:cs="Arial" w:eastAsia="Arial" w:hAnsi="Arial"/>
+                <w:sz w:val="18"/>
+                <w:szCs w:val="18"/>
+              </w:rPr>
+              <w:t xml:space="preserve">The policy binds: the founders, members of the bodies, the Executive Director, employees, chapter officers and members, volunteers, photographers and camera operators, external contractors, and partners (clubs, schools, suppliers) for the part in which they take part in the association's activity. A partner with its own child safeguarding policy applies the stricter of the two rules.</w:t>
+            </w:r>
+          </w:p>
+        </w:tc>
+      </w:tr>
+      <w:tr>
+        <w:tc>
+          <w:tcPr>
+            <w:tcW w:type="dxa" w:w="4953"/>
+            <w:tcMar>
+              <w:top w:type="dxa" w:w="80"/>
+              <w:left w:type="dxa" w:w="100"/>
+              <w:bottom w:type="dxa" w:w="80"/>
+              <w:right w:type="dxa" w:w="100"/>
+            </w:tcMar>
+          </w:tcPr>
           <w:p>
             <w:pPr>
               <w:spacing w:after="100"/>
@@ -723,20 +866,10 @@
             <w:r>
               <w:rPr>
                 <w:rFonts w:ascii="Arial" w:cs="Arial" w:eastAsia="Arial" w:hAnsi="Arial"/>
-                <w:i/>
-                <w:iCs/>
-                <w:sz w:val="18"/>
-                <w:szCs w:val="18"/>
-              </w:rPr>
-              <w:t xml:space="preserve">Article 3. Who is bound.</w:t>
-            </w:r>
-            <w:r>
-              <w:rPr>
-                <w:rFonts w:ascii="Arial" w:cs="Arial" w:eastAsia="Arial" w:hAnsi="Arial"/>
-                <w:sz w:val="18"/>
-                <w:szCs w:val="18"/>
-              </w:rPr>
-              <w:t xml:space="preserve"> Founders, officers, the Director, employees, chapter officers and members, volunteers, photographers and film crews, contractors, and partners (clubs, schools, suppliers) for their part in the association's activity; a partner with its own policy applies the stricter of the two. Taking a function, task or engagement means accepting this policy; those with child-facing tasks sign the Article 9 declaration.</w:t>
+                <w:sz w:val="18"/>
+                <w:szCs w:val="18"/>
+              </w:rPr>
+              <w:t xml:space="preserve">Accepting a function, task or engagement means accepting this policy. Covered persons with child-facing tasks sign the declaration under Article 9.</w:t>
             </w:r>
           </w:p>
         </w:tc>
@@ -788,7 +921,7 @@
                 <w:sz w:val="22"/>
                 <w:szCs w:val="22"/>
               </w:rPr>
-              <w:t xml:space="preserve">CODE OF CONDUCT</w:t>
+              <w:t xml:space="preserve">II. CODE OF CONDUCT</w:t>
             </w:r>
           </w:p>
         </w:tc>
@@ -840,16 +973,15 @@
                 <w:sz w:val="20"/>
                 <w:szCs w:val="20"/>
               </w:rPr>
-              <w:t xml:space="preserve">Article 4. Always.</w:t>
-            </w:r>
-          </w:p>
-        </w:tc>
-      </w:tr>
-      <w:tr>
-        <w:tc>
-          <w:tcPr>
-            <w:tcW w:type="dxa" w:w="9906"/>
-            <w:gridSpan w:val="2"/>
+              <w:t xml:space="preserve">Article 4 — Always</w:t>
+            </w:r>
+          </w:p>
+        </w:tc>
+      </w:tr>
+      <w:tr>
+        <w:tc>
+          <w:tcPr>
+            <w:tcW w:type="dxa" w:w="4953"/>
             <w:tcMar>
               <w:top w:type="dxa" w:w="80"/>
               <w:left w:type="dxa" w:w="100"/>
@@ -868,6 +1000,30 @@
                 <w:szCs w:val="18"/>
               </w:rPr>
               <w:t xml:space="preserve">Obveznik:</w:t>
+            </w:r>
+          </w:p>
+        </w:tc>
+        <w:tc>
+          <w:tcPr>
+            <w:tcW w:type="dxa" w:w="4953"/>
+            <w:tcMar>
+              <w:top w:type="dxa" w:w="80"/>
+              <w:left w:type="dxa" w:w="100"/>
+              <w:bottom w:type="dxa" w:w="80"/>
+              <w:right w:type="dxa" w:w="100"/>
+            </w:tcMar>
+          </w:tcPr>
+          <w:p>
+            <w:pPr>
+              <w:spacing w:after="100"/>
+            </w:pPr>
+            <w:r>
+              <w:rPr>
+                <w:rFonts w:ascii="Arial" w:cs="Arial" w:eastAsia="Arial" w:hAnsi="Arial"/>
+                <w:sz w:val="18"/>
+                <w:szCs w:val="18"/>
+              </w:rPr>
+              <w:t xml:space="preserve">A covered person:</w:t>
             </w:r>
           </w:p>
         </w:tc>
@@ -1022,121 +1178,6 @@
           </w:tcPr>
           <w:p>
             <w:pPr>
-              <w:spacing w:after="100"/>
-            </w:pPr>
-            <w:r>
-              <w:rPr>
-                <w:rFonts w:ascii="Arial" w:cs="Arial" w:eastAsia="Arial" w:hAnsi="Arial"/>
-                <w:i/>
-                <w:iCs/>
-                <w:sz w:val="18"/>
-                <w:szCs w:val="18"/>
-              </w:rPr>
-              <w:t xml:space="preserve">Article 4. Always.</w:t>
-            </w:r>
-            <w:r>
-              <w:rPr>
-                <w:rFonts w:ascii="Arial" w:cs="Arial" w:eastAsia="Arial" w:hAnsi="Arial"/>
-                <w:sz w:val="18"/>
-                <w:szCs w:val="18"/>
-              </w:rPr>
-              <w:t xml:space="preserve"> Treat every child with respect regardless of sex, origin, language, religion, disability or family circumstances; work with children only with at least one other adult present and in view; talk to a child in the open; call a parent when a child needs help and keep two adults present meanwhile; listen and take the child seriously; wear the visible identification; report every concern, incident and breach, including your own.</w:t>
-            </w:r>
-          </w:p>
-        </w:tc>
-      </w:tr>
-      <w:tr>
-        <w:tc>
-          <w:tcPr>
-            <w:tcW w:type="dxa" w:w="4953"/>
-            <w:shd w:fill="F1F5F6" w:color="auto" w:val="clear"/>
-            <w:tcMar>
-              <w:top w:type="dxa" w:w="80"/>
-              <w:left w:type="dxa" w:w="100"/>
-              <w:bottom w:type="dxa" w:w="80"/>
-              <w:right w:type="dxa" w:w="100"/>
-            </w:tcMar>
-          </w:tcPr>
-          <w:p>
-            <w:r>
-              <w:rPr>
-                <w:rFonts w:ascii="Arial" w:cs="Arial" w:eastAsia="Arial" w:hAnsi="Arial"/>
-                <w:b/>
-                <w:bCs/>
-                <w:color w:val="0E3A46"/>
-                <w:sz w:val="20"/>
-                <w:szCs w:val="20"/>
-              </w:rPr>
-              <w:t xml:space="preserve">Član 5 — Nikada</w:t>
-            </w:r>
-          </w:p>
-        </w:tc>
-        <w:tc>
-          <w:tcPr>
-            <w:tcW w:type="dxa" w:w="4953"/>
-            <w:shd w:fill="F1F5F6" w:color="auto" w:val="clear"/>
-            <w:tcMar>
-              <w:top w:type="dxa" w:w="80"/>
-              <w:left w:type="dxa" w:w="100"/>
-              <w:bottom w:type="dxa" w:w="80"/>
-              <w:right w:type="dxa" w:w="100"/>
-            </w:tcMar>
-          </w:tcPr>
-          <w:p>
-            <w:r>
-              <w:rPr>
-                <w:rFonts w:ascii="Arial" w:cs="Arial" w:eastAsia="Arial" w:hAnsi="Arial"/>
-                <w:b/>
-                <w:bCs/>
-                <w:color w:val="0E3A46"/>
-                <w:sz w:val="20"/>
-                <w:szCs w:val="20"/>
-              </w:rPr>
-              <w:t xml:space="preserve">Article 5. Never.</w:t>
-            </w:r>
-          </w:p>
-        </w:tc>
-      </w:tr>
-      <w:tr>
-        <w:tc>
-          <w:tcPr>
-            <w:tcW w:type="dxa" w:w="9906"/>
-            <w:gridSpan w:val="2"/>
-            <w:tcMar>
-              <w:top w:type="dxa" w:w="80"/>
-              <w:left w:type="dxa" w:w="100"/>
-              <w:bottom w:type="dxa" w:w="80"/>
-              <w:right w:type="dxa" w:w="100"/>
-            </w:tcMar>
-          </w:tcPr>
-          <w:p>
-            <w:pPr>
-              <w:spacing w:after="100"/>
-            </w:pPr>
-            <w:r>
-              <w:rPr>
-                <w:rFonts w:ascii="Arial" w:cs="Arial" w:eastAsia="Arial" w:hAnsi="Arial"/>
-                <w:sz w:val="18"/>
-                <w:szCs w:val="18"/>
-              </w:rPr>
-              <w:t xml:space="preserve">Obveznik nikada:</w:t>
-            </w:r>
-          </w:p>
-        </w:tc>
-      </w:tr>
-      <w:tr>
-        <w:tc>
-          <w:tcPr>
-            <w:tcW w:type="dxa" w:w="4953"/>
-            <w:tcMar>
-              <w:top w:type="dxa" w:w="80"/>
-              <w:left w:type="dxa" w:w="100"/>
-              <w:bottom w:type="dxa" w:w="80"/>
-              <w:right w:type="dxa" w:w="100"/>
-            </w:tcMar>
-          </w:tcPr>
-          <w:p>
-            <w:pPr>
               <w:pStyle w:val="ListParagraph"/>
               <w:numPr>
                 <w:ilvl w:val="0"/>
@@ -1150,7 +1191,7 @@
                 <w:sz w:val="18"/>
                 <w:szCs w:val="18"/>
               </w:rPr>
-              <w:t xml:space="preserve">ne ostaje nasamo sa djetetom van vidokruga drugih, ni u prostoriji, ni u vozilu, ni na vodi;</w:t>
+              <w:t xml:space="preserve">treats every child with respect, regardless of sex, origin, language, religion, disability or family circumstances;</w:t>
             </w:r>
           </w:p>
           <w:p>
@@ -1168,7 +1209,7 @@
                 <w:sz w:val="18"/>
                 <w:szCs w:val="18"/>
               </w:rPr>
-              <w:t xml:space="preserve">ne prevozi dijete svojim vozilom, osim u hitnom slučaju uz saglasnost roditelja i prisustvo druge odrasle osobe;</w:t>
+              <w:t xml:space="preserve">works with children only in the presence of at least one other adult, in view of others;</w:t>
             </w:r>
           </w:p>
           <w:p>
@@ -1186,7 +1227,7 @@
                 <w:sz w:val="18"/>
                 <w:szCs w:val="18"/>
               </w:rPr>
-              <w:t xml:space="preserve">ne dogovara kontakt sa djetetom van aktivnosti udruženja niti komunicira sa djetetom privatnim porukama, pozivima ili na društvenim mrežama; komunikacija sa djetetom ide preko roditelja ili grupne poruke u kojoj je roditelj;</w:t>
+              <w:t xml:space="preserve">talks with a child in the open, in view of others;</w:t>
             </w:r>
           </w:p>
           <w:p>
@@ -1204,7 +1245,7 @@
                 <w:sz w:val="18"/>
                 <w:szCs w:val="18"/>
               </w:rPr>
-              <w:t xml:space="preserve">ne dodiruje dijete osim kada je to nužno radi bezbjednosti ili prve pomoći, i tada uz objašnjenje djetetu i u prisustvu drugih;</w:t>
+              <w:t xml:space="preserve">when a child asks for help (toilet, changing, injury), calls the parent or guardian, and until then two adults remain present;</w:t>
             </w:r>
           </w:p>
           <w:p>
@@ -1222,7 +1263,7 @@
                 <w:sz w:val="18"/>
                 <w:szCs w:val="18"/>
               </w:rPr>
-              <w:t xml:space="preserve">ne koristi neprimjeren jezik, ne zadirkuje, ne ponižava, ne prijeti i ne kažnjava;</w:t>
+              <w:t xml:space="preserve">listens to the child and takes seriously what the child says;</w:t>
             </w:r>
           </w:p>
           <w:p>
@@ -1240,7 +1281,7 @@
                 <w:sz w:val="18"/>
                 <w:szCs w:val="18"/>
               </w:rPr>
-              <w:t xml:space="preserve">ne fotografiše ni ne snima dijete privatnim uređajem; fotografije se prave samo po članu 15;</w:t>
+              <w:t xml:space="preserve">at an event wears the association's visible identification so that children and parents recognise them;</w:t>
             </w:r>
           </w:p>
           <w:p>
@@ -1258,15 +1299,130 @@
                 <w:sz w:val="18"/>
                 <w:szCs w:val="18"/>
               </w:rPr>
-              <w:t xml:space="preserve">ne daje djetetu poklone, novac ni privilegije mimo programa;</w:t>
-            </w:r>
-          </w:p>
+              <w:t xml:space="preserve">reports every concern, every incident and every breach of this policy, including their own.</w:t>
+            </w:r>
+          </w:p>
+        </w:tc>
+      </w:tr>
+      <w:tr>
+        <w:tc>
+          <w:tcPr>
+            <w:tcW w:type="dxa" w:w="4953"/>
+            <w:shd w:fill="F1F5F6" w:color="auto" w:val="clear"/>
+            <w:tcMar>
+              <w:top w:type="dxa" w:w="80"/>
+              <w:left w:type="dxa" w:w="100"/>
+              <w:bottom w:type="dxa" w:w="80"/>
+              <w:right w:type="dxa" w:w="100"/>
+            </w:tcMar>
+          </w:tcPr>
+          <w:p>
+            <w:r>
+              <w:rPr>
+                <w:rFonts w:ascii="Arial" w:cs="Arial" w:eastAsia="Arial" w:hAnsi="Arial"/>
+                <w:b/>
+                <w:bCs/>
+                <w:color w:val="0E3A46"/>
+                <w:sz w:val="20"/>
+                <w:szCs w:val="20"/>
+              </w:rPr>
+              <w:t xml:space="preserve">Član 5 — Nikada</w:t>
+            </w:r>
+          </w:p>
+        </w:tc>
+        <w:tc>
+          <w:tcPr>
+            <w:tcW w:type="dxa" w:w="4953"/>
+            <w:shd w:fill="F1F5F6" w:color="auto" w:val="clear"/>
+            <w:tcMar>
+              <w:top w:type="dxa" w:w="80"/>
+              <w:left w:type="dxa" w:w="100"/>
+              <w:bottom w:type="dxa" w:w="80"/>
+              <w:right w:type="dxa" w:w="100"/>
+            </w:tcMar>
+          </w:tcPr>
+          <w:p>
+            <w:r>
+              <w:rPr>
+                <w:rFonts w:ascii="Arial" w:cs="Arial" w:eastAsia="Arial" w:hAnsi="Arial"/>
+                <w:b/>
+                <w:bCs/>
+                <w:color w:val="0E3A46"/>
+                <w:sz w:val="20"/>
+                <w:szCs w:val="20"/>
+              </w:rPr>
+              <w:t xml:space="preserve">Article 5 — Never</w:t>
+            </w:r>
+          </w:p>
+        </w:tc>
+      </w:tr>
+      <w:tr>
+        <w:tc>
+          <w:tcPr>
+            <w:tcW w:type="dxa" w:w="4953"/>
+            <w:tcMar>
+              <w:top w:type="dxa" w:w="80"/>
+              <w:left w:type="dxa" w:w="100"/>
+              <w:bottom w:type="dxa" w:w="80"/>
+              <w:right w:type="dxa" w:w="100"/>
+            </w:tcMar>
+          </w:tcPr>
+          <w:p>
+            <w:pPr>
+              <w:spacing w:after="100"/>
+            </w:pPr>
+            <w:r>
+              <w:rPr>
+                <w:rFonts w:ascii="Arial" w:cs="Arial" w:eastAsia="Arial" w:hAnsi="Arial"/>
+                <w:sz w:val="18"/>
+                <w:szCs w:val="18"/>
+              </w:rPr>
+              <w:t xml:space="preserve">Obveznik nikada:</w:t>
+            </w:r>
+          </w:p>
+        </w:tc>
+        <w:tc>
+          <w:tcPr>
+            <w:tcW w:type="dxa" w:w="4953"/>
+            <w:tcMar>
+              <w:top w:type="dxa" w:w="80"/>
+              <w:left w:type="dxa" w:w="100"/>
+              <w:bottom w:type="dxa" w:w="80"/>
+              <w:right w:type="dxa" w:w="100"/>
+            </w:tcMar>
+          </w:tcPr>
+          <w:p>
+            <w:pPr>
+              <w:spacing w:after="100"/>
+            </w:pPr>
+            <w:r>
+              <w:rPr>
+                <w:rFonts w:ascii="Arial" w:cs="Arial" w:eastAsia="Arial" w:hAnsi="Arial"/>
+                <w:sz w:val="18"/>
+                <w:szCs w:val="18"/>
+              </w:rPr>
+              <w:t xml:space="preserve">A covered person never:</w:t>
+            </w:r>
+          </w:p>
+        </w:tc>
+      </w:tr>
+      <w:tr>
+        <w:tc>
+          <w:tcPr>
+            <w:tcW w:type="dxa" w:w="4953"/>
+            <w:tcMar>
+              <w:top w:type="dxa" w:w="80"/>
+              <w:left w:type="dxa" w:w="100"/>
+              <w:bottom w:type="dxa" w:w="80"/>
+              <w:right w:type="dxa" w:w="100"/>
+            </w:tcMar>
+          </w:tcPr>
           <w:p>
             <w:pPr>
               <w:pStyle w:val="ListParagraph"/>
               <w:numPr>
                 <w:ilvl w:val="0"/>
-                <w:numId w:val="3"/>
+                <w:numId w:val="4"/>
               </w:numPr>
               <w:spacing w:after="40"/>
             </w:pPr>
@@ -1276,7 +1432,7 @@
                 <w:sz w:val="18"/>
                 <w:szCs w:val="18"/>
               </w:rPr>
-              <w:t xml:space="preserve">ne konzumira alkohol ni druge supstance dok ima zadatak koji uključuje djecu;</w:t>
+              <w:t xml:space="preserve">ne ostaje nasamo sa djetetom van vidokruga drugih, ni u prostoriji, ni u vozilu, ni na vodi;</w:t>
             </w:r>
           </w:p>
           <w:p>
@@ -1284,7 +1440,7 @@
               <w:pStyle w:val="ListParagraph"/>
               <w:numPr>
                 <w:ilvl w:val="0"/>
-                <w:numId w:val="3"/>
+                <w:numId w:val="4"/>
               </w:numPr>
               <w:spacing w:after="40"/>
             </w:pPr>
@@ -1294,6 +1450,132 @@
                 <w:sz w:val="18"/>
                 <w:szCs w:val="18"/>
               </w:rPr>
+              <w:t xml:space="preserve">ne prevozi dijete svojim vozilom, osim u hitnom slučaju uz saglasnost roditelja i prisustvo druge odrasle osobe;</w:t>
+            </w:r>
+          </w:p>
+          <w:p>
+            <w:pPr>
+              <w:pStyle w:val="ListParagraph"/>
+              <w:numPr>
+                <w:ilvl w:val="0"/>
+                <w:numId w:val="4"/>
+              </w:numPr>
+              <w:spacing w:after="40"/>
+            </w:pPr>
+            <w:r>
+              <w:rPr>
+                <w:rFonts w:ascii="Arial" w:cs="Arial" w:eastAsia="Arial" w:hAnsi="Arial"/>
+                <w:sz w:val="18"/>
+                <w:szCs w:val="18"/>
+              </w:rPr>
+              <w:t xml:space="preserve">ne dogovara kontakt sa djetetom van aktivnosti udruženja niti komunicira sa djetetom privatnim porukama, pozivima ili na društvenim mrežama; komunikacija sa djetetom ide preko roditelja ili grupne poruke u kojoj je roditelj;</w:t>
+            </w:r>
+          </w:p>
+          <w:p>
+            <w:pPr>
+              <w:pStyle w:val="ListParagraph"/>
+              <w:numPr>
+                <w:ilvl w:val="0"/>
+                <w:numId w:val="4"/>
+              </w:numPr>
+              <w:spacing w:after="40"/>
+            </w:pPr>
+            <w:r>
+              <w:rPr>
+                <w:rFonts w:ascii="Arial" w:cs="Arial" w:eastAsia="Arial" w:hAnsi="Arial"/>
+                <w:sz w:val="18"/>
+                <w:szCs w:val="18"/>
+              </w:rPr>
+              <w:t xml:space="preserve">ne dodiruje dijete osim kada je to nužno radi bezbjednosti ili prve pomoći, i tada uz objašnjenje djetetu i u prisustvu drugih;</w:t>
+            </w:r>
+          </w:p>
+          <w:p>
+            <w:pPr>
+              <w:pStyle w:val="ListParagraph"/>
+              <w:numPr>
+                <w:ilvl w:val="0"/>
+                <w:numId w:val="4"/>
+              </w:numPr>
+              <w:spacing w:after="40"/>
+            </w:pPr>
+            <w:r>
+              <w:rPr>
+                <w:rFonts w:ascii="Arial" w:cs="Arial" w:eastAsia="Arial" w:hAnsi="Arial"/>
+                <w:sz w:val="18"/>
+                <w:szCs w:val="18"/>
+              </w:rPr>
+              <w:t xml:space="preserve">ne koristi neprimjeren jezik, ne zadirkuje, ne ponižava, ne prijeti i ne kažnjava;</w:t>
+            </w:r>
+          </w:p>
+          <w:p>
+            <w:pPr>
+              <w:pStyle w:val="ListParagraph"/>
+              <w:numPr>
+                <w:ilvl w:val="0"/>
+                <w:numId w:val="4"/>
+              </w:numPr>
+              <w:spacing w:after="40"/>
+            </w:pPr>
+            <w:r>
+              <w:rPr>
+                <w:rFonts w:ascii="Arial" w:cs="Arial" w:eastAsia="Arial" w:hAnsi="Arial"/>
+                <w:sz w:val="18"/>
+                <w:szCs w:val="18"/>
+              </w:rPr>
+              <w:t xml:space="preserve">ne fotografiše ni ne snima dijete privatnim uređajem; fotografije se prave samo po članu 15;</w:t>
+            </w:r>
+          </w:p>
+          <w:p>
+            <w:pPr>
+              <w:pStyle w:val="ListParagraph"/>
+              <w:numPr>
+                <w:ilvl w:val="0"/>
+                <w:numId w:val="4"/>
+              </w:numPr>
+              <w:spacing w:after="40"/>
+            </w:pPr>
+            <w:r>
+              <w:rPr>
+                <w:rFonts w:ascii="Arial" w:cs="Arial" w:eastAsia="Arial" w:hAnsi="Arial"/>
+                <w:sz w:val="18"/>
+                <w:szCs w:val="18"/>
+              </w:rPr>
+              <w:t xml:space="preserve">ne daje djetetu poklone, novac ni privilegije mimo programa;</w:t>
+            </w:r>
+          </w:p>
+          <w:p>
+            <w:pPr>
+              <w:pStyle w:val="ListParagraph"/>
+              <w:numPr>
+                <w:ilvl w:val="0"/>
+                <w:numId w:val="4"/>
+              </w:numPr>
+              <w:spacing w:after="40"/>
+            </w:pPr>
+            <w:r>
+              <w:rPr>
+                <w:rFonts w:ascii="Arial" w:cs="Arial" w:eastAsia="Arial" w:hAnsi="Arial"/>
+                <w:sz w:val="18"/>
+                <w:szCs w:val="18"/>
+              </w:rPr>
+              <w:t xml:space="preserve">ne konzumira alkohol ni druge supstance dok ima zadatak koji uključuje djecu;</w:t>
+            </w:r>
+          </w:p>
+          <w:p>
+            <w:pPr>
+              <w:pStyle w:val="ListParagraph"/>
+              <w:numPr>
+                <w:ilvl w:val="0"/>
+                <w:numId w:val="4"/>
+              </w:numPr>
+              <w:spacing w:after="40"/>
+            </w:pPr>
+            <w:r>
+              <w:rPr>
+                <w:rFonts w:ascii="Arial" w:cs="Arial" w:eastAsia="Arial" w:hAnsi="Arial"/>
+                <w:sz w:val="18"/>
+                <w:szCs w:val="18"/>
+              </w:rPr>
               <w:t xml:space="preserve">ne dozvoljava djeci da rade zadatke koji su za odrasle (rukovanje novcem, rad na vodi, nošenje tereta, rad noću).</w:t>
             </w:r>
           </w:p>
@@ -1310,25 +1592,164 @@
           </w:tcPr>
           <w:p>
             <w:pPr>
-              <w:spacing w:after="100"/>
-            </w:pPr>
-            <w:r>
-              <w:rPr>
-                <w:rFonts w:ascii="Arial" w:cs="Arial" w:eastAsia="Arial" w:hAnsi="Arial"/>
-                <w:i/>
-                <w:iCs/>
-                <w:sz w:val="18"/>
-                <w:szCs w:val="18"/>
-              </w:rPr>
-              <w:t xml:space="preserve">Article 5. Never.</w:t>
-            </w:r>
-            <w:r>
-              <w:rPr>
-                <w:rFonts w:ascii="Arial" w:cs="Arial" w:eastAsia="Arial" w:hAnsi="Arial"/>
-                <w:sz w:val="18"/>
-                <w:szCs w:val="18"/>
-              </w:rPr>
-              <w:t xml:space="preserve"> Never alone with a child out of sight, in a room, vehicle or on the water; never transport a child in your own vehicle except in an emergency with parental consent and another adult present; never arrange contact outside the association's activity or message, call or follow a child privately, communication goes through the parent or a group that includes the parent; never touch a child except when necessary for safety or first aid, with explanation and in view; never use inappropriate language, tease, humiliate, threaten or punish; never photograph a child with a private device; never give gifts, money or privileges outside the programme; no alcohol or substances on a child-facing task; never let children do adult tasks (handling money, water work, heavy loads, night work).</w:t>
+              <w:pStyle w:val="ListParagraph"/>
+              <w:numPr>
+                <w:ilvl w:val="0"/>
+                <w:numId w:val="5"/>
+              </w:numPr>
+              <w:spacing w:after="40"/>
+            </w:pPr>
+            <w:r>
+              <w:rPr>
+                <w:rFonts w:ascii="Arial" w:cs="Arial" w:eastAsia="Arial" w:hAnsi="Arial"/>
+                <w:sz w:val="18"/>
+                <w:szCs w:val="18"/>
+              </w:rPr>
+              <w:t xml:space="preserve">stays alone with a child out of sight of others, whether in a room, in a vehicle or on the water;</w:t>
+            </w:r>
+          </w:p>
+          <w:p>
+            <w:pPr>
+              <w:pStyle w:val="ListParagraph"/>
+              <w:numPr>
+                <w:ilvl w:val="0"/>
+                <w:numId w:val="5"/>
+              </w:numPr>
+              <w:spacing w:after="40"/>
+            </w:pPr>
+            <w:r>
+              <w:rPr>
+                <w:rFonts w:ascii="Arial" w:cs="Arial" w:eastAsia="Arial" w:hAnsi="Arial"/>
+                <w:sz w:val="18"/>
+                <w:szCs w:val="18"/>
+              </w:rPr>
+              <w:t xml:space="preserve">transports a child in their own vehicle, except in an emergency with the parent's consent and another adult present;</w:t>
+            </w:r>
+          </w:p>
+          <w:p>
+            <w:pPr>
+              <w:pStyle w:val="ListParagraph"/>
+              <w:numPr>
+                <w:ilvl w:val="0"/>
+                <w:numId w:val="5"/>
+              </w:numPr>
+              <w:spacing w:after="40"/>
+            </w:pPr>
+            <w:r>
+              <w:rPr>
+                <w:rFonts w:ascii="Arial" w:cs="Arial" w:eastAsia="Arial" w:hAnsi="Arial"/>
+                <w:sz w:val="18"/>
+                <w:szCs w:val="18"/>
+              </w:rPr>
+              <w:t xml:space="preserve">arranges contact with a child outside the association's activity or communicates with a child by private messages, calls or on social networks; communication with a child goes through the parent or a group message that includes the parent;</w:t>
+            </w:r>
+          </w:p>
+          <w:p>
+            <w:pPr>
+              <w:pStyle w:val="ListParagraph"/>
+              <w:numPr>
+                <w:ilvl w:val="0"/>
+                <w:numId w:val="5"/>
+              </w:numPr>
+              <w:spacing w:after="40"/>
+            </w:pPr>
+            <w:r>
+              <w:rPr>
+                <w:rFonts w:ascii="Arial" w:cs="Arial" w:eastAsia="Arial" w:hAnsi="Arial"/>
+                <w:sz w:val="18"/>
+                <w:szCs w:val="18"/>
+              </w:rPr>
+              <w:t xml:space="preserve">touches a child except when necessary for safety or first aid, and then with an explanation to the child and in the presence of others;</w:t>
+            </w:r>
+          </w:p>
+          <w:p>
+            <w:pPr>
+              <w:pStyle w:val="ListParagraph"/>
+              <w:numPr>
+                <w:ilvl w:val="0"/>
+                <w:numId w:val="5"/>
+              </w:numPr>
+              <w:spacing w:after="40"/>
+            </w:pPr>
+            <w:r>
+              <w:rPr>
+                <w:rFonts w:ascii="Arial" w:cs="Arial" w:eastAsia="Arial" w:hAnsi="Arial"/>
+                <w:sz w:val="18"/>
+                <w:szCs w:val="18"/>
+              </w:rPr>
+              <w:t xml:space="preserve">uses inappropriate language, teases, humiliates, threatens or punishes;</w:t>
+            </w:r>
+          </w:p>
+          <w:p>
+            <w:pPr>
+              <w:pStyle w:val="ListParagraph"/>
+              <w:numPr>
+                <w:ilvl w:val="0"/>
+                <w:numId w:val="5"/>
+              </w:numPr>
+              <w:spacing w:after="40"/>
+            </w:pPr>
+            <w:r>
+              <w:rPr>
+                <w:rFonts w:ascii="Arial" w:cs="Arial" w:eastAsia="Arial" w:hAnsi="Arial"/>
+                <w:sz w:val="18"/>
+                <w:szCs w:val="18"/>
+              </w:rPr>
+              <w:t xml:space="preserve">photographs or films a child with a private device; photographs are taken only under Article 15;</w:t>
+            </w:r>
+          </w:p>
+          <w:p>
+            <w:pPr>
+              <w:pStyle w:val="ListParagraph"/>
+              <w:numPr>
+                <w:ilvl w:val="0"/>
+                <w:numId w:val="5"/>
+              </w:numPr>
+              <w:spacing w:after="40"/>
+            </w:pPr>
+            <w:r>
+              <w:rPr>
+                <w:rFonts w:ascii="Arial" w:cs="Arial" w:eastAsia="Arial" w:hAnsi="Arial"/>
+                <w:sz w:val="18"/>
+                <w:szCs w:val="18"/>
+              </w:rPr>
+              <w:t xml:space="preserve">gives a child gifts, money or privileges outside the programme;</w:t>
+            </w:r>
+          </w:p>
+          <w:p>
+            <w:pPr>
+              <w:pStyle w:val="ListParagraph"/>
+              <w:numPr>
+                <w:ilvl w:val="0"/>
+                <w:numId w:val="5"/>
+              </w:numPr>
+              <w:spacing w:after="40"/>
+            </w:pPr>
+            <w:r>
+              <w:rPr>
+                <w:rFonts w:ascii="Arial" w:cs="Arial" w:eastAsia="Arial" w:hAnsi="Arial"/>
+                <w:sz w:val="18"/>
+                <w:szCs w:val="18"/>
+              </w:rPr>
+              <w:t xml:space="preserve">consumes alcohol or other substances while on a task that involves children;</w:t>
+            </w:r>
+          </w:p>
+          <w:p>
+            <w:pPr>
+              <w:pStyle w:val="ListParagraph"/>
+              <w:numPr>
+                <w:ilvl w:val="0"/>
+                <w:numId w:val="5"/>
+              </w:numPr>
+              <w:spacing w:after="40"/>
+            </w:pPr>
+            <w:r>
+              <w:rPr>
+                <w:rFonts w:ascii="Arial" w:cs="Arial" w:eastAsia="Arial" w:hAnsi="Arial"/>
+                <w:sz w:val="18"/>
+                <w:szCs w:val="18"/>
+              </w:rPr>
+              <w:t xml:space="preserve">lets children do tasks meant for adults (handling money, work on the water, carrying loads, night work).</w:t>
             </w:r>
           </w:p>
         </w:tc>
@@ -1380,7 +1801,7 @@
                 <w:sz w:val="20"/>
                 <w:szCs w:val="20"/>
               </w:rPr>
-              <w:t xml:space="preserve">Article 6. Peer abuse and inclusion.</w:t>
+              <w:t xml:space="preserve">Article 6 — Peer abuse and inclusion</w:t>
             </w:r>
           </w:p>
         </w:tc>
@@ -1427,20 +1848,10 @@
             <w:r>
               <w:rPr>
                 <w:rFonts w:ascii="Arial" w:cs="Arial" w:eastAsia="Arial" w:hAnsi="Arial"/>
-                <w:i/>
-                <w:iCs/>
-                <w:sz w:val="18"/>
-                <w:szCs w:val="18"/>
-              </w:rPr>
-              <w:t xml:space="preserve">Article 6. Peer abuse and inclusion.</w:t>
-            </w:r>
-            <w:r>
-              <w:rPr>
-                <w:rFonts w:ascii="Arial" w:cs="Arial" w:eastAsia="Arial" w:hAnsi="Arial"/>
-                <w:sz w:val="18"/>
-                <w:szCs w:val="18"/>
-              </w:rPr>
-              <w:t xml:space="preserve"> Covered persons prevent and stop teasing, exclusion and violence among children and inform the event lead. The programme is adapted so a child with a disability can take part, with the parent on the support needed.</w:t>
+                <w:sz w:val="18"/>
+                <w:szCs w:val="18"/>
+              </w:rPr>
+              <w:t xml:space="preserve">Covered persons prevent and stop teasing, exclusion and violence among children and inform the event safeguarding lead. The programme is adapted so that a child with a disability or developmental difficulties can take part, with the parent agreeing on the support needed.</w:t>
             </w:r>
           </w:p>
         </w:tc>
@@ -1492,7 +1903,7 @@
                 <w:sz w:val="22"/>
                 <w:szCs w:val="22"/>
               </w:rPr>
-              <w:t xml:space="preserve">ROLES</w:t>
+              <w:t xml:space="preserve">III. ROLES</w:t>
             </w:r>
           </w:p>
         </w:tc>
@@ -1544,7 +1955,7 @@
                 <w:sz w:val="20"/>
                 <w:szCs w:val="20"/>
               </w:rPr>
-              <w:t xml:space="preserve">Article 7. National safeguarding lead.</w:t>
+              <w:t xml:space="preserve">Article 7 — National child safeguarding lead</w:t>
             </w:r>
           </w:p>
         </w:tc>
@@ -1573,6 +1984,43 @@
               <w:t xml:space="preserve">Upravni odbor imenuje nacionalno lice za zaštitu djece, po mogućnosti sa iskustvom u radu sa djecom (obrazovanje, socijalni rad, zdravstvo, sport). Nacionalno lice: vodi primjenu ove politike; odobrava lica za zaštitu na događajima; daje saglasnost na događaje sa djecom i u vodi (Pravila o ograncima, član 11); vodi obuku; prima prijave i odlučuje o obavještavanju nadležnih organa zajedno sa Izvršnim direktorom; vodi evidenciju prijava; podnosi Upravnom odboru godišnji izvještaj i predlaže izmjene.</w:t>
             </w:r>
           </w:p>
+        </w:tc>
+        <w:tc>
+          <w:tcPr>
+            <w:tcW w:type="dxa" w:w="4953"/>
+            <w:tcMar>
+              <w:top w:type="dxa" w:w="80"/>
+              <w:left w:type="dxa" w:w="100"/>
+              <w:bottom w:type="dxa" w:w="80"/>
+              <w:right w:type="dxa" w:w="100"/>
+            </w:tcMar>
+          </w:tcPr>
+          <w:p>
+            <w:pPr>
+              <w:spacing w:after="100"/>
+            </w:pPr>
+            <w:r>
+              <w:rPr>
+                <w:rFonts w:ascii="Arial" w:cs="Arial" w:eastAsia="Arial" w:hAnsi="Arial"/>
+                <w:sz w:val="18"/>
+                <w:szCs w:val="18"/>
+              </w:rPr>
+              <w:t xml:space="preserve">The Board appoints a national child safeguarding lead, preferably with experience of working with children (education, social work, health, sport). The national lead: leads the application of this policy; approves the event safeguarding leads; gives consent to events with children and on the water (Chapter Rules, Article 11); runs training; receives reports and decides together with the Executive Director on notifying the competent authorities; keeps the register of reports; submits an annual report to the Board and proposes changes.</w:t>
+            </w:r>
+          </w:p>
+        </w:tc>
+      </w:tr>
+      <w:tr>
+        <w:tc>
+          <w:tcPr>
+            <w:tcW w:type="dxa" w:w="4953"/>
+            <w:tcMar>
+              <w:top w:type="dxa" w:w="80"/>
+              <w:left w:type="dxa" w:w="100"/>
+              <w:bottom w:type="dxa" w:w="80"/>
+              <w:right w:type="dxa" w:w="100"/>
+            </w:tcMar>
+          </w:tcPr>
           <w:p>
             <w:pPr>
               <w:spacing w:after="100"/>
@@ -1604,20 +2052,10 @@
             <w:r>
               <w:rPr>
                 <w:rFonts w:ascii="Arial" w:cs="Arial" w:eastAsia="Arial" w:hAnsi="Arial"/>
-                <w:i/>
-                <w:iCs/>
-                <w:sz w:val="18"/>
-                <w:szCs w:val="18"/>
-              </w:rPr>
-              <w:t xml:space="preserve">Article 7. National safeguarding lead.</w:t>
-            </w:r>
-            <w:r>
-              <w:rPr>
-                <w:rFonts w:ascii="Arial" w:cs="Arial" w:eastAsia="Arial" w:hAnsi="Arial"/>
-                <w:sz w:val="18"/>
-                <w:szCs w:val="18"/>
-              </w:rPr>
-              <w:t xml:space="preserve"> Appointed by the Board, preferably with experience in education, social work, health or sport. Leads the policy; approves event leads; signs off events with children or on water (Chapter Rules Art. 11); runs training; receives reports and decides with the Director on notifying authorities; keeps the reports register; reports yearly to the Board and proposes changes. Cannot be the Director. Name and contact published on the website.</w:t>
+                <w:sz w:val="18"/>
+                <w:szCs w:val="18"/>
+              </w:rPr>
+              <w:t xml:space="preserve">The national lead may not be the Executive Director. Their name and contact details are published on the association's website.</w:t>
             </w:r>
           </w:p>
         </w:tc>
@@ -1669,35 +2107,72 @@
                 <w:sz w:val="20"/>
                 <w:szCs w:val="20"/>
               </w:rPr>
-              <w:t xml:space="preserve">Article 8. Event safeguarding lead.</w:t>
-            </w:r>
-          </w:p>
-        </w:tc>
-      </w:tr>
-      <w:tr>
-        <w:tc>
-          <w:tcPr>
-            <w:tcW w:type="dxa" w:w="4953"/>
-            <w:tcMar>
-              <w:top w:type="dxa" w:w="80"/>
-              <w:left w:type="dxa" w:w="100"/>
-              <w:bottom w:type="dxa" w:w="80"/>
-              <w:right w:type="dxa" w:w="100"/>
-            </w:tcMar>
-          </w:tcPr>
-          <w:p>
-            <w:pPr>
-              <w:spacing w:after="100"/>
-            </w:pPr>
-            <w:r>
-              <w:rPr>
-                <w:rFonts w:ascii="Arial" w:cs="Arial" w:eastAsia="Arial" w:hAnsi="Arial"/>
-                <w:sz w:val="18"/>
-                <w:szCs w:val="18"/>
-              </w:rPr>
-              <w:t xml:space="preserve">Za svaki događaj rukovodilac događaja imenuje lice za zaštitu djece na događaju, koje odobrava nacionalno lice. Ono: provjerava da su svi volonteri sa zadacima koji uključuju djecu prošli upoznavanje; sprovodi postupak za izgubljeno dijete i preuzimanje djece; prima prijave na događaju i postupa po dijelu VI; vidljivo je označeno i dostupno cijelo vrijeme događaja; ime mu se objavljuje na stranici događaja.</w:t>
-            </w:r>
-          </w:p>
+              <w:t xml:space="preserve">Article 8 — Event child safeguarding lead</w:t>
+            </w:r>
+          </w:p>
+        </w:tc>
+      </w:tr>
+      <w:tr>
+        <w:tc>
+          <w:tcPr>
+            <w:tcW w:type="dxa" w:w="4953"/>
+            <w:tcMar>
+              <w:top w:type="dxa" w:w="80"/>
+              <w:left w:type="dxa" w:w="100"/>
+              <w:bottom w:type="dxa" w:w="80"/>
+              <w:right w:type="dxa" w:w="100"/>
+            </w:tcMar>
+          </w:tcPr>
+          <w:p>
+            <w:pPr>
+              <w:spacing w:after="100"/>
+            </w:pPr>
+            <w:r>
+              <w:rPr>
+                <w:rFonts w:ascii="Arial" w:cs="Arial" w:eastAsia="Arial" w:hAnsi="Arial"/>
+                <w:sz w:val="18"/>
+                <w:szCs w:val="18"/>
+              </w:rPr>
+              <w:t xml:space="preserve">Za svaki događaj rukovodilac događaja imenuje lice za zaštitu djece na događaju, koje odobrava nacionalno lice. Ono: provjerava da su svi volonteri sa zadacima koji uključuju djecu prošli upoznavanje; sprovodi postupak za izgubljeno dijete i preuzimanje djece; prima prijave na događaju i postupa po dijelu VII; vidljivo je označeno i dostupno cijelo vrijeme događaja; ime mu se objavljuje na stranici događaja.</w:t>
+            </w:r>
+          </w:p>
+        </w:tc>
+        <w:tc>
+          <w:tcPr>
+            <w:tcW w:type="dxa" w:w="4953"/>
+            <w:tcMar>
+              <w:top w:type="dxa" w:w="80"/>
+              <w:left w:type="dxa" w:w="100"/>
+              <w:bottom w:type="dxa" w:w="80"/>
+              <w:right w:type="dxa" w:w="100"/>
+            </w:tcMar>
+          </w:tcPr>
+          <w:p>
+            <w:pPr>
+              <w:spacing w:after="100"/>
+            </w:pPr>
+            <w:r>
+              <w:rPr>
+                <w:rFonts w:ascii="Arial" w:cs="Arial" w:eastAsia="Arial" w:hAnsi="Arial"/>
+                <w:sz w:val="18"/>
+                <w:szCs w:val="18"/>
+              </w:rPr>
+              <w:t xml:space="preserve">For every event the event manager appoints an event child safeguarding lead, approved by the national lead. The event lead: checks that all volunteers with child-facing tasks have been briefed; runs the lost-child and collection procedures; receives reports at the event and acts under Part VII; is visibly identified and reachable for the whole event; is named on the event page.</w:t>
+            </w:r>
+          </w:p>
+        </w:tc>
+      </w:tr>
+      <w:tr>
+        <w:tc>
+          <w:tcPr>
+            <w:tcW w:type="dxa" w:w="4953"/>
+            <w:tcMar>
+              <w:top w:type="dxa" w:w="80"/>
+              <w:left w:type="dxa" w:w="100"/>
+              <w:bottom w:type="dxa" w:w="80"/>
+              <w:right w:type="dxa" w:w="100"/>
+            </w:tcMar>
+          </w:tcPr>
           <w:p>
             <w:pPr>
               <w:spacing w:after="100"/>
@@ -1729,20 +2204,10 @@
             <w:r>
               <w:rPr>
                 <w:rFonts w:ascii="Arial" w:cs="Arial" w:eastAsia="Arial" w:hAnsi="Arial"/>
-                <w:i/>
-                <w:iCs/>
-                <w:sz w:val="18"/>
-                <w:szCs w:val="18"/>
-              </w:rPr>
-              <w:t xml:space="preserve">Article 8. Event safeguarding lead.</w:t>
-            </w:r>
-            <w:r>
-              <w:rPr>
-                <w:rFonts w:ascii="Arial" w:cs="Arial" w:eastAsia="Arial" w:hAnsi="Arial"/>
-                <w:sz w:val="18"/>
-                <w:szCs w:val="18"/>
-              </w:rPr>
-              <w:t xml:space="preserve"> Named by the event manager for every event and approved by the national lead. Checks every child-facing volunteer was briefed; runs the lost-child and collection procedures; receives reports at the event and acts under Part VI; visibly identified and reachable throughout; named on the event page. Cannot at the same time be the event manager, a race official or the photographer.</w:t>
+                <w:sz w:val="18"/>
+                <w:szCs w:val="18"/>
+              </w:rPr>
+              <w:t xml:space="preserve">The event safeguarding lead may not at the same time be the event manager, a race official or the photographer.</w:t>
             </w:r>
           </w:p>
         </w:tc>
@@ -1794,7 +2259,7 @@
                 <w:sz w:val="22"/>
                 <w:szCs w:val="22"/>
               </w:rPr>
-              <w:t xml:space="preserve">RECRUITMENT AND TRAINING</w:t>
+              <w:t xml:space="preserve">IV. RECRUITMENT AND TRAINING</w:t>
             </w:r>
           </w:p>
         </w:tc>
@@ -1846,35 +2311,72 @@
                 <w:sz w:val="20"/>
                 <w:szCs w:val="20"/>
               </w:rPr>
-              <w:t xml:space="preserve">Article 9. Child-facing tasks.</w:t>
-            </w:r>
-          </w:p>
-        </w:tc>
-      </w:tr>
-      <w:tr>
-        <w:tc>
-          <w:tcPr>
-            <w:tcW w:type="dxa" w:w="4953"/>
-            <w:tcMar>
-              <w:top w:type="dxa" w:w="80"/>
-              <w:left w:type="dxa" w:w="100"/>
-              <w:bottom w:type="dxa" w:w="80"/>
-              <w:right w:type="dxa" w:w="100"/>
-            </w:tcMar>
-          </w:tcPr>
-          <w:p>
-            <w:pPr>
-              <w:spacing w:after="100"/>
-            </w:pPr>
-            <w:r>
-              <w:rPr>
-                <w:rFonts w:ascii="Arial" w:cs="Arial" w:eastAsia="Arial" w:hAnsi="Arial"/>
-                <w:sz w:val="18"/>
-                <w:szCs w:val="18"/>
-              </w:rPr>
-              <w:t xml:space="preserve">Zadaci koji uključuju rad sa djecom (dječija trka, čuvanje djece, animacija, podjela kostima djeci, lice za zaštitu) dodjeljuju se samo licima koja su: punoljetna; prošla upoznavanje iz člana 10; potpisala izjavu da prihvataju ovu politiku i da protiv njih nije vođen ni se ne vodi postupak za krivično djelo protiv djece, polne slobode ili nasilja u porodici; za stalne uloge (nacionalno lice, lica za zaštitu na događajima, zaposleni sa redovnim kontaktom sa djecom) dostavila uvjerenje o nekažnjavanju ne starije od šest mjeseci, [[PLACEHOLDER: potvrditi pravni osnov i obim, dio IX]].</w:t>
-            </w:r>
-          </w:p>
+              <w:t xml:space="preserve">Article 9 — Child-facing tasks</w:t>
+            </w:r>
+          </w:p>
+        </w:tc>
+      </w:tr>
+      <w:tr>
+        <w:tc>
+          <w:tcPr>
+            <w:tcW w:type="dxa" w:w="4953"/>
+            <w:tcMar>
+              <w:top w:type="dxa" w:w="80"/>
+              <w:left w:type="dxa" w:w="100"/>
+              <w:bottom w:type="dxa" w:w="80"/>
+              <w:right w:type="dxa" w:w="100"/>
+            </w:tcMar>
+          </w:tcPr>
+          <w:p>
+            <w:pPr>
+              <w:spacing w:after="100"/>
+            </w:pPr>
+            <w:r>
+              <w:rPr>
+                <w:rFonts w:ascii="Arial" w:cs="Arial" w:eastAsia="Arial" w:hAnsi="Arial"/>
+                <w:sz w:val="18"/>
+                <w:szCs w:val="18"/>
+              </w:rPr>
+              <w:t xml:space="preserve">Zadaci koji uključuju rad sa djecom (dječija trka, čuvanje djece, animacija, podjela kostima djeci, lice za zaštitu) dodjeljuju se samo licima koja su: punoljetna; prošla upoznavanje iz člana 10; potpisala izjavu da prihvataju ovu politiku i da protiv njih nije vođen niti se vodi postupak za krivično djelo protiv djece, polne slobode ili nasilja u porodici; za stalne uloge (nacionalno lice, lica za zaštitu na događajima, zaposleni sa redovnim kontaktom sa djecom) dostavila uvjerenje o nekažnjavanju ne starije od šest mjeseci, [[PLACEHOLDER: potvrditi pravni osnov i obim, dio IX]].</w:t>
+            </w:r>
+          </w:p>
+        </w:tc>
+        <w:tc>
+          <w:tcPr>
+            <w:tcW w:type="dxa" w:w="4953"/>
+            <w:tcMar>
+              <w:top w:type="dxa" w:w="80"/>
+              <w:left w:type="dxa" w:w="100"/>
+              <w:bottom w:type="dxa" w:w="80"/>
+              <w:right w:type="dxa" w:w="100"/>
+            </w:tcMar>
+          </w:tcPr>
+          <w:p>
+            <w:pPr>
+              <w:spacing w:after="100"/>
+            </w:pPr>
+            <w:r>
+              <w:rPr>
+                <w:rFonts w:ascii="Arial" w:cs="Arial" w:eastAsia="Arial" w:hAnsi="Arial"/>
+                <w:sz w:val="18"/>
+                <w:szCs w:val="18"/>
+              </w:rPr>
+              <w:t xml:space="preserve">Tasks that involve working with children (the children's race, childminding, entertainment, handing out costumes to children, safeguarding lead) are assigned only to persons who: are adults; have been briefed under Article 10; have signed a declaration that they accept this policy and that no proceedings for a criminal offence against children, sexual freedom or domestic violence have been or are being conducted against them; and, for permanent roles (the national lead, event safeguarding leads, employees in regular contact with children), have provided a criminal record certificate not older than six months, [[PLACEHOLDER: confirm the legal basis and scope, Part IX]].</w:t>
+            </w:r>
+          </w:p>
+        </w:tc>
+      </w:tr>
+      <w:tr>
+        <w:tc>
+          <w:tcPr>
+            <w:tcW w:type="dxa" w:w="4953"/>
+            <w:tcMar>
+              <w:top w:type="dxa" w:w="80"/>
+              <w:left w:type="dxa" w:w="100"/>
+              <w:bottom w:type="dxa" w:w="80"/>
+              <w:right w:type="dxa" w:w="100"/>
+            </w:tcMar>
+          </w:tcPr>
           <w:p>
             <w:pPr>
               <w:spacing w:after="100"/>
@@ -1906,20 +2408,10 @@
             <w:r>
               <w:rPr>
                 <w:rFonts w:ascii="Arial" w:cs="Arial" w:eastAsia="Arial" w:hAnsi="Arial"/>
-                <w:i/>
-                <w:iCs/>
-                <w:sz w:val="18"/>
-                <w:szCs w:val="18"/>
-              </w:rPr>
-              <w:t xml:space="preserve">Article 9. Child-facing tasks.</w:t>
-            </w:r>
-            <w:r>
-              <w:rPr>
-                <w:rFonts w:ascii="Arial" w:cs="Arial" w:eastAsia="Arial" w:hAnsi="Arial"/>
-                <w:sz w:val="18"/>
-                <w:szCs w:val="18"/>
-              </w:rPr>
-              <w:t xml:space="preserve"> Only adults who were briefed under Article 10, signed the declaration accepting this policy and stating no past or pending proceedings for offences against children, sexual freedom or domestic violence, and, for permanent roles (national lead, event leads, staff with regular child contact), provided a criminal record certificate not older than six months [confirm legal basis and scope, Part IX]. Anyone not meeting the conditions may volunteer on non-child tasks.</w:t>
+                <w:sz w:val="18"/>
+                <w:szCs w:val="18"/>
+              </w:rPr>
+              <w:t xml:space="preserve">A person who does not meet the conditions may volunteer on tasks without contact with children.</w:t>
             </w:r>
           </w:p>
         </w:tc>
@@ -1971,7 +2463,7 @@
                 <w:sz w:val="20"/>
                 <w:szCs w:val="20"/>
               </w:rPr>
-              <w:t xml:space="preserve">Article 10. Briefing and training.</w:t>
+              <w:t xml:space="preserve">Article 10 — Briefing and training</w:t>
             </w:r>
           </w:p>
         </w:tc>
@@ -2000,6 +2492,43 @@
               <w:t xml:space="preserve">Svaki volonter prije svakog događaja prolazi upoznavanje od najmanje 15 minuta: pravila ponašanja iz dijela II, ko je lice za zaštitu, kako se prijavljuje sumnja, postupak za izgubljeno dijete, pravila fotografisanja. Evidencija upoznavanja (ime, datum, ko je vodio) unosi se u registar volontera.</w:t>
             </w:r>
           </w:p>
+        </w:tc>
+        <w:tc>
+          <w:tcPr>
+            <w:tcW w:type="dxa" w:w="4953"/>
+            <w:tcMar>
+              <w:top w:type="dxa" w:w="80"/>
+              <w:left w:type="dxa" w:w="100"/>
+              <w:bottom w:type="dxa" w:w="80"/>
+              <w:right w:type="dxa" w:w="100"/>
+            </w:tcMar>
+          </w:tcPr>
+          <w:p>
+            <w:pPr>
+              <w:spacing w:after="100"/>
+            </w:pPr>
+            <w:r>
+              <w:rPr>
+                <w:rFonts w:ascii="Arial" w:cs="Arial" w:eastAsia="Arial" w:hAnsi="Arial"/>
+                <w:sz w:val="18"/>
+                <w:szCs w:val="18"/>
+              </w:rPr>
+              <w:t xml:space="preserve">Before every event, every volunteer receives a briefing of at least 15 minutes: the code of conduct in Part II, who the safeguarding lead is, how a concern is reported, the lost-child procedure, the photography rules. A record of the briefing (name, date, who gave it) is entered in the volunteer register.</w:t>
+            </w:r>
+          </w:p>
+        </w:tc>
+      </w:tr>
+      <w:tr>
+        <w:tc>
+          <w:tcPr>
+            <w:tcW w:type="dxa" w:w="4953"/>
+            <w:tcMar>
+              <w:top w:type="dxa" w:w="80"/>
+              <w:left w:type="dxa" w:w="100"/>
+              <w:bottom w:type="dxa" w:w="80"/>
+              <w:right w:type="dxa" w:w="100"/>
+            </w:tcMar>
+          </w:tcPr>
           <w:p>
             <w:pPr>
               <w:spacing w:after="100"/>
@@ -2031,20 +2560,10 @@
             <w:r>
               <w:rPr>
                 <w:rFonts w:ascii="Arial" w:cs="Arial" w:eastAsia="Arial" w:hAnsi="Arial"/>
-                <w:i/>
-                <w:iCs/>
-                <w:sz w:val="18"/>
-                <w:szCs w:val="18"/>
-              </w:rPr>
-              <w:t xml:space="preserve">Article 10. Briefing and training.</w:t>
-            </w:r>
-            <w:r>
-              <w:rPr>
-                <w:rFonts w:ascii="Arial" w:cs="Arial" w:eastAsia="Arial" w:hAnsi="Arial"/>
-                <w:sz w:val="18"/>
-                <w:szCs w:val="18"/>
-              </w:rPr>
-              <w:t xml:space="preserve"> Every volunteer, before every event, gets at least a 15-minute briefing: the code of conduct, who the lead is, how to report, the lost-child procedure, photo rules; recorded in the volunteer register. Safeguarding leads and chapter officers get at least [number] hours' training on appointment and a yearly refresher, recorded by the national lead.</w:t>
+                <w:sz w:val="18"/>
+                <w:szCs w:val="18"/>
+              </w:rPr>
+              <w:t xml:space="preserve">Safeguarding leads and chapter officers receive at least [[PLACEHOLDER: number]] hours' training on appointment and a refresher once a year. The national lead keeps the training records.</w:t>
             </w:r>
           </w:p>
         </w:tc>
@@ -2096,7 +2615,7 @@
                 <w:sz w:val="22"/>
                 <w:szCs w:val="22"/>
               </w:rPr>
-              <w:t xml:space="preserve">EVENTS</w:t>
+              <w:t xml:space="preserve">V. EVENTS</w:t>
             </w:r>
           </w:p>
         </w:tc>
@@ -2148,35 +2667,72 @@
                 <w:sz w:val="20"/>
                 <w:szCs w:val="20"/>
               </w:rPr>
-              <w:t xml:space="preserve">Article 11. Planning.</w:t>
-            </w:r>
-          </w:p>
-        </w:tc>
-      </w:tr>
-      <w:tr>
-        <w:tc>
-          <w:tcPr>
-            <w:tcW w:type="dxa" w:w="4953"/>
-            <w:tcMar>
-              <w:top w:type="dxa" w:w="80"/>
-              <w:left w:type="dxa" w:w="100"/>
-              <w:bottom w:type="dxa" w:w="80"/>
-              <w:right w:type="dxa" w:w="100"/>
-            </w:tcMar>
-          </w:tcPr>
-          <w:p>
-            <w:pPr>
-              <w:spacing w:after="100"/>
-            </w:pPr>
-            <w:r>
-              <w:rPr>
-                <w:rFonts w:ascii="Arial" w:cs="Arial" w:eastAsia="Arial" w:hAnsi="Arial"/>
-                <w:sz w:val="18"/>
-                <w:szCs w:val="18"/>
-              </w:rPr>
-              <w:t xml:space="preserve">Procjena rizika za svaki događaj sadrži poseban odjeljak o djeci: očekivani broj djece, uzrasne kategorije, odnos broja odraslih i djece za dječije aktivnosti (najmanje [[PLACEHOLDER: odnos, npr. 1 : 8]] za djecu do 8 godina i 1 : 12 za stariju djecu), tačka okupljanja za izgubljenu djecu, način preuzimanja djece, prva pomoć, sanitarni uslovi i posebni rizici (voda, saobraćaj, hladnoća, gužva).</w:t>
-            </w:r>
-          </w:p>
+              <w:t xml:space="preserve">Article 11 — Planning</w:t>
+            </w:r>
+          </w:p>
+        </w:tc>
+      </w:tr>
+      <w:tr>
+        <w:tc>
+          <w:tcPr>
+            <w:tcW w:type="dxa" w:w="4953"/>
+            <w:tcMar>
+              <w:top w:type="dxa" w:w="80"/>
+              <w:left w:type="dxa" w:w="100"/>
+              <w:bottom w:type="dxa" w:w="80"/>
+              <w:right w:type="dxa" w:w="100"/>
+            </w:tcMar>
+          </w:tcPr>
+          <w:p>
+            <w:pPr>
+              <w:spacing w:after="100"/>
+            </w:pPr>
+            <w:r>
+              <w:rPr>
+                <w:rFonts w:ascii="Arial" w:cs="Arial" w:eastAsia="Arial" w:hAnsi="Arial"/>
+                <w:sz w:val="18"/>
+                <w:szCs w:val="18"/>
+              </w:rPr>
+              <w:t xml:space="preserve">Procjena rizika za svaki događaj sadrži poseban odjeljak o djeci: očekivani broj djece, uzrasne kategorije, odnos broja odraslih i djece za dječije aktivnosti (najmanje [[PLACEHOLDER: odnos, npr. 1 : 8]] za djecu do 8 godina i 1 : 12 za stariju djecu), tačku okupljanja za izgubljenu djecu, način preuzimanja djece, prvu pomoć, sanitarne uslove i posebne rizike (voda, saobraćaj, hladnoća, gužva).</w:t>
+            </w:r>
+          </w:p>
+        </w:tc>
+        <w:tc>
+          <w:tcPr>
+            <w:tcW w:type="dxa" w:w="4953"/>
+            <w:tcMar>
+              <w:top w:type="dxa" w:w="80"/>
+              <w:left w:type="dxa" w:w="100"/>
+              <w:bottom w:type="dxa" w:w="80"/>
+              <w:right w:type="dxa" w:w="100"/>
+            </w:tcMar>
+          </w:tcPr>
+          <w:p>
+            <w:pPr>
+              <w:spacing w:after="100"/>
+            </w:pPr>
+            <w:r>
+              <w:rPr>
+                <w:rFonts w:ascii="Arial" w:cs="Arial" w:eastAsia="Arial" w:hAnsi="Arial"/>
+                <w:sz w:val="18"/>
+                <w:szCs w:val="18"/>
+              </w:rPr>
+              <w:t xml:space="preserve">The risk assessment for every event contains a separate section on children: the expected number of children, age categories, the adult-to-child ratio for children's activities (at least [[PLACEHOLDER: ratio, e.g. 1 : 8]] for children up to 8 years and 1 : 12 for older children), the meeting point for lost children, the collection arrangements, first aid, sanitary facilities and specific risks (water, traffic, cold, crowds).</w:t>
+            </w:r>
+          </w:p>
+        </w:tc>
+      </w:tr>
+      <w:tr>
+        <w:tc>
+          <w:tcPr>
+            <w:tcW w:type="dxa" w:w="4953"/>
+            <w:tcMar>
+              <w:top w:type="dxa" w:w="80"/>
+              <w:left w:type="dxa" w:w="100"/>
+              <w:bottom w:type="dxa" w:w="80"/>
+              <w:right w:type="dxa" w:w="100"/>
+            </w:tcMar>
+          </w:tcPr>
           <w:p>
             <w:pPr>
               <w:spacing w:after="100"/>
@@ -2208,20 +2764,10 @@
             <w:r>
               <w:rPr>
                 <w:rFonts w:ascii="Arial" w:cs="Arial" w:eastAsia="Arial" w:hAnsi="Arial"/>
-                <w:i/>
-                <w:iCs/>
-                <w:sz w:val="18"/>
-                <w:szCs w:val="18"/>
-              </w:rPr>
-              <w:t xml:space="preserve">Article 11. Planning.</w:t>
-            </w:r>
-            <w:r>
-              <w:rPr>
-                <w:rFonts w:ascii="Arial" w:cs="Arial" w:eastAsia="Arial" w:hAnsi="Arial"/>
-                <w:sz w:val="18"/>
-                <w:szCs w:val="18"/>
-              </w:rPr>
-              <w:t xml:space="preserve"> The risk assessment has a children section: expected numbers and ages, adult-to-child ratios for children's activities (at least [1 : 8] up to age 8, 1 : 12 above), the lost-child meeting point, collection arrangements, first aid, sanitary facilities and specific risks (water, traffic, cold, crowds). Events with children need the national lead's sign-off.</w:t>
+                <w:sz w:val="18"/>
+                <w:szCs w:val="18"/>
+              </w:rPr>
+              <w:t xml:space="preserve">An event with children is approved only with the consent of the national lead (Chapter Rules, Article 11).</w:t>
             </w:r>
           </w:p>
         </w:tc>
@@ -2273,35 +2819,72 @@
                 <w:sz w:val="20"/>
                 <w:szCs w:val="20"/>
               </w:rPr>
-              <w:t xml:space="preserve">Article 12. Registration, age and consent.</w:t>
-            </w:r>
-          </w:p>
-        </w:tc>
-      </w:tr>
-      <w:tr>
-        <w:tc>
-          <w:tcPr>
-            <w:tcW w:type="dxa" w:w="4953"/>
-            <w:tcMar>
-              <w:top w:type="dxa" w:w="80"/>
-              <w:left w:type="dxa" w:w="100"/>
-              <w:bottom w:type="dxa" w:w="80"/>
-              <w:right w:type="dxa" w:w="100"/>
-            </w:tcMar>
-          </w:tcPr>
-          <w:p>
-            <w:pPr>
-              <w:spacing w:after="100"/>
-            </w:pPr>
-            <w:r>
-              <w:rPr>
-                <w:rFonts w:ascii="Arial" w:cs="Arial" w:eastAsia="Arial" w:hAnsi="Arial"/>
-                <w:sz w:val="18"/>
-                <w:szCs w:val="18"/>
-              </w:rPr>
-              <w:t xml:space="preserve">Dijete se prijavljuje na događaj isključivo preko roditelja ili staratelja, koji prihvata uslove učešća i izjavu o odricanju od odgovornosti i odlučuje o saglasnosti za fotografisanje. Minimalni uzrast po aktivnosti i distanci utvrđen je uslovima učešća.</w:t>
-            </w:r>
-          </w:p>
+              <w:t xml:space="preserve">Article 12 — Registration, age and parental consent</w:t>
+            </w:r>
+          </w:p>
+        </w:tc>
+      </w:tr>
+      <w:tr>
+        <w:tc>
+          <w:tcPr>
+            <w:tcW w:type="dxa" w:w="4953"/>
+            <w:tcMar>
+              <w:top w:type="dxa" w:w="80"/>
+              <w:left w:type="dxa" w:w="100"/>
+              <w:bottom w:type="dxa" w:w="80"/>
+              <w:right w:type="dxa" w:w="100"/>
+            </w:tcMar>
+          </w:tcPr>
+          <w:p>
+            <w:pPr>
+              <w:spacing w:after="100"/>
+            </w:pPr>
+            <w:r>
+              <w:rPr>
+                <w:rFonts w:ascii="Arial" w:cs="Arial" w:eastAsia="Arial" w:hAnsi="Arial"/>
+                <w:sz w:val="18"/>
+                <w:szCs w:val="18"/>
+              </w:rPr>
+              <w:t xml:space="preserve">Dijete se prijavljuje na događaj isključivo preko roditelja ili staratelja, koji prihvata Uslove učešća i Izjavu o učešću i odlučuje o saglasnosti za fotografisanje. Minimalni uzrast po aktivnosti i distanci utvrđen je Uslovima učešća.</w:t>
+            </w:r>
+          </w:p>
+        </w:tc>
+        <w:tc>
+          <w:tcPr>
+            <w:tcW w:type="dxa" w:w="4953"/>
+            <w:tcMar>
+              <w:top w:type="dxa" w:w="80"/>
+              <w:left w:type="dxa" w:w="100"/>
+              <w:bottom w:type="dxa" w:w="80"/>
+              <w:right w:type="dxa" w:w="100"/>
+            </w:tcMar>
+          </w:tcPr>
+          <w:p>
+            <w:pPr>
+              <w:spacing w:after="100"/>
+            </w:pPr>
+            <w:r>
+              <w:rPr>
+                <w:rFonts w:ascii="Arial" w:cs="Arial" w:eastAsia="Arial" w:hAnsi="Arial"/>
+                <w:sz w:val="18"/>
+                <w:szCs w:val="18"/>
+              </w:rPr>
+              <w:t xml:space="preserve">A child is registered for an event exclusively through a parent or guardian, who accepts the Event Terms and the Participation Waiver and decides on consent to photography. The minimum age by activity and distance is set by the Event Terms.</w:t>
+            </w:r>
+          </w:p>
+        </w:tc>
+      </w:tr>
+      <w:tr>
+        <w:tc>
+          <w:tcPr>
+            <w:tcW w:type="dxa" w:w="4953"/>
+            <w:tcMar>
+              <w:top w:type="dxa" w:w="80"/>
+              <w:left w:type="dxa" w:w="100"/>
+              <w:bottom w:type="dxa" w:w="80"/>
+              <w:right w:type="dxa" w:w="100"/>
+            </w:tcMar>
+          </w:tcPr>
           <w:p>
             <w:pPr>
               <w:spacing w:after="100"/>
@@ -2315,6 +2898,43 @@
               <w:t xml:space="preserve">Roditelj ili staratelj, ili punoljetno lice koje roditelj pisano odredi, prisutan je na događaju za dijete mlađe od [[PLACEHOLDER: uzrast, npr. 12]] godina. Za stariju djecu roditelj ostavlja broj telefona na kome je dostupan tokom događaja.</w:t>
             </w:r>
           </w:p>
+        </w:tc>
+        <w:tc>
+          <w:tcPr>
+            <w:tcW w:type="dxa" w:w="4953"/>
+            <w:tcMar>
+              <w:top w:type="dxa" w:w="80"/>
+              <w:left w:type="dxa" w:w="100"/>
+              <w:bottom w:type="dxa" w:w="80"/>
+              <w:right w:type="dxa" w:w="100"/>
+            </w:tcMar>
+          </w:tcPr>
+          <w:p>
+            <w:pPr>
+              <w:spacing w:after="100"/>
+            </w:pPr>
+            <w:r>
+              <w:rPr>
+                <w:rFonts w:ascii="Arial" w:cs="Arial" w:eastAsia="Arial" w:hAnsi="Arial"/>
+                <w:sz w:val="18"/>
+                <w:szCs w:val="18"/>
+              </w:rPr>
+              <w:t xml:space="preserve">The parent or guardian, or an adult designated by the parent in writing, is present at the event for a child under [[PLACEHOLDER: age, e.g. 12]] years of age. For older children the parent leaves a telephone number on which they can be reached during the event.</w:t>
+            </w:r>
+          </w:p>
+        </w:tc>
+      </w:tr>
+      <w:tr>
+        <w:tc>
+          <w:tcPr>
+            <w:tcW w:type="dxa" w:w="4953"/>
+            <w:tcMar>
+              <w:top w:type="dxa" w:w="80"/>
+              <w:left w:type="dxa" w:w="100"/>
+              <w:bottom w:type="dxa" w:w="80"/>
+              <w:right w:type="dxa" w:w="100"/>
+            </w:tcMar>
+          </w:tcPr>
           <w:p>
             <w:pPr>
               <w:spacing w:after="100"/>
@@ -2346,20 +2966,10 @@
             <w:r>
               <w:rPr>
                 <w:rFonts w:ascii="Arial" w:cs="Arial" w:eastAsia="Arial" w:hAnsi="Arial"/>
-                <w:i/>
-                <w:iCs/>
-                <w:sz w:val="18"/>
-                <w:szCs w:val="18"/>
-              </w:rPr>
-              <w:t xml:space="preserve">Article 12. Registration, age and consent.</w:t>
-            </w:r>
-            <w:r>
-              <w:rPr>
-                <w:rFonts w:ascii="Arial" w:cs="Arial" w:eastAsia="Arial" w:hAnsi="Arial"/>
-                <w:sz w:val="18"/>
-                <w:szCs w:val="18"/>
-              </w:rPr>
-              <w:t xml:space="preserve"> A child is registered only by a parent or guardian, who accepts the terms and waiver and decides on photo consent; minimum ages are in the event terms. A parent, guardian or adult designated in writing is present at the event for a child under [12]; for older children the parent leaves a phone number reachable during the event. A child under [age] is handed back only to the parent or the person named at registration, with identity checked when unknown.</w:t>
+                <w:sz w:val="18"/>
+                <w:szCs w:val="18"/>
+              </w:rPr>
+              <w:t xml:space="preserve">A child under [[PLACEHOLDER: age]] years of age is handed over at the end of the activity only to the parent or to the person the parent named at registration; the safeguarding lead checks identity if they do not know the person.</w:t>
             </w:r>
           </w:p>
         </w:tc>
@@ -2411,35 +3021,72 @@
                 <w:sz w:val="20"/>
                 <w:szCs w:val="20"/>
               </w:rPr>
-              <w:t xml:space="preserve">Article 13. Lost child and emergencies.</w:t>
-            </w:r>
-          </w:p>
-        </w:tc>
-      </w:tr>
-      <w:tr>
-        <w:tc>
-          <w:tcPr>
-            <w:tcW w:type="dxa" w:w="4953"/>
-            <w:tcMar>
-              <w:top w:type="dxa" w:w="80"/>
-              <w:left w:type="dxa" w:w="100"/>
-              <w:bottom w:type="dxa" w:w="80"/>
-              <w:right w:type="dxa" w:w="100"/>
-            </w:tcMar>
-          </w:tcPr>
-          <w:p>
-            <w:pPr>
-              <w:spacing w:after="100"/>
-            </w:pPr>
-            <w:r>
-              <w:rPr>
-                <w:rFonts w:ascii="Arial" w:cs="Arial" w:eastAsia="Arial" w:hAnsi="Arial"/>
-                <w:sz w:val="18"/>
-                <w:szCs w:val="18"/>
-              </w:rPr>
-              <w:t xml:space="preserve">Kada se dijete izgubi: obveznik koji sazna obavještava lice za zaštitu; lice za zaštitu organizuje pretragu po zonama, obavještava roditelja i, ako se dijete ne nađe u roku od 15 minuta ili je u pitanju voda, policiju; pronađeno dijete ostaje sa dvije odrasle osobe na tački okupljanja do dolaska roditelja. Dijete koje je pronašlo tim ne napušta tačku okupljanja ni sa kim osim sa roditeljem ili licem iz člana 12.</w:t>
-            </w:r>
-          </w:p>
+              <w:t xml:space="preserve">Article 13 — Lost child and emergencies</w:t>
+            </w:r>
+          </w:p>
+        </w:tc>
+      </w:tr>
+      <w:tr>
+        <w:tc>
+          <w:tcPr>
+            <w:tcW w:type="dxa" w:w="4953"/>
+            <w:tcMar>
+              <w:top w:type="dxa" w:w="80"/>
+              <w:left w:type="dxa" w:w="100"/>
+              <w:bottom w:type="dxa" w:w="80"/>
+              <w:right w:type="dxa" w:w="100"/>
+            </w:tcMar>
+          </w:tcPr>
+          <w:p>
+            <w:pPr>
+              <w:spacing w:after="100"/>
+            </w:pPr>
+            <w:r>
+              <w:rPr>
+                <w:rFonts w:ascii="Arial" w:cs="Arial" w:eastAsia="Arial" w:hAnsi="Arial"/>
+                <w:sz w:val="18"/>
+                <w:szCs w:val="18"/>
+              </w:rPr>
+              <w:t xml:space="preserve">Kada se dijete izgubi: obveznik koji sazna obavještava lice za zaštitu; lice za zaštitu organizuje pretragu po zonama, obavještava roditelja i, ako se dijete ne nađe u roku od 15 minuta ili je u pitanju voda, policiju; pronađeno dijete ostaje sa dvije odrasle osobe na tački okupljanja do dolaska roditelja. Dijete koje je tim pronašao ne napušta tačku okupljanja ni sa kim osim sa roditeljem ili licem iz člana 12.</w:t>
+            </w:r>
+          </w:p>
+        </w:tc>
+        <w:tc>
+          <w:tcPr>
+            <w:tcW w:type="dxa" w:w="4953"/>
+            <w:tcMar>
+              <w:top w:type="dxa" w:w="80"/>
+              <w:left w:type="dxa" w:w="100"/>
+              <w:bottom w:type="dxa" w:w="80"/>
+              <w:right w:type="dxa" w:w="100"/>
+            </w:tcMar>
+          </w:tcPr>
+          <w:p>
+            <w:pPr>
+              <w:spacing w:after="100"/>
+            </w:pPr>
+            <w:r>
+              <w:rPr>
+                <w:rFonts w:ascii="Arial" w:cs="Arial" w:eastAsia="Arial" w:hAnsi="Arial"/>
+                <w:sz w:val="18"/>
+                <w:szCs w:val="18"/>
+              </w:rPr>
+              <w:t xml:space="preserve">When a child is lost: the covered person who learns of it informs the safeguarding lead; the safeguarding lead organises a search by zones, informs the parent and, if the child is not found within 15 minutes or water is involved, the police; a found child stays with two adults at the meeting point until the parent arrives. A child found by the team does not leave the meeting point with anyone other than the parent or the person under Article 12.</w:t>
+            </w:r>
+          </w:p>
+        </w:tc>
+      </w:tr>
+      <w:tr>
+        <w:tc>
+          <w:tcPr>
+            <w:tcW w:type="dxa" w:w="4953"/>
+            <w:tcMar>
+              <w:top w:type="dxa" w:w="80"/>
+              <w:left w:type="dxa" w:w="100"/>
+              <w:bottom w:type="dxa" w:w="80"/>
+              <w:right w:type="dxa" w:w="100"/>
+            </w:tcMar>
+          </w:tcPr>
           <w:p>
             <w:pPr>
               <w:spacing w:after="100"/>
@@ -2471,20 +3118,10 @@
             <w:r>
               <w:rPr>
                 <w:rFonts w:ascii="Arial" w:cs="Arial" w:eastAsia="Arial" w:hAnsi="Arial"/>
-                <w:i/>
-                <w:iCs/>
-                <w:sz w:val="18"/>
-                <w:szCs w:val="18"/>
-              </w:rPr>
-              <w:t xml:space="preserve">Article 13. Lost child and emergencies.</w:t>
-            </w:r>
-            <w:r>
-              <w:rPr>
-                <w:rFonts w:ascii="Arial" w:cs="Arial" w:eastAsia="Arial" w:hAnsi="Arial"/>
-                <w:sz w:val="18"/>
-                <w:szCs w:val="18"/>
-              </w:rPr>
-              <w:t xml:space="preserve"> Whoever learns of a lost child tells the event lead, who organises a zoned search, informs the parent and, if the child is not found within 15 minutes or water is involved, the police; a found child stays with two adults at the meeting point until the parent arrives and leaves with no one else. Injuries: the event medical team gives first aid, the parent is called at once, two adults stay with the child.</w:t>
+                <w:sz w:val="18"/>
+                <w:szCs w:val="18"/>
+              </w:rPr>
+              <w:t xml:space="preserve">If a child is injured, first aid is given by the event medical team; the parent is called at once; two adults stay with the child.</w:t>
             </w:r>
           </w:p>
         </w:tc>
@@ -2536,7 +3173,7 @@
                 <w:sz w:val="20"/>
                 <w:szCs w:val="20"/>
               </w:rPr>
-              <w:t xml:space="preserve">Article 14. Children in water and children's races.</w:t>
+              <w:t xml:space="preserve">Article 14 — Children on the water and at the children's race</w:t>
             </w:r>
           </w:p>
         </w:tc>
@@ -2565,6 +3202,43 @@
               <w:t xml:space="preserve">Aktivnosti djece u vodi održavaju se samo uz kvalifikovane spasioce u broju koji utvrdi nacionalno lice za bezbjednost, u označenoj plitkoj zoni, sa prisutnim roditeljem za svako dijete mlađe od [[PLACEHOLDER: uzrast]] godina i sa brojem djece u vodi ograničenim na kapacitet spasilaca.</w:t>
             </w:r>
           </w:p>
+        </w:tc>
+        <w:tc>
+          <w:tcPr>
+            <w:tcW w:type="dxa" w:w="4953"/>
+            <w:tcMar>
+              <w:top w:type="dxa" w:w="80"/>
+              <w:left w:type="dxa" w:w="100"/>
+              <w:bottom w:type="dxa" w:w="80"/>
+              <w:right w:type="dxa" w:w="100"/>
+            </w:tcMar>
+          </w:tcPr>
+          <w:p>
+            <w:pPr>
+              <w:spacing w:after="100"/>
+            </w:pPr>
+            <w:r>
+              <w:rPr>
+                <w:rFonts w:ascii="Arial" w:cs="Arial" w:eastAsia="Arial" w:hAnsi="Arial"/>
+                <w:sz w:val="18"/>
+                <w:szCs w:val="18"/>
+              </w:rPr>
+              <w:t xml:space="preserve">Children's activities on the water are held only with qualified lifeguards in the numbers set by the national safety lead, in a marked shallow zone, with a parent present for every child under [[PLACEHOLDER: age]] years of age and with the number of children in the water limited to the lifeguards' capacity.</w:t>
+            </w:r>
+          </w:p>
+        </w:tc>
+      </w:tr>
+      <w:tr>
+        <w:tc>
+          <w:tcPr>
+            <w:tcW w:type="dxa" w:w="4953"/>
+            <w:tcMar>
+              <w:top w:type="dxa" w:w="80"/>
+              <w:left w:type="dxa" w:w="100"/>
+              <w:bottom w:type="dxa" w:w="80"/>
+              <w:right w:type="dxa" w:w="100"/>
+            </w:tcMar>
+          </w:tcPr>
           <w:p>
             <w:pPr>
               <w:spacing w:after="100"/>
@@ -2596,20 +3270,10 @@
             <w:r>
               <w:rPr>
                 <w:rFonts w:ascii="Arial" w:cs="Arial" w:eastAsia="Arial" w:hAnsi="Arial"/>
-                <w:i/>
-                <w:iCs/>
-                <w:sz w:val="18"/>
-                <w:szCs w:val="18"/>
-              </w:rPr>
-              <w:t xml:space="preserve">Article 14. Children in water and children's races.</w:t>
-            </w:r>
-            <w:r>
-              <w:rPr>
-                <w:rFonts w:ascii="Arial" w:cs="Arial" w:eastAsia="Arial" w:hAnsi="Arial"/>
-                <w:sz w:val="18"/>
-                <w:szCs w:val="18"/>
-              </w:rPr>
-              <w:t xml:space="preserve"> Children's water activities only with qualified lifeguards in numbers set by the national safety lead, in a marked shallow zone, with a parent present for every child under [age] and numbers in the water capped to lifeguard capacity. A children's race has a separate course or time slot, marshals at every turn, a fenced start and finish zone parents can access, and handover under Article 12.</w:t>
+                <w:sz w:val="18"/>
+                <w:szCs w:val="18"/>
+              </w:rPr>
+              <w:t xml:space="preserve">The children's race has a course or time slot separate from the adults' race, marshals at every turn, a start and finish in a fenced zone to which parents have access, and handover of children under Article 12.</w:t>
             </w:r>
           </w:p>
         </w:tc>
@@ -2661,7 +3325,7 @@
                 <w:sz w:val="22"/>
                 <w:szCs w:val="22"/>
               </w:rPr>
-              <w:t xml:space="preserve">PHOTOS, DATA AND COMMUNICATION</w:t>
+              <w:t xml:space="preserve">VI. PHOTOGRAPHS, DATA AND COMMUNICATION</w:t>
             </w:r>
           </w:p>
         </w:tc>
@@ -2713,7 +3377,7 @@
                 <w:sz w:val="20"/>
                 <w:szCs w:val="20"/>
               </w:rPr>
-              <w:t xml:space="preserve">Article 15. Photography and publishing.</w:t>
+              <w:t xml:space="preserve">Article 15 — Photography and publishing</w:t>
             </w:r>
           </w:p>
         </w:tc>
@@ -2742,6 +3406,43 @@
               <w:t xml:space="preserve">Fotografišu i snimaju samo lica koja je udruženje ovlastilo, označena i upoznata sa ovom politikom, uređajima ili nalozima koje udruženje kontroliše. Objavljena napomena na događaju obavještava da se fotografiše.</w:t>
             </w:r>
           </w:p>
+        </w:tc>
+        <w:tc>
+          <w:tcPr>
+            <w:tcW w:type="dxa" w:w="4953"/>
+            <w:tcMar>
+              <w:top w:type="dxa" w:w="80"/>
+              <w:left w:type="dxa" w:w="100"/>
+              <w:bottom w:type="dxa" w:w="80"/>
+              <w:right w:type="dxa" w:w="100"/>
+            </w:tcMar>
+          </w:tcPr>
+          <w:p>
+            <w:pPr>
+              <w:spacing w:after="100"/>
+            </w:pPr>
+            <w:r>
+              <w:rPr>
+                <w:rFonts w:ascii="Arial" w:cs="Arial" w:eastAsia="Arial" w:hAnsi="Arial"/>
+                <w:sz w:val="18"/>
+                <w:szCs w:val="18"/>
+              </w:rPr>
+              <w:t xml:space="preserve">Only persons authorised by the association, identified and briefed on this policy, photograph and film, using devices or accounts the association controls. A notice displayed at the event informs that photographs are being taken.</w:t>
+            </w:r>
+          </w:p>
+        </w:tc>
+      </w:tr>
+      <w:tr>
+        <w:tc>
+          <w:tcPr>
+            <w:tcW w:type="dxa" w:w="4953"/>
+            <w:tcMar>
+              <w:top w:type="dxa" w:w="80"/>
+              <w:left w:type="dxa" w:w="100"/>
+              <w:bottom w:type="dxa" w:w="80"/>
+              <w:right w:type="dxa" w:w="100"/>
+            </w:tcMar>
+          </w:tcPr>
           <w:p>
             <w:pPr>
               <w:spacing w:after="100"/>
@@ -2755,6 +3456,43 @@
               <w:t xml:space="preserve">Fotografija ili snimak na kome je dijete prepoznatljivo objavljuje se samo uz saglasnost roditelja datu pri prijavi ili posebno, koja se evidentira uz fotografiju u galeriji udruženja. Bez saglasnosti dijete se ne objavljuje ili se učini neprepoznatljivim. Uz fotografiju se ne objavljuje ime djeteta, škola, adresa ni drugi podatak po kome se može naći. Djeca se fotografišu obučena i u aktivnosti; ne fotografišu se u svlačionicama, pri presvlačenju ni u nevolji.</w:t>
             </w:r>
           </w:p>
+        </w:tc>
+        <w:tc>
+          <w:tcPr>
+            <w:tcW w:type="dxa" w:w="4953"/>
+            <w:tcMar>
+              <w:top w:type="dxa" w:w="80"/>
+              <w:left w:type="dxa" w:w="100"/>
+              <w:bottom w:type="dxa" w:w="80"/>
+              <w:right w:type="dxa" w:w="100"/>
+            </w:tcMar>
+          </w:tcPr>
+          <w:p>
+            <w:pPr>
+              <w:spacing w:after="100"/>
+            </w:pPr>
+            <w:r>
+              <w:rPr>
+                <w:rFonts w:ascii="Arial" w:cs="Arial" w:eastAsia="Arial" w:hAnsi="Arial"/>
+                <w:sz w:val="18"/>
+                <w:szCs w:val="18"/>
+              </w:rPr>
+              <w:t xml:space="preserve">A photograph or recording in which a child is identifiable is published only with the parent's consent given at registration or separately, which is recorded with the photograph in the association's gallery. Without consent the child is not published or is made unidentifiable. The child's name, school, address or any other detail by which the child could be located is not published with the photograph. Children are photographed clothed and in activity; they are not photographed in changing rooms, while changing or in distress.</w:t>
+            </w:r>
+          </w:p>
+        </w:tc>
+      </w:tr>
+      <w:tr>
+        <w:tc>
+          <w:tcPr>
+            <w:tcW w:type="dxa" w:w="4953"/>
+            <w:tcMar>
+              <w:top w:type="dxa" w:w="80"/>
+              <w:left w:type="dxa" w:w="100"/>
+              <w:bottom w:type="dxa" w:w="80"/>
+              <w:right w:type="dxa" w:w="100"/>
+            </w:tcMar>
+          </w:tcPr>
           <w:p>
             <w:pPr>
               <w:spacing w:after="100"/>
@@ -2786,20 +3524,10 @@
             <w:r>
               <w:rPr>
                 <w:rFonts w:ascii="Arial" w:cs="Arial" w:eastAsia="Arial" w:hAnsi="Arial"/>
-                <w:i/>
-                <w:iCs/>
-                <w:sz w:val="18"/>
-                <w:szCs w:val="18"/>
-              </w:rPr>
-              <w:t xml:space="preserve">Article 15. Photography and publishing.</w:t>
-            </w:r>
-            <w:r>
-              <w:rPr>
-                <w:rFonts w:ascii="Arial" w:cs="Arial" w:eastAsia="Arial" w:hAnsi="Arial"/>
-                <w:sz w:val="18"/>
-                <w:szCs w:val="18"/>
-              </w:rPr>
-              <w:t xml:space="preserve"> Only authorised, identified, briefed people photograph, on devices or accounts the association controls, with a posted notice at the event. An identifiable child is published only with parental consent given at registration or separately and recorded with the photo in the gallery; otherwise not published or made unidentifiable. No name, school, address or locating detail. Children are photographed clothed and in activity, never in changing areas, while changing, or in distress. Consent may be withdrawn any time; removal within three working days, no questions. Sponsors and media get only consented photos, with no onward use.</w:t>
+                <w:sz w:val="18"/>
+                <w:szCs w:val="18"/>
+              </w:rPr>
+              <w:t xml:space="preserve">The parent may withdraw consent at any time; the photograph is removed within three working days, without questions. Sponsors and the media receive only photographs for which consent exists, with onward transfer prohibited.</w:t>
             </w:r>
           </w:p>
         </w:tc>
@@ -2851,67 +3579,57 @@
                 <w:sz w:val="20"/>
                 <w:szCs w:val="20"/>
               </w:rPr>
-              <w:t xml:space="preserve">Article 16. Children's data.</w:t>
-            </w:r>
-          </w:p>
-        </w:tc>
-      </w:tr>
-      <w:tr>
-        <w:tc>
-          <w:tcPr>
-            <w:tcW w:type="dxa" w:w="4953"/>
-            <w:tcMar>
-              <w:top w:type="dxa" w:w="80"/>
-              <w:left w:type="dxa" w:w="100"/>
-              <w:bottom w:type="dxa" w:w="80"/>
-              <w:right w:type="dxa" w:w="100"/>
-            </w:tcMar>
-          </w:tcPr>
-          <w:p>
-            <w:pPr>
-              <w:spacing w:after="100"/>
-            </w:pPr>
-            <w:r>
-              <w:rPr>
-                <w:rFonts w:ascii="Arial" w:cs="Arial" w:eastAsia="Arial" w:hAnsi="Arial"/>
-                <w:sz w:val="18"/>
-                <w:szCs w:val="18"/>
-              </w:rPr>
-              <w:t xml:space="preserve">Podaci o djeci (ime, uzrast, kontakt roditelja, zdravstvene napomene, saglasnosti) prikupljaju se samo preko platforme udruženja, u obimu potrebnom za bezbjedno učešće, i dostupni su samo rukovodiocu događaja, licu za zaštitu i medicinskoj službi. Spiskovi za dan događaja se štampaju u najmanjem obimu i uništavaju u roku od sedam dana. Podaci se čuvaju [[PLACEHOLDER: broj]] mjeseci nakon događaja, osim saglasnosti za fotografije, koje se čuvaju dok je fotografija objavljena.</w:t>
-            </w:r>
-          </w:p>
-        </w:tc>
-        <w:tc>
-          <w:tcPr>
-            <w:tcW w:type="dxa" w:w="4953"/>
-            <w:tcMar>
-              <w:top w:type="dxa" w:w="80"/>
-              <w:left w:type="dxa" w:w="100"/>
-              <w:bottom w:type="dxa" w:w="80"/>
-              <w:right w:type="dxa" w:w="100"/>
-            </w:tcMar>
-          </w:tcPr>
-          <w:p>
-            <w:pPr>
-              <w:spacing w:after="100"/>
-            </w:pPr>
-            <w:r>
-              <w:rPr>
-                <w:rFonts w:ascii="Arial" w:cs="Arial" w:eastAsia="Arial" w:hAnsi="Arial"/>
-                <w:i/>
-                <w:iCs/>
-                <w:sz w:val="18"/>
-                <w:szCs w:val="18"/>
-              </w:rPr>
-              <w:t xml:space="preserve">Article 16. Children's data.</w:t>
-            </w:r>
-            <w:r>
-              <w:rPr>
-                <w:rFonts w:ascii="Arial" w:cs="Arial" w:eastAsia="Arial" w:hAnsi="Arial"/>
-                <w:sz w:val="18"/>
-                <w:szCs w:val="18"/>
-              </w:rPr>
-              <w:t xml:space="preserve"> Collected only through the platform, only as needed for safe participation, visible only to the event manager, the safeguarding lead and the medical team. Day-of lists are printed minimally and destroyed within seven days. Data is kept [number] months after the event, except photo consents, kept while the photo is published.</w:t>
+              <w:t xml:space="preserve">Article 16 — Children's data</w:t>
+            </w:r>
+          </w:p>
+        </w:tc>
+      </w:tr>
+      <w:tr>
+        <w:tc>
+          <w:tcPr>
+            <w:tcW w:type="dxa" w:w="4953"/>
+            <w:tcMar>
+              <w:top w:type="dxa" w:w="80"/>
+              <w:left w:type="dxa" w:w="100"/>
+              <w:bottom w:type="dxa" w:w="80"/>
+              <w:right w:type="dxa" w:w="100"/>
+            </w:tcMar>
+          </w:tcPr>
+          <w:p>
+            <w:pPr>
+              <w:spacing w:after="100"/>
+            </w:pPr>
+            <w:r>
+              <w:rPr>
+                <w:rFonts w:ascii="Arial" w:cs="Arial" w:eastAsia="Arial" w:hAnsi="Arial"/>
+                <w:sz w:val="18"/>
+                <w:szCs w:val="18"/>
+              </w:rPr>
+              <w:t xml:space="preserve">Podaci o djeci (ime, uzrast, kontakt roditelja, zdravstvene napomene, saglasnosti) prikupljaju se samo preko platforme udruženja, u obimu potrebnom za bezbjedno učešće, i dostupni su samo rukovodiocu događaja, licu za zaštitu i medicinskoj službi. Spiskovi za dan događaja štampaju se u najmanjem obimu i uništavaju u roku od sedam dana. Podaci se čuvaju [[PLACEHOLDER: broj]] mjeseci nakon događaja, osim saglasnosti za fotografije, koje se čuvaju dok je fotografija objavljena.</w:t>
+            </w:r>
+          </w:p>
+        </w:tc>
+        <w:tc>
+          <w:tcPr>
+            <w:tcW w:type="dxa" w:w="4953"/>
+            <w:tcMar>
+              <w:top w:type="dxa" w:w="80"/>
+              <w:left w:type="dxa" w:w="100"/>
+              <w:bottom w:type="dxa" w:w="80"/>
+              <w:right w:type="dxa" w:w="100"/>
+            </w:tcMar>
+          </w:tcPr>
+          <w:p>
+            <w:pPr>
+              <w:spacing w:after="100"/>
+            </w:pPr>
+            <w:r>
+              <w:rPr>
+                <w:rFonts w:ascii="Arial" w:cs="Arial" w:eastAsia="Arial" w:hAnsi="Arial"/>
+                <w:sz w:val="18"/>
+                <w:szCs w:val="18"/>
+              </w:rPr>
+              <w:t xml:space="preserve">Data on children (name, age, parent's contact details, health notes, consents) is collected only through the association's platform, to the extent needed for safe participation, and is available only to the event manager, the safeguarding lead and the medical team. Lists for the day of the event are printed to the smallest extent necessary and destroyed within seven days. Data is kept for [[PLACEHOLDER: number]] months after the event, except consents to photography, which are kept while the photograph is published.</w:t>
             </w:r>
           </w:p>
         </w:tc>
@@ -2963,7 +3681,7 @@
                 <w:sz w:val="20"/>
                 <w:szCs w:val="20"/>
               </w:rPr>
-              <w:t xml:space="preserve">Article 17. Communicating with children.</w:t>
+              <w:t xml:space="preserve">Article 17 — Communication with children</w:t>
             </w:r>
           </w:p>
         </w:tc>
@@ -3010,20 +3728,10 @@
             <w:r>
               <w:rPr>
                 <w:rFonts w:ascii="Arial" w:cs="Arial" w:eastAsia="Arial" w:hAnsi="Arial"/>
-                <w:i/>
-                <w:iCs/>
-                <w:sz w:val="18"/>
-                <w:szCs w:val="18"/>
-              </w:rPr>
-              <w:t xml:space="preserve">Article 17. Communicating with children.</w:t>
-            </w:r>
-            <w:r>
-              <w:rPr>
-                <w:rFonts w:ascii="Arial" w:cs="Arial" w:eastAsia="Arial" w:hAnsi="Arial"/>
-                <w:sz w:val="18"/>
-                <w:szCs w:val="18"/>
-              </w:rPr>
-              <w:t xml:space="preserve"> Through parents. Group messages for children's activities include parents. The association's accounts send no private messages to children and follow no children's accounts. A child who contacts the association with a concern is answered by a safeguarding lead, with the parent informed unless that would endanger the child.</w:t>
+                <w:sz w:val="18"/>
+                <w:szCs w:val="18"/>
+              </w:rPr>
+              <w:t xml:space="preserve">The association communicates with children through their parents. Group messages for children's activities include the parents. The association's social network accounts send no private messages to children and follow no children's accounts. A child who contacts the association with a concern receives a reply from a safeguarding lead, with the parent informed unless that would endanger the child.</w:t>
             </w:r>
           </w:p>
         </w:tc>
@@ -3075,7 +3783,7 @@
                 <w:sz w:val="22"/>
                 <w:szCs w:val="22"/>
               </w:rPr>
-              <w:t xml:space="preserve">RECOGNISING AND REPORTING</w:t>
+              <w:t xml:space="preserve">VII. RECOGNISING AND REPORTING</w:t>
             </w:r>
           </w:p>
         </w:tc>
@@ -3127,7 +3835,7 @@
                 <w:sz w:val="20"/>
                 <w:szCs w:val="20"/>
               </w:rPr>
-              <w:t xml:space="preserve">Article 18. Signs and concern.</w:t>
+              <w:t xml:space="preserve">Article 18 — Signs and concern</w:t>
             </w:r>
           </w:p>
         </w:tc>
@@ -3174,20 +3882,10 @@
             <w:r>
               <w:rPr>
                 <w:rFonts w:ascii="Arial" w:cs="Arial" w:eastAsia="Arial" w:hAnsi="Arial"/>
-                <w:i/>
-                <w:iCs/>
-                <w:sz w:val="18"/>
-                <w:szCs w:val="18"/>
-              </w:rPr>
-              <w:t xml:space="preserve">Article 18. Signs and concern.</w:t>
-            </w:r>
-            <w:r>
-              <w:rPr>
-                <w:rFonts w:ascii="Arial" w:cs="Arial" w:eastAsia="Arial" w:hAnsi="Arial"/>
-                <w:sz w:val="18"/>
-                <w:szCs w:val="18"/>
-              </w:rPr>
-              <w:t xml:space="preserve"> Anything that worries a covered person is a reason to report: unexplained injuries, fear of a particular adult, behaviour change, neglect, what a child says, an adult's conduct breaching Part II, or anyone's breach of this policy. Certainty is not required; concern is enough.</w:t>
+                <w:sz w:val="18"/>
+                <w:szCs w:val="18"/>
+              </w:rPr>
+              <w:t xml:space="preserve">Anything that worries a covered person is a reason for concern: unexplained injuries, fear of a particular adult, a change in behaviour, neglect, what a child says, an adult's behaviour towards a child that breaches Part II, or a breach of this policy by anyone. The covered person does not have to be certain; concern is enough.</w:t>
             </w:r>
           </w:p>
         </w:tc>
@@ -3239,67 +3937,57 @@
                 <w:sz w:val="20"/>
                 <w:szCs w:val="20"/>
               </w:rPr>
-              <w:t xml:space="preserve">Article 19. When a child discloses.</w:t>
-            </w:r>
-          </w:p>
-        </w:tc>
-      </w:tr>
-      <w:tr>
-        <w:tc>
-          <w:tcPr>
-            <w:tcW w:type="dxa" w:w="4953"/>
-            <w:tcMar>
-              <w:top w:type="dxa" w:w="80"/>
-              <w:left w:type="dxa" w:w="100"/>
-              <w:bottom w:type="dxa" w:w="80"/>
-              <w:right w:type="dxa" w:w="100"/>
-            </w:tcMar>
-          </w:tcPr>
-          <w:p>
-            <w:pPr>
-              <w:spacing w:after="100"/>
-            </w:pPr>
-            <w:r>
-              <w:rPr>
-                <w:rFonts w:ascii="Arial" w:cs="Arial" w:eastAsia="Arial" w:hAnsi="Arial"/>
-                <w:sz w:val="18"/>
-                <w:szCs w:val="18"/>
-              </w:rPr>
-              <w:t xml:space="preserve">Obveznik kome se dijete povjeri: sasluša mirno i ne prekida; ne obećava tajnu; ne postavlja sugestivna pitanja i ne istražuje; kaže djetetu da je dobro uradilo što je reklo i da će obavijestiti osobu koja može pomoći; što prije zapiše što tačnije ono što je dijete reklo, svojim riječima djeteta, sa datumom i vremenom; odmah obavijesti lice za zaštitu. Ne suočava osobu na koju se sumnja i ne razgovara o slučaju sa drugima.</w:t>
-            </w:r>
-          </w:p>
-        </w:tc>
-        <w:tc>
-          <w:tcPr>
-            <w:tcW w:type="dxa" w:w="4953"/>
-            <w:tcMar>
-              <w:top w:type="dxa" w:w="80"/>
-              <w:left w:type="dxa" w:w="100"/>
-              <w:bottom w:type="dxa" w:w="80"/>
-              <w:right w:type="dxa" w:w="100"/>
-            </w:tcMar>
-          </w:tcPr>
-          <w:p>
-            <w:pPr>
-              <w:spacing w:after="100"/>
-            </w:pPr>
-            <w:r>
-              <w:rPr>
-                <w:rFonts w:ascii="Arial" w:cs="Arial" w:eastAsia="Arial" w:hAnsi="Arial"/>
-                <w:i/>
-                <w:iCs/>
-                <w:sz w:val="18"/>
-                <w:szCs w:val="18"/>
-              </w:rPr>
-              <w:t xml:space="preserve">Article 19. When a child discloses.</w:t>
-            </w:r>
-            <w:r>
-              <w:rPr>
-                <w:rFonts w:ascii="Arial" w:cs="Arial" w:eastAsia="Arial" w:hAnsi="Arial"/>
-                <w:sz w:val="18"/>
-                <w:szCs w:val="18"/>
-              </w:rPr>
-              <w:t xml:space="preserve"> Listen calmly without interrupting; promise no secrecy; ask no leading questions and do not investigate; tell the child they did right and that you will tell someone who can help; write down as soon as possible, as exactly as possible, what the child said, in the child's words, with date and time; inform the safeguarding lead at once. Do not confront the person concerned or discuss the case with others.</w:t>
+              <w:t xml:space="preserve">Article 19 — When a child discloses</w:t>
+            </w:r>
+          </w:p>
+        </w:tc>
+      </w:tr>
+      <w:tr>
+        <w:tc>
+          <w:tcPr>
+            <w:tcW w:type="dxa" w:w="4953"/>
+            <w:tcMar>
+              <w:top w:type="dxa" w:w="80"/>
+              <w:left w:type="dxa" w:w="100"/>
+              <w:bottom w:type="dxa" w:w="80"/>
+              <w:right w:type="dxa" w:w="100"/>
+            </w:tcMar>
+          </w:tcPr>
+          <w:p>
+            <w:pPr>
+              <w:spacing w:after="100"/>
+            </w:pPr>
+            <w:r>
+              <w:rPr>
+                <w:rFonts w:ascii="Arial" w:cs="Arial" w:eastAsia="Arial" w:hAnsi="Arial"/>
+                <w:sz w:val="18"/>
+                <w:szCs w:val="18"/>
+              </w:rPr>
+              <w:t xml:space="preserve">Obveznik kome se dijete povjeri: sasluša mirno i ne prekida; ne obećava tajnu; ne postavlja sugestivna pitanja i ne istražuje; kaže djetetu da je dobro uradilo što je reklo i da će obavijestiti osobu koja može pomoći; što prije zapiše što tačnije ono što je dijete reklo, riječima djeteta, sa datumom i vremenom; odmah obavijesti lice za zaštitu. Ne suočava osobu na koju se sumnja i ne razgovara o slučaju sa drugima.</w:t>
+            </w:r>
+          </w:p>
+        </w:tc>
+        <w:tc>
+          <w:tcPr>
+            <w:tcW w:type="dxa" w:w="4953"/>
+            <w:tcMar>
+              <w:top w:type="dxa" w:w="80"/>
+              <w:left w:type="dxa" w:w="100"/>
+              <w:bottom w:type="dxa" w:w="80"/>
+              <w:right w:type="dxa" w:w="100"/>
+            </w:tcMar>
+          </w:tcPr>
+          <w:p>
+            <w:pPr>
+              <w:spacing w:after="100"/>
+            </w:pPr>
+            <w:r>
+              <w:rPr>
+                <w:rFonts w:ascii="Arial" w:cs="Arial" w:eastAsia="Arial" w:hAnsi="Arial"/>
+                <w:sz w:val="18"/>
+                <w:szCs w:val="18"/>
+              </w:rPr>
+              <w:t xml:space="preserve">A covered person to whom a child discloses something: listens calmly and does not interrupt; does not promise secrecy; asks no leading questions and does not investigate; tells the child that they did right to speak and that they will inform a person who can help; writes down as soon as possible and as exactly as possible what the child said, in the child's words, with the date and time; informs the safeguarding lead at once. They do not confront the person concerned and do not discuss the case with others.</w:t>
             </w:r>
           </w:p>
         </w:tc>
@@ -3351,35 +4039,72 @@
                 <w:sz w:val="20"/>
                 <w:szCs w:val="20"/>
               </w:rPr>
-              <w:t xml:space="preserve">Article 20. Reporting.</w:t>
-            </w:r>
-          </w:p>
-        </w:tc>
-      </w:tr>
-      <w:tr>
-        <w:tc>
-          <w:tcPr>
-            <w:tcW w:type="dxa" w:w="4953"/>
-            <w:tcMar>
-              <w:top w:type="dxa" w:w="80"/>
-              <w:left w:type="dxa" w:w="100"/>
-              <w:bottom w:type="dxa" w:w="80"/>
-              <w:right w:type="dxa" w:w="100"/>
-            </w:tcMar>
-          </w:tcPr>
-          <w:p>
-            <w:pPr>
-              <w:spacing w:after="100"/>
-            </w:pPr>
-            <w:r>
-              <w:rPr>
-                <w:rFonts w:ascii="Arial" w:cs="Arial" w:eastAsia="Arial" w:hAnsi="Arial"/>
-                <w:sz w:val="18"/>
-                <w:szCs w:val="18"/>
-              </w:rPr>
-              <w:t xml:space="preserve">Sumnja se prijavljuje odmah: na događaju licu za zaštitu na događaju; van događaja nacionalnom licu; ako se sumnja odnosi na nacionalno lice, predsjedniku Upravnog odbora. Ako je dijete u neposrednoj opasnosti, prvo se zove 112, odnosno policija, pa udruženje. [[PLACEHOLDER: potvrditi brojeve policije, hitne pomoći i Centra za socijalni rad Tivat i unijeti ih ovdje i u Paket za ogranak]].</w:t>
-            </w:r>
-          </w:p>
+              <w:t xml:space="preserve">Article 20 — Reporting</w:t>
+            </w:r>
+          </w:p>
+        </w:tc>
+      </w:tr>
+      <w:tr>
+        <w:tc>
+          <w:tcPr>
+            <w:tcW w:type="dxa" w:w="4953"/>
+            <w:tcMar>
+              <w:top w:type="dxa" w:w="80"/>
+              <w:left w:type="dxa" w:w="100"/>
+              <w:bottom w:type="dxa" w:w="80"/>
+              <w:right w:type="dxa" w:w="100"/>
+            </w:tcMar>
+          </w:tcPr>
+          <w:p>
+            <w:pPr>
+              <w:spacing w:after="100"/>
+            </w:pPr>
+            <w:r>
+              <w:rPr>
+                <w:rFonts w:ascii="Arial" w:cs="Arial" w:eastAsia="Arial" w:hAnsi="Arial"/>
+                <w:sz w:val="18"/>
+                <w:szCs w:val="18"/>
+              </w:rPr>
+              <w:t xml:space="preserve">Sumnja se prijavljuje odmah: na događaju licu za zaštitu na događaju; van događaja nacionalnom licu; ako se sumnja odnosi na nacionalno lice, predsjedniku Upravnog odbora. Ako je dijete u neposrednoj opasnosti, prvo se zove 112, odnosno policija, pa udruženje. [[PLACEHOLDER: potvrditi brojeve policije, hitne pomoći i Centra za socijalni rad Tivat i unijeti ih ovdje i u Paket za ogranak]]</w:t>
+            </w:r>
+          </w:p>
+        </w:tc>
+        <w:tc>
+          <w:tcPr>
+            <w:tcW w:type="dxa" w:w="4953"/>
+            <w:tcMar>
+              <w:top w:type="dxa" w:w="80"/>
+              <w:left w:type="dxa" w:w="100"/>
+              <w:bottom w:type="dxa" w:w="80"/>
+              <w:right w:type="dxa" w:w="100"/>
+            </w:tcMar>
+          </w:tcPr>
+          <w:p>
+            <w:pPr>
+              <w:spacing w:after="100"/>
+            </w:pPr>
+            <w:r>
+              <w:rPr>
+                <w:rFonts w:ascii="Arial" w:cs="Arial" w:eastAsia="Arial" w:hAnsi="Arial"/>
+                <w:sz w:val="18"/>
+                <w:szCs w:val="18"/>
+              </w:rPr>
+              <w:t xml:space="preserve">A concern is reported at once: at an event, to the event safeguarding lead; outside an event, to the national lead; if the concern relates to the national lead, to the President of the Board. If a child is in immediate danger, 112 or the police is called first, then the association. [[PLACEHOLDER: confirm the numbers of the police, the ambulance service and the Tivat Centre for Social Work and enter them here and in the Chapter in a Box]]</w:t>
+            </w:r>
+          </w:p>
+        </w:tc>
+      </w:tr>
+      <w:tr>
+        <w:tc>
+          <w:tcPr>
+            <w:tcW w:type="dxa" w:w="4953"/>
+            <w:tcMar>
+              <w:top w:type="dxa" w:w="80"/>
+              <w:left w:type="dxa" w:w="100"/>
+              <w:bottom w:type="dxa" w:w="80"/>
+              <w:right w:type="dxa" w:w="100"/>
+            </w:tcMar>
+          </w:tcPr>
           <w:p>
             <w:pPr>
               <w:spacing w:after="100"/>
@@ -3393,6 +4118,43 @@
               <w:t xml:space="preserve">Prijava se u roku od 24 sata unosi na obrazac iz Paketa za ogranak: ko prijavljuje, kada i gdje se dogodilo, ko je uključen, šta je viđeno ili rečeno, šta je odmah preduzeto. Prijava može biti anonimna. Roditelji, djeca, učesnici i javnost prijavljuju preko kontakata objavljenih na internet stranici.</w:t>
             </w:r>
           </w:p>
+        </w:tc>
+        <w:tc>
+          <w:tcPr>
+            <w:tcW w:type="dxa" w:w="4953"/>
+            <w:tcMar>
+              <w:top w:type="dxa" w:w="80"/>
+              <w:left w:type="dxa" w:w="100"/>
+              <w:bottom w:type="dxa" w:w="80"/>
+              <w:right w:type="dxa" w:w="100"/>
+            </w:tcMar>
+          </w:tcPr>
+          <w:p>
+            <w:pPr>
+              <w:spacing w:after="100"/>
+            </w:pPr>
+            <w:r>
+              <w:rPr>
+                <w:rFonts w:ascii="Arial" w:cs="Arial" w:eastAsia="Arial" w:hAnsi="Arial"/>
+                <w:sz w:val="18"/>
+                <w:szCs w:val="18"/>
+              </w:rPr>
+              <w:t xml:space="preserve">Within 24 hours the report is entered on the form from the Chapter in a Box: who is reporting, when and where it happened, who is involved, what was seen or said, what was done immediately. A report may be anonymous. Parents, children, participants and the public report through the contacts published on the website.</w:t>
+            </w:r>
+          </w:p>
+        </w:tc>
+      </w:tr>
+      <w:tr>
+        <w:tc>
+          <w:tcPr>
+            <w:tcW w:type="dxa" w:w="4953"/>
+            <w:tcMar>
+              <w:top w:type="dxa" w:w="80"/>
+              <w:left w:type="dxa" w:w="100"/>
+              <w:bottom w:type="dxa" w:w="80"/>
+              <w:right w:type="dxa" w:w="100"/>
+            </w:tcMar>
+          </w:tcPr>
           <w:p>
             <w:pPr>
               <w:spacing w:after="100"/>
@@ -3424,20 +4186,10 @@
             <w:r>
               <w:rPr>
                 <w:rFonts w:ascii="Arial" w:cs="Arial" w:eastAsia="Arial" w:hAnsi="Arial"/>
-                <w:i/>
-                <w:iCs/>
-                <w:sz w:val="18"/>
-                <w:szCs w:val="18"/>
-              </w:rPr>
-              <w:t xml:space="preserve">Article 20. Reporting.</w:t>
-            </w:r>
-            <w:r>
-              <w:rPr>
-                <w:rFonts w:ascii="Arial" w:cs="Arial" w:eastAsia="Arial" w:hAnsi="Arial"/>
-                <w:sz w:val="18"/>
-                <w:szCs w:val="18"/>
-              </w:rPr>
-              <w:t xml:space="preserve"> At once: at an event to the event lead, otherwise to the national lead, or to the Board President if the concern is about the national lead. Immediate danger: call 112 or the police first, then the association [confirm local numbers]. Within 24 hours the report goes on the pack's form: who reports, when and where, who is involved, what was seen or said, what was done. Reports may be anonymous. Parents, children, participants and the public report through the website contacts. No one suffers for a good-faith report, even if unfounded; obstructing or discouraging a report is a serious breach.</w:t>
+                <w:sz w:val="18"/>
+                <w:szCs w:val="18"/>
+              </w:rPr>
+              <w:t xml:space="preserve">No one suffers consequences for a report made in good faith, even when it proves unfounded. Obstructing or discouraging a report is a serious breach of this policy.</w:t>
             </w:r>
           </w:p>
         </w:tc>
@@ -3489,7 +4241,7 @@
                 <w:sz w:val="20"/>
                 <w:szCs w:val="20"/>
               </w:rPr>
-              <w:t xml:space="preserve">Article 21. Acting on a report.</w:t>
+              <w:t xml:space="preserve">Article 21 — Acting on a report</w:t>
             </w:r>
           </w:p>
         </w:tc>
@@ -3518,6 +4270,43 @@
               <w:t xml:space="preserve">Lice za zaštitu koje primi prijavu odmah: obezbjeđuje da dijete bude bezbjedno i u prisustvu osobe od povjerenja; udaljava osobu na koju se sumnja od svakog kontakta sa djecom do razjašnjenja, bez obzira na funkciju; obavještava roditelja, osim kada je roditelj osoba na koju se sumnja ili bi obavještavanje ugrozilo dijete; obavještava nacionalno lice i Izvršnog direktora.</w:t>
             </w:r>
           </w:p>
+        </w:tc>
+        <w:tc>
+          <w:tcPr>
+            <w:tcW w:type="dxa" w:w="4953"/>
+            <w:tcMar>
+              <w:top w:type="dxa" w:w="80"/>
+              <w:left w:type="dxa" w:w="100"/>
+              <w:bottom w:type="dxa" w:w="80"/>
+              <w:right w:type="dxa" w:w="100"/>
+            </w:tcMar>
+          </w:tcPr>
+          <w:p>
+            <w:pPr>
+              <w:spacing w:after="100"/>
+            </w:pPr>
+            <w:r>
+              <w:rPr>
+                <w:rFonts w:ascii="Arial" w:cs="Arial" w:eastAsia="Arial" w:hAnsi="Arial"/>
+                <w:sz w:val="18"/>
+                <w:szCs w:val="18"/>
+              </w:rPr>
+              <w:t xml:space="preserve">The safeguarding lead who receives a report immediately: ensures that the child is safe and in the presence of a trusted person; removes the person concerned from all contact with children until the matter is clarified, regardless of their function; informs the parent, unless the parent is the person concerned or informing them would endanger the child; informs the national lead and the Executive Director.</w:t>
+            </w:r>
+          </w:p>
+        </w:tc>
+      </w:tr>
+      <w:tr>
+        <w:tc>
+          <w:tcPr>
+            <w:tcW w:type="dxa" w:w="4953"/>
+            <w:tcMar>
+              <w:top w:type="dxa" w:w="80"/>
+              <w:left w:type="dxa" w:w="100"/>
+              <w:bottom w:type="dxa" w:w="80"/>
+              <w:right w:type="dxa" w:w="100"/>
+            </w:tcMar>
+          </w:tcPr>
           <w:p>
             <w:pPr>
               <w:spacing w:after="100"/>
@@ -3531,6 +4320,43 @@
               <w:t xml:space="preserve">Nacionalno lice i Izvršni direktor u roku od 24 sata odlučuju o obavještavanju nadležnog centra za socijalni rad ili policije. Sumnja na krivično djelo prijavljuje se nadležnim organima bez odlaganja; udruženje ne vodi sopstvenu istragu krivičnih djela i ne uzima iskaze od djeteta preko onoga što je dijete samo reklo. Sumnja na kršenje ove politike koje nije krivično djelo razjašnjava se interno u roku od 15 dana.</w:t>
             </w:r>
           </w:p>
+        </w:tc>
+        <w:tc>
+          <w:tcPr>
+            <w:tcW w:type="dxa" w:w="4953"/>
+            <w:tcMar>
+              <w:top w:type="dxa" w:w="80"/>
+              <w:left w:type="dxa" w:w="100"/>
+              <w:bottom w:type="dxa" w:w="80"/>
+              <w:right w:type="dxa" w:w="100"/>
+            </w:tcMar>
+          </w:tcPr>
+          <w:p>
+            <w:pPr>
+              <w:spacing w:after="100"/>
+            </w:pPr>
+            <w:r>
+              <w:rPr>
+                <w:rFonts w:ascii="Arial" w:cs="Arial" w:eastAsia="Arial" w:hAnsi="Arial"/>
+                <w:sz w:val="18"/>
+                <w:szCs w:val="18"/>
+              </w:rPr>
+              <w:t xml:space="preserve">Within 24 hours the national lead and the Executive Director decide on notifying the competent centre for social work or the police. A suspected criminal offence is reported to the competent authorities without delay; the association conducts no criminal investigation of its own and takes no statements from the child beyond what the child has said. A suspected breach of this policy that is not a criminal offence is clarified internally within 15 days.</w:t>
+            </w:r>
+          </w:p>
+        </w:tc>
+      </w:tr>
+      <w:tr>
+        <w:tc>
+          <w:tcPr>
+            <w:tcW w:type="dxa" w:w="4953"/>
+            <w:tcMar>
+              <w:top w:type="dxa" w:w="80"/>
+              <w:left w:type="dxa" w:w="100"/>
+              <w:bottom w:type="dxa" w:w="80"/>
+              <w:right w:type="dxa" w:w="100"/>
+            </w:tcMar>
+          </w:tcPr>
           <w:p>
             <w:pPr>
               <w:spacing w:after="100"/>
@@ -3562,20 +4388,10 @@
             <w:r>
               <w:rPr>
                 <w:rFonts w:ascii="Arial" w:cs="Arial" w:eastAsia="Arial" w:hAnsi="Arial"/>
-                <w:i/>
-                <w:iCs/>
-                <w:sz w:val="18"/>
-                <w:szCs w:val="18"/>
-              </w:rPr>
-              <w:t xml:space="preserve">Article 21. Acting on a report.</w:t>
-            </w:r>
-            <w:r>
-              <w:rPr>
-                <w:rFonts w:ascii="Arial" w:cs="Arial" w:eastAsia="Arial" w:hAnsi="Arial"/>
-                <w:sz w:val="18"/>
-                <w:szCs w:val="18"/>
-              </w:rPr>
-              <w:t xml:space="preserve"> The lead receiving it: makes the child safe with a trusted person; removes the person concerned from all child contact until clarified, whatever their function; informs the parent unless the parent is the person concerned or informing would endanger the child; informs the national lead and the Director. Within 24 hours the national lead and the Director decide on notifying the centre for social work or the police. Suspected crimes go to the authorities without delay; the association runs no criminal investigation and takes no statements from the child beyond what the child said. Non-criminal breaches are clarified internally within 15 days. The person concerned loses all child-facing tasks meanwhile. Outcome and measures are recorded.</w:t>
+                <w:sz w:val="18"/>
+                <w:szCs w:val="18"/>
+              </w:rPr>
+              <w:t xml:space="preserve">During the proceedings the person concerned temporarily loses all tasks that involve children. The outcome of the proceedings and the measures under Article 23 are entered in the register.</w:t>
             </w:r>
           </w:p>
         </w:tc>
@@ -3627,7 +4443,7 @@
                 <w:sz w:val="20"/>
                 <w:szCs w:val="20"/>
               </w:rPr>
-              <w:t xml:space="preserve">Article 22. Confidentiality and records.</w:t>
+              <w:t xml:space="preserve">Article 22 — Confidentiality and records</w:t>
             </w:r>
           </w:p>
         </w:tc>
@@ -3656,6 +4472,43 @@
               <w:t xml:space="preserve">Prijave i sve što se uz njih sazna povjerljivi su. Identitet prijavioca ne otkriva se osobi na koju se prijava odnosi. Podaci se dijele samo sa onima koji moraju znati radi zaštite djeteta i sa nadležnim organima.</w:t>
             </w:r>
           </w:p>
+        </w:tc>
+        <w:tc>
+          <w:tcPr>
+            <w:tcW w:type="dxa" w:w="4953"/>
+            <w:tcMar>
+              <w:top w:type="dxa" w:w="80"/>
+              <w:left w:type="dxa" w:w="100"/>
+              <w:bottom w:type="dxa" w:w="80"/>
+              <w:right w:type="dxa" w:w="100"/>
+            </w:tcMar>
+          </w:tcPr>
+          <w:p>
+            <w:pPr>
+              <w:spacing w:after="100"/>
+            </w:pPr>
+            <w:r>
+              <w:rPr>
+                <w:rFonts w:ascii="Arial" w:cs="Arial" w:eastAsia="Arial" w:hAnsi="Arial"/>
+                <w:sz w:val="18"/>
+                <w:szCs w:val="18"/>
+              </w:rPr>
+              <w:t xml:space="preserve">Reports and everything learned in connection with them are confidential. The identity of the reporter is not disclosed to the person the report concerns. Data is shared only with those who need to know in order to protect the child and with the competent authorities.</w:t>
+            </w:r>
+          </w:p>
+        </w:tc>
+      </w:tr>
+      <w:tr>
+        <w:tc>
+          <w:tcPr>
+            <w:tcW w:type="dxa" w:w="4953"/>
+            <w:tcMar>
+              <w:top w:type="dxa" w:w="80"/>
+              <w:left w:type="dxa" w:w="100"/>
+              <w:bottom w:type="dxa" w:w="80"/>
+              <w:right w:type="dxa" w:w="100"/>
+            </w:tcMar>
+          </w:tcPr>
           <w:p>
             <w:pPr>
               <w:spacing w:after="100"/>
@@ -3687,20 +4540,10 @@
             <w:r>
               <w:rPr>
                 <w:rFonts w:ascii="Arial" w:cs="Arial" w:eastAsia="Arial" w:hAnsi="Arial"/>
-                <w:i/>
-                <w:iCs/>
-                <w:sz w:val="18"/>
-                <w:szCs w:val="18"/>
-              </w:rPr>
-              <w:t xml:space="preserve">Article 22. Confidentiality and records.</w:t>
-            </w:r>
-            <w:r>
-              <w:rPr>
-                <w:rFonts w:ascii="Arial" w:cs="Arial" w:eastAsia="Arial" w:hAnsi="Arial"/>
-                <w:sz w:val="18"/>
-                <w:szCs w:val="18"/>
-              </w:rPr>
-              <w:t xml:space="preserve"> Reports and everything learned are confidential; the reporter's identity is not revealed to the person concerned; shared only with those who need to know to protect the child and with the authorities. The national lead keeps the reports register separately with restricted access (national lead, Director, Board President), kept [number] years, or while any official proceeding lasts plus [number] years.</w:t>
+                <w:sz w:val="18"/>
+                <w:szCs w:val="18"/>
+              </w:rPr>
+              <w:t xml:space="preserve">The national lead keeps the register of reports separately from the association's other records, with restricted access (the national lead, the Executive Director, the President of the Board). The register is kept for [[PLACEHOLDER: number]] years, or, where the competent authorities have been notified, for as long as their proceedings last and [[PLACEHOLDER: number]] years after that.</w:t>
             </w:r>
           </w:p>
         </w:tc>
@@ -3752,7 +4595,7 @@
                 <w:sz w:val="22"/>
                 <w:szCs w:val="22"/>
               </w:rPr>
-              <w:t xml:space="preserve">MEASURES, BENEFICIARIES AND CHAPTERS</w:t>
+              <w:t xml:space="preserve">VIII. MEASURES, BENEFICIARIES AND CHAPTERS</w:t>
             </w:r>
           </w:p>
         </w:tc>
@@ -3804,67 +4647,57 @@
                 <w:sz w:val="20"/>
                 <w:szCs w:val="20"/>
               </w:rPr>
-              <w:t xml:space="preserve">Article 23. Measures.</w:t>
-            </w:r>
-          </w:p>
-        </w:tc>
-      </w:tr>
-      <w:tr>
-        <w:tc>
-          <w:tcPr>
-            <w:tcW w:type="dxa" w:w="4953"/>
-            <w:tcMar>
-              <w:top w:type="dxa" w:w="80"/>
-              <w:left w:type="dxa" w:w="100"/>
-              <w:bottom w:type="dxa" w:w="80"/>
-              <w:right w:type="dxa" w:w="100"/>
-            </w:tcMar>
-          </w:tcPr>
-          <w:p>
-            <w:pPr>
-              <w:spacing w:after="100"/>
-            </w:pPr>
-            <w:r>
-              <w:rPr>
-                <w:rFonts w:ascii="Arial" w:cs="Arial" w:eastAsia="Arial" w:hAnsi="Arial"/>
-                <w:sz w:val="18"/>
-                <w:szCs w:val="18"/>
-              </w:rPr>
-              <w:t xml:space="preserve">Kršenje ove politike, srazmjerno težini: upozorenje i ponovna obuka; trajno oduzimanje zadataka koji uključuju djecu; prestanak volonterskog angažmana; razrješenje sa funkcije po Statutu; prestanak radnog odnosa po ugovoru i zakonu; prestanak članstva (Statut, član 37); raskid saradnje sa partnerom. Osoba pravosnažno osuđena za djelo protiv djece trajno ne može imati nikakav zadatak u udruženju.</w:t>
-            </w:r>
-          </w:p>
-        </w:tc>
-        <w:tc>
-          <w:tcPr>
-            <w:tcW w:type="dxa" w:w="4953"/>
-            <w:tcMar>
-              <w:top w:type="dxa" w:w="80"/>
-              <w:left w:type="dxa" w:w="100"/>
-              <w:bottom w:type="dxa" w:w="80"/>
-              <w:right w:type="dxa" w:w="100"/>
-            </w:tcMar>
-          </w:tcPr>
-          <w:p>
-            <w:pPr>
-              <w:spacing w:after="100"/>
-            </w:pPr>
-            <w:r>
-              <w:rPr>
-                <w:rFonts w:ascii="Arial" w:cs="Arial" w:eastAsia="Arial" w:hAnsi="Arial"/>
-                <w:i/>
-                <w:iCs/>
-                <w:sz w:val="18"/>
-                <w:szCs w:val="18"/>
-              </w:rPr>
-              <w:t xml:space="preserve">Article 23. Measures.</w:t>
-            </w:r>
-            <w:r>
-              <w:rPr>
-                <w:rFonts w:ascii="Arial" w:cs="Arial" w:eastAsia="Arial" w:hAnsi="Arial"/>
-                <w:sz w:val="18"/>
-                <w:szCs w:val="18"/>
-              </w:rPr>
-              <w:t xml:space="preserve"> Proportionate: warning and retraining; permanent removal from child-facing tasks; end of volunteering; dismissal under the Statute; termination of employment; termination of membership (Statute Art. 37); ending a partnership. Anyone finally convicted of an offence against children can never hold any task in the association.</w:t>
+              <w:t xml:space="preserve">Article 23 — Measures</w:t>
+            </w:r>
+          </w:p>
+        </w:tc>
+      </w:tr>
+      <w:tr>
+        <w:tc>
+          <w:tcPr>
+            <w:tcW w:type="dxa" w:w="4953"/>
+            <w:tcMar>
+              <w:top w:type="dxa" w:w="80"/>
+              <w:left w:type="dxa" w:w="100"/>
+              <w:bottom w:type="dxa" w:w="80"/>
+              <w:right w:type="dxa" w:w="100"/>
+            </w:tcMar>
+          </w:tcPr>
+          <w:p>
+            <w:pPr>
+              <w:spacing w:after="100"/>
+            </w:pPr>
+            <w:r>
+              <w:rPr>
+                <w:rFonts w:ascii="Arial" w:cs="Arial" w:eastAsia="Arial" w:hAnsi="Arial"/>
+                <w:sz w:val="18"/>
+                <w:szCs w:val="18"/>
+              </w:rPr>
+              <w:t xml:space="preserve">Kršenje ove politike povlači, srazmjerno težini: upozorenje i ponovnu obuku; trajno oduzimanje zadataka koji uključuju djecu; prestanak volonterskog angažmana; razrješenje sa funkcije po Statutu; prestanak radnog odnosa po ugovoru i zakonu; prestanak članstva (Statut, član 37); raskid saradnje sa partnerom. Osoba pravosnažno osuđena za djelo protiv djece trajno ne može imati nikakav zadatak u udruženju.</w:t>
+            </w:r>
+          </w:p>
+        </w:tc>
+        <w:tc>
+          <w:tcPr>
+            <w:tcW w:type="dxa" w:w="4953"/>
+            <w:tcMar>
+              <w:top w:type="dxa" w:w="80"/>
+              <w:left w:type="dxa" w:w="100"/>
+              <w:bottom w:type="dxa" w:w="80"/>
+              <w:right w:type="dxa" w:w="100"/>
+            </w:tcMar>
+          </w:tcPr>
+          <w:p>
+            <w:pPr>
+              <w:spacing w:after="100"/>
+            </w:pPr>
+            <w:r>
+              <w:rPr>
+                <w:rFonts w:ascii="Arial" w:cs="Arial" w:eastAsia="Arial" w:hAnsi="Arial"/>
+                <w:sz w:val="18"/>
+                <w:szCs w:val="18"/>
+              </w:rPr>
+              <w:t xml:space="preserve">A breach of this policy entails, in proportion to its seriousness: a warning and retraining; permanent removal of tasks that involve children; the end of the volunteer engagement; dismissal from a function under the Statute; termination of employment under the contract and the law; termination of membership (Statute, Article 37); ending the cooperation with a partner. A person finally convicted of an offence against children may never hold any task in the association.</w:t>
             </w:r>
           </w:p>
         </w:tc>
@@ -3916,67 +4749,57 @@
                 <w:sz w:val="20"/>
                 <w:szCs w:val="20"/>
               </w:rPr>
-              <w:t xml:space="preserve">Article 24. Child beneficiaries.</w:t>
-            </w:r>
-          </w:p>
-        </w:tc>
-      </w:tr>
-      <w:tr>
-        <w:tc>
-          <w:tcPr>
-            <w:tcW w:type="dxa" w:w="4953"/>
-            <w:tcMar>
-              <w:top w:type="dxa" w:w="80"/>
-              <w:left w:type="dxa" w:w="100"/>
-              <w:bottom w:type="dxa" w:w="80"/>
-              <w:right w:type="dxa" w:w="100"/>
-            </w:tcMar>
-          </w:tcPr>
-          <w:p>
-            <w:pPr>
-              <w:spacing w:after="100"/>
-            </w:pPr>
-            <w:r>
-              <w:rPr>
-                <w:rFonts w:ascii="Arial" w:cs="Arial" w:eastAsia="Arial" w:hAnsi="Arial"/>
-                <w:sz w:val="18"/>
-                <w:szCs w:val="18"/>
-              </w:rPr>
-              <w:t xml:space="preserve">Kada je korisnik sredstava dijete ili ranjivo lice: prijavu podnosi roditelj, staratelj ili ustanova; obilazak korisnika (kriterijumi za dodjelu sredstava, odjeljak 9) vrše dvije osobe, u prisustvu roditelja ili staratelja; sredstva se isplaćuju dobavljaču ili roditelju, nikada djetetu; o korisniku se objavljuje samo ono što dopušta odjeljak 12 kriterijuma; priča ili fotografija djeteta korisnika objavljuje se samo uz posebnu saglasnost oba roditelja ili staratelja i samo ako to ne može naštetiti djetetu, o čemu odlučuje nacionalno lice.</w:t>
-            </w:r>
-          </w:p>
-        </w:tc>
-        <w:tc>
-          <w:tcPr>
-            <w:tcW w:type="dxa" w:w="4953"/>
-            <w:tcMar>
-              <w:top w:type="dxa" w:w="80"/>
-              <w:left w:type="dxa" w:w="100"/>
-              <w:bottom w:type="dxa" w:w="80"/>
-              <w:right w:type="dxa" w:w="100"/>
-            </w:tcMar>
-          </w:tcPr>
-          <w:p>
-            <w:pPr>
-              <w:spacing w:after="100"/>
-            </w:pPr>
-            <w:r>
-              <w:rPr>
-                <w:rFonts w:ascii="Arial" w:cs="Arial" w:eastAsia="Arial" w:hAnsi="Arial"/>
-                <w:i/>
-                <w:iCs/>
-                <w:sz w:val="18"/>
-                <w:szCs w:val="18"/>
-              </w:rPr>
-              <w:t xml:space="preserve">Article 24. Child beneficiaries.</w:t>
-            </w:r>
-            <w:r>
-              <w:rPr>
-                <w:rFonts w:ascii="Arial" w:cs="Arial" w:eastAsia="Arial" w:hAnsi="Arial"/>
-                <w:sz w:val="18"/>
-                <w:szCs w:val="18"/>
-              </w:rPr>
-              <w:t xml:space="preserve"> Applications come from a parent, guardian or institution; visits (grant criteria section 9) are made by two people with the parent present; funds go to the supplier or the parent, never the child; publication only as criteria section 12 allows; a child beneficiary's story or photo only with both parents' or the guardian's separate consent and only if it cannot harm the child, as the national lead decides.</w:t>
+              <w:t xml:space="preserve">Article 24 — Child beneficiaries</w:t>
+            </w:r>
+          </w:p>
+        </w:tc>
+      </w:tr>
+      <w:tr>
+        <w:tc>
+          <w:tcPr>
+            <w:tcW w:type="dxa" w:w="4953"/>
+            <w:tcMar>
+              <w:top w:type="dxa" w:w="80"/>
+              <w:left w:type="dxa" w:w="100"/>
+              <w:bottom w:type="dxa" w:w="80"/>
+              <w:right w:type="dxa" w:w="100"/>
+            </w:tcMar>
+          </w:tcPr>
+          <w:p>
+            <w:pPr>
+              <w:spacing w:after="100"/>
+            </w:pPr>
+            <w:r>
+              <w:rPr>
+                <w:rFonts w:ascii="Arial" w:cs="Arial" w:eastAsia="Arial" w:hAnsi="Arial"/>
+                <w:sz w:val="18"/>
+                <w:szCs w:val="18"/>
+              </w:rPr>
+              <w:t xml:space="preserve">Kada je korisnik sredstava dijete ili ranjivo lice: prijavu podnosi roditelj, staratelj ili ustanova; obilazak korisnika (Kriterijumi za dodjelu sredstava, odjeljak 9) vrše dvije osobe, u prisustvu roditelja ili staratelja; sredstva se isplaćuju dobavljaču ili roditelju, nikada djetetu; o korisniku se objavljuje samo ono što dopušta odjeljak 12 Kriterijuma; priča ili fotografija djeteta korisnika objavljuje se samo uz posebnu saglasnost oba roditelja ili staratelja i samo ako to ne može naštetiti djetetu, o čemu odlučuje nacionalno lice.</w:t>
+            </w:r>
+          </w:p>
+        </w:tc>
+        <w:tc>
+          <w:tcPr>
+            <w:tcW w:type="dxa" w:w="4953"/>
+            <w:tcMar>
+              <w:top w:type="dxa" w:w="80"/>
+              <w:left w:type="dxa" w:w="100"/>
+              <w:bottom w:type="dxa" w:w="80"/>
+              <w:right w:type="dxa" w:w="100"/>
+            </w:tcMar>
+          </w:tcPr>
+          <w:p>
+            <w:pPr>
+              <w:spacing w:after="100"/>
+            </w:pPr>
+            <w:r>
+              <w:rPr>
+                <w:rFonts w:ascii="Arial" w:cs="Arial" w:eastAsia="Arial" w:hAnsi="Arial"/>
+                <w:sz w:val="18"/>
+                <w:szCs w:val="18"/>
+              </w:rPr>
+              <w:t xml:space="preserve">Where a beneficiary of funds is a child or a vulnerable adult: the application is submitted by a parent, guardian or institution; the visit to the beneficiary (Grant Criteria, section 9) is made by two people, in the presence of the parent or guardian; funds are paid to the supplier or the parent, never to the child; only what section 12 of the Criteria allows is published about the beneficiary; the story or photograph of a child beneficiary is published only with the separate consent of both parents or the guardian and only if it cannot harm the child, as the national lead decides.</w:t>
             </w:r>
           </w:p>
         </w:tc>
@@ -4028,7 +4851,7 @@
                 <w:sz w:val="20"/>
                 <w:szCs w:val="20"/>
               </w:rPr>
-              <w:t xml:space="preserve">Article 25. Chapters and partners.</w:t>
+              <w:t xml:space="preserve">Article 25 — Chapters and partners</w:t>
             </w:r>
           </w:p>
         </w:tc>
@@ -4075,20 +4898,10 @@
             <w:r>
               <w:rPr>
                 <w:rFonts w:ascii="Arial" w:cs="Arial" w:eastAsia="Arial" w:hAnsi="Arial"/>
-                <w:i/>
-                <w:iCs/>
-                <w:sz w:val="18"/>
-                <w:szCs w:val="18"/>
-              </w:rPr>
-              <w:t xml:space="preserve">Article 25. Chapters and partners.</w:t>
-            </w:r>
-            <w:r>
-              <w:rPr>
-                <w:rFonts w:ascii="Arial" w:cs="Arial" w:eastAsia="Arial" w:hAnsi="Arial"/>
-                <w:sz w:val="18"/>
-                <w:szCs w:val="18"/>
-              </w:rPr>
-              <w:t xml:space="preserve"> The chapter lead is responsible for the policy in the chapter; no children's activity without an approved event lead. Every contract or arrangement with a club, school or supplier involved with children includes the duty to follow this policy and the association's right to remove anyone breaching it.</w:t>
+                <w:sz w:val="18"/>
+                <w:szCs w:val="18"/>
+              </w:rPr>
+              <w:t xml:space="preserve">The chapter lead is responsible for the application of this policy in the chapter. A chapter holds no activity with children without an event safeguarding lead approved by the national lead. A contract or arrangement with a club, school or supplier taking part in an activity with children contains the obligation to comply with this policy and the association's right to remove any person who breaches it.</w:t>
             </w:r>
           </w:p>
         </w:tc>
@@ -4115,7 +4928,7 @@
                 <w:sz w:val="22"/>
                 <w:szCs w:val="22"/>
               </w:rPr>
-              <w:t xml:space="preserve">IX. ZAVRŠNE ODREDBE, PARAMETRI I PROVJERE</w:t>
+              <w:t xml:space="preserve">IX. ZAVRŠNE ODREDBE</w:t>
             </w:r>
           </w:p>
         </w:tc>
@@ -4140,7 +4953,7 @@
                 <w:sz w:val="22"/>
                 <w:szCs w:val="22"/>
               </w:rPr>
-              <w:t xml:space="preserve">FINAL PROVISIONS, PARAMETERS AND CHECKS</w:t>
+              <w:t xml:space="preserve">IX. FINAL PROVISIONS</w:t>
             </w:r>
           </w:p>
         </w:tc>
@@ -4192,35 +5005,72 @@
                 <w:sz w:val="20"/>
                 <w:szCs w:val="20"/>
               </w:rPr>
-              <w:t xml:space="preserve">Article 26. Publication and review.</w:t>
-            </w:r>
-          </w:p>
-        </w:tc>
-      </w:tr>
-      <w:tr>
-        <w:tc>
-          <w:tcPr>
-            <w:tcW w:type="dxa" w:w="4953"/>
-            <w:tcMar>
-              <w:top w:type="dxa" w:w="80"/>
-              <w:left w:type="dxa" w:w="100"/>
-              <w:bottom w:type="dxa" w:w="80"/>
-              <w:right w:type="dxa" w:w="100"/>
-            </w:tcMar>
-          </w:tcPr>
-          <w:p>
-            <w:pPr>
-              <w:spacing w:after="100"/>
-            </w:pPr>
-            <w:r>
-              <w:rPr>
-                <w:rFonts w:ascii="Arial" w:cs="Arial" w:eastAsia="Arial" w:hAnsi="Arial"/>
-                <w:sz w:val="18"/>
-                <w:szCs w:val="18"/>
-              </w:rPr>
-              <w:t xml:space="preserve">Sažetak politike objavljen je na internet stranici udruženja i ne smije obećavati manje od ove politike. Politika se preispituje nakon svakog većeg događaja, nakon svakog slučaja iz dijela VII i najmanje jednom godišnje. Nacionalno lice podnosi Upravnom odboru godišnji izvještaj: broj događaja sa djecom, broj upoznatih volontera, broj prijava i ishodi bez ličnih podataka, naučene lekcije.</w:t>
-            </w:r>
-          </w:p>
+              <w:t xml:space="preserve">Article 26 — Publication and review</w:t>
+            </w:r>
+          </w:p>
+        </w:tc>
+      </w:tr>
+      <w:tr>
+        <w:tc>
+          <w:tcPr>
+            <w:tcW w:type="dxa" w:w="4953"/>
+            <w:tcMar>
+              <w:top w:type="dxa" w:w="80"/>
+              <w:left w:type="dxa" w:w="100"/>
+              <w:bottom w:type="dxa" w:w="80"/>
+              <w:right w:type="dxa" w:w="100"/>
+            </w:tcMar>
+          </w:tcPr>
+          <w:p>
+            <w:pPr>
+              <w:spacing w:after="100"/>
+            </w:pPr>
+            <w:r>
+              <w:rPr>
+                <w:rFonts w:ascii="Arial" w:cs="Arial" w:eastAsia="Arial" w:hAnsi="Arial"/>
+                <w:sz w:val="18"/>
+                <w:szCs w:val="18"/>
+              </w:rPr>
+              <w:t xml:space="preserve">Sažetak politike objavljen je na internet stranici udruženja i ne smije obećavati manje od ove politike. Politika se preispituje nakon svakog većeg događaja, nakon svakog slučaja iz dijela VII i najmanje jednom godišnje. Nacionalno lice podnosi Upravnom odboru godišnji izvještaj: broj događaja sa djecom, broj upoznatih volontera, broj prijava i ishode bez ličnih podataka, naučene lekcije.</w:t>
+            </w:r>
+          </w:p>
+        </w:tc>
+        <w:tc>
+          <w:tcPr>
+            <w:tcW w:type="dxa" w:w="4953"/>
+            <w:tcMar>
+              <w:top w:type="dxa" w:w="80"/>
+              <w:left w:type="dxa" w:w="100"/>
+              <w:bottom w:type="dxa" w:w="80"/>
+              <w:right w:type="dxa" w:w="100"/>
+            </w:tcMar>
+          </w:tcPr>
+          <w:p>
+            <w:pPr>
+              <w:spacing w:after="100"/>
+            </w:pPr>
+            <w:r>
+              <w:rPr>
+                <w:rFonts w:ascii="Arial" w:cs="Arial" w:eastAsia="Arial" w:hAnsi="Arial"/>
+                <w:sz w:val="18"/>
+                <w:szCs w:val="18"/>
+              </w:rPr>
+              <w:t xml:space="preserve">A summary of the policy is published on the association's website and may not promise less than this policy. The policy is reviewed after every major event, after every case under Part VII and at least once a year. The national lead submits an annual report to the Board: the number of events with children, the number of volunteers briefed, the number of reports and their outcomes without personal data, and lessons learned.</w:t>
+            </w:r>
+          </w:p>
+        </w:tc>
+      </w:tr>
+      <w:tr>
+        <w:tc>
+          <w:tcPr>
+            <w:tcW w:type="dxa" w:w="4953"/>
+            <w:tcMar>
+              <w:top w:type="dxa" w:w="80"/>
+              <w:left w:type="dxa" w:w="100"/>
+              <w:bottom w:type="dxa" w:w="80"/>
+              <w:right w:type="dxa" w:w="100"/>
+            </w:tcMar>
+          </w:tcPr>
           <w:p>
             <w:pPr>
               <w:spacing w:after="100"/>
@@ -4252,773 +5102,10 @@
             <w:r>
               <w:rPr>
                 <w:rFonts w:ascii="Arial" w:cs="Arial" w:eastAsia="Arial" w:hAnsi="Arial"/>
-                <w:i/>
-                <w:iCs/>
-                <w:sz w:val="18"/>
-                <w:szCs w:val="18"/>
-              </w:rPr>
-              <w:t xml:space="preserve">Article 26. Publication and review.</w:t>
-            </w:r>
-            <w:r>
-              <w:rPr>
-                <w:rFonts w:ascii="Arial" w:cs="Arial" w:eastAsia="Arial" w:hAnsi="Arial"/>
-                <w:sz w:val="18"/>
-                <w:szCs w:val="18"/>
-              </w:rPr>
-              <w:t xml:space="preserve"> The website summary never promises less than this policy. Reviewed after every major event, after every Part VII case and at least yearly; the national lead reports yearly to the Board (events with children, volunteers briefed, reports and outcomes without personal data, lessons). In force on adoption; the Assembly exercises the Board's powers until the Board exists.</w:t>
-            </w:r>
-          </w:p>
-          <w:p>
-            <w:pPr>
-              <w:spacing w:after="100"/>
-            </w:pPr>
-            <w:r>
-              <w:rPr>
-                <w:rFonts w:ascii="Arial" w:cs="Arial" w:eastAsia="Arial" w:hAnsi="Arial"/>
-                <w:sz w:val="18"/>
-                <w:szCs w:val="18"/>
-              </w:rPr>
-              <w:t xml:space="preserve">Suggested starting values, each a single line to change:</w:t>
-            </w:r>
-          </w:p>
-        </w:tc>
-      </w:tr>
-      <w:tr>
-        <w:tc>
-          <w:tcPr>
-            <w:tcW w:type="dxa" w:w="9906"/>
-            <w:gridSpan w:val="2"/>
-            <w:tcMar>
-              <w:top w:type="dxa" w:w="80"/>
-              <w:left w:type="dxa" w:w="100"/>
-              <w:bottom w:type="dxa" w:w="80"/>
-              <w:right w:type="dxa" w:w="100"/>
-            </w:tcMar>
-          </w:tcPr>
-          <w:tbl>
-            <w:tblPr>
-              <w:tblW w:type="dxa" w:w="9706"/>
-              <w:tblBorders>
-                <w:top w:val="single" w:color="C9D3D7" w:sz="4"/>
-                <w:left w:val="single" w:color="C9D3D7" w:sz="4"/>
-                <w:bottom w:val="single" w:color="C9D3D7" w:sz="4"/>
-                <w:right w:val="single" w:color="C9D3D7" w:sz="4"/>
-                <w:insideH w:val="single" w:color="C9D3D7" w:sz="4"/>
-                <w:insideV w:val="single" w:color="C9D3D7" w:sz="4"/>
-              </w:tblBorders>
-            </w:tblPr>
-            <w:tblGrid>
-              <w:gridCol w:w="3235"/>
-              <w:gridCol w:w="3235"/>
-              <w:gridCol w:w="3235"/>
-            </w:tblGrid>
-            <w:tr>
-              <w:trPr>
-                <w:tblHeader/>
-              </w:trPr>
-              <w:tc>
-                <w:tcPr>
-                  <w:tcW w:type="dxa" w:w="3235"/>
-                  <w:shd w:fill="E3EBED" w:color="auto" w:val="clear"/>
-                  <w:tcMar>
-                    <w:top w:type="dxa" w:w="40"/>
-                    <w:left w:type="dxa" w:w="60"/>
-                    <w:bottom w:type="dxa" w:w="40"/>
-                    <w:right w:type="dxa" w:w="60"/>
-                  </w:tcMar>
-                </w:tcPr>
-                <w:p>
-                  <w:r>
-                    <w:rPr>
-                      <w:rFonts w:ascii="Arial" w:cs="Arial" w:eastAsia="Arial" w:hAnsi="Arial"/>
-                      <w:b/>
-                      <w:bCs/>
-                      <w:sz w:val="16"/>
-                      <w:szCs w:val="16"/>
-                    </w:rPr>
-                    <w:t xml:space="preserve">Parameter</w:t>
-                  </w:r>
-                </w:p>
-              </w:tc>
-              <w:tc>
-                <w:tcPr>
-                  <w:tcW w:type="dxa" w:w="3235"/>
-                  <w:shd w:fill="E3EBED" w:color="auto" w:val="clear"/>
-                  <w:tcMar>
-                    <w:top w:type="dxa" w:w="40"/>
-                    <w:left w:type="dxa" w:w="60"/>
-                    <w:bottom w:type="dxa" w:w="40"/>
-                    <w:right w:type="dxa" w:w="60"/>
-                  </w:tcMar>
-                </w:tcPr>
-                <w:p>
-                  <w:r>
-                    <w:rPr>
-                      <w:rFonts w:ascii="Arial" w:cs="Arial" w:eastAsia="Arial" w:hAnsi="Arial"/>
-                      <w:b/>
-                      <w:bCs/>
-                      <w:sz w:val="16"/>
-                      <w:szCs w:val="16"/>
-                    </w:rPr>
-                    <w:t xml:space="preserve">Suggested</w:t>
-                  </w:r>
-                </w:p>
-              </w:tc>
-              <w:tc>
-                <w:tcPr>
-                  <w:tcW w:type="dxa" w:w="3235"/>
-                  <w:shd w:fill="E3EBED" w:color="auto" w:val="clear"/>
-                  <w:tcMar>
-                    <w:top w:type="dxa" w:w="40"/>
-                    <w:left w:type="dxa" w:w="60"/>
-                    <w:bottom w:type="dxa" w:w="40"/>
-                    <w:right w:type="dxa" w:w="60"/>
-                  </w:tcMar>
-                </w:tcPr>
-                <w:p>
-                  <w:r>
-                    <w:rPr>
-                      <w:rFonts w:ascii="Arial" w:cs="Arial" w:eastAsia="Arial" w:hAnsi="Arial"/>
-                      <w:b/>
-                      <w:bCs/>
-                      <w:sz w:val="16"/>
-                      <w:szCs w:val="16"/>
-                    </w:rPr>
-                    <w:t xml:space="preserve">Where</w:t>
-                  </w:r>
-                </w:p>
-              </w:tc>
-            </w:tr>
-            <w:tr>
-              <w:trPr>
-                <w:tblHeader w:val="false"/>
-              </w:trPr>
-              <w:tc>
-                <w:tcPr>
-                  <w:tcW w:type="dxa" w:w="3235"/>
-                  <w:tcMar>
-                    <w:top w:type="dxa" w:w="40"/>
-                    <w:left w:type="dxa" w:w="60"/>
-                    <w:bottom w:type="dxa" w:w="40"/>
-                    <w:right w:type="dxa" w:w="60"/>
-                  </w:tcMar>
-                </w:tcPr>
-                <w:p>
-                  <w:r>
-                    <w:rPr>
-                      <w:rFonts w:ascii="Arial" w:cs="Arial" w:eastAsia="Arial" w:hAnsi="Arial"/>
-                      <w:b w:val="false"/>
-                      <w:bCs w:val="false"/>
-                      <w:sz w:val="16"/>
-                      <w:szCs w:val="16"/>
-                    </w:rPr>
-                    <w:t xml:space="preserve">Training for safeguarding leads and chapter officers / Obuka</w:t>
-                  </w:r>
-                </w:p>
-              </w:tc>
-              <w:tc>
-                <w:tcPr>
-                  <w:tcW w:type="dxa" w:w="3235"/>
-                  <w:tcMar>
-                    <w:top w:type="dxa" w:w="40"/>
-                    <w:left w:type="dxa" w:w="60"/>
-                    <w:bottom w:type="dxa" w:w="40"/>
-                    <w:right w:type="dxa" w:w="60"/>
-                  </w:tcMar>
-                </w:tcPr>
-                <w:p>
-                  <w:r>
-                    <w:rPr>
-                      <w:rFonts w:ascii="Arial" w:cs="Arial" w:eastAsia="Arial" w:hAnsi="Arial"/>
-                      <w:b w:val="false"/>
-                      <w:bCs w:val="false"/>
-                      <w:sz w:val="16"/>
-                      <w:szCs w:val="16"/>
-                    </w:rPr>
-                    <w:t xml:space="preserve">3 hours on appointment, yearly refresher</w:t>
-                  </w:r>
-                </w:p>
-              </w:tc>
-              <w:tc>
-                <w:tcPr>
-                  <w:tcW w:type="dxa" w:w="3235"/>
-                  <w:tcMar>
-                    <w:top w:type="dxa" w:w="40"/>
-                    <w:left w:type="dxa" w:w="60"/>
-                    <w:bottom w:type="dxa" w:w="40"/>
-                    <w:right w:type="dxa" w:w="60"/>
-                  </w:tcMar>
-                </w:tcPr>
-                <w:p>
-                  <w:r>
-                    <w:rPr>
-                      <w:rFonts w:ascii="Arial" w:cs="Arial" w:eastAsia="Arial" w:hAnsi="Arial"/>
-                      <w:b w:val="false"/>
-                      <w:bCs w:val="false"/>
-                      <w:sz w:val="16"/>
-                      <w:szCs w:val="16"/>
-                    </w:rPr>
-                    <w:t xml:space="preserve">Art. 10</w:t>
-                  </w:r>
-                </w:p>
-              </w:tc>
-            </w:tr>
-            <w:tr>
-              <w:trPr>
-                <w:tblHeader w:val="false"/>
-              </w:trPr>
-              <w:tc>
-                <w:tcPr>
-                  <w:tcW w:type="dxa" w:w="3235"/>
-                  <w:tcMar>
-                    <w:top w:type="dxa" w:w="40"/>
-                    <w:left w:type="dxa" w:w="60"/>
-                    <w:bottom w:type="dxa" w:w="40"/>
-                    <w:right w:type="dxa" w:w="60"/>
-                  </w:tcMar>
-                </w:tcPr>
-                <w:p>
-                  <w:r>
-                    <w:rPr>
-                      <w:rFonts w:ascii="Arial" w:cs="Arial" w:eastAsia="Arial" w:hAnsi="Arial"/>
-                      <w:b w:val="false"/>
-                      <w:bCs w:val="false"/>
-                      <w:sz w:val="16"/>
-                      <w:szCs w:val="16"/>
-                    </w:rPr>
-                    <w:t xml:space="preserve">Adult-to-child ratio / Odnos odraslih i djece</w:t>
-                  </w:r>
-                </w:p>
-              </w:tc>
-              <w:tc>
-                <w:tcPr>
-                  <w:tcW w:type="dxa" w:w="3235"/>
-                  <w:tcMar>
-                    <w:top w:type="dxa" w:w="40"/>
-                    <w:left w:type="dxa" w:w="60"/>
-                    <w:bottom w:type="dxa" w:w="40"/>
-                    <w:right w:type="dxa" w:w="60"/>
-                  </w:tcMar>
-                </w:tcPr>
-                <w:p>
-                  <w:r>
-                    <w:rPr>
-                      <w:rFonts w:ascii="Arial" w:cs="Arial" w:eastAsia="Arial" w:hAnsi="Arial"/>
-                      <w:b w:val="false"/>
-                      <w:bCs w:val="false"/>
-                      <w:sz w:val="16"/>
-                      <w:szCs w:val="16"/>
-                    </w:rPr>
-                    <w:t xml:space="preserve">1 : 8 up to age 8, 1 : 12 above</w:t>
-                  </w:r>
-                </w:p>
-              </w:tc>
-              <w:tc>
-                <w:tcPr>
-                  <w:tcW w:type="dxa" w:w="3235"/>
-                  <w:tcMar>
-                    <w:top w:type="dxa" w:w="40"/>
-                    <w:left w:type="dxa" w:w="60"/>
-                    <w:bottom w:type="dxa" w:w="40"/>
-                    <w:right w:type="dxa" w:w="60"/>
-                  </w:tcMar>
-                </w:tcPr>
-                <w:p>
-                  <w:r>
-                    <w:rPr>
-                      <w:rFonts w:ascii="Arial" w:cs="Arial" w:eastAsia="Arial" w:hAnsi="Arial"/>
-                      <w:b w:val="false"/>
-                      <w:bCs w:val="false"/>
-                      <w:sz w:val="16"/>
-                      <w:szCs w:val="16"/>
-                    </w:rPr>
-                    <w:t xml:space="preserve">Art. 11</w:t>
-                  </w:r>
-                </w:p>
-              </w:tc>
-            </w:tr>
-            <w:tr>
-              <w:trPr>
-                <w:tblHeader w:val="false"/>
-              </w:trPr>
-              <w:tc>
-                <w:tcPr>
-                  <w:tcW w:type="dxa" w:w="3235"/>
-                  <w:tcMar>
-                    <w:top w:type="dxa" w:w="40"/>
-                    <w:left w:type="dxa" w:w="60"/>
-                    <w:bottom w:type="dxa" w:w="40"/>
-                    <w:right w:type="dxa" w:w="60"/>
-                  </w:tcMar>
-                </w:tcPr>
-                <w:p>
-                  <w:r>
-                    <w:rPr>
-                      <w:rFonts w:ascii="Arial" w:cs="Arial" w:eastAsia="Arial" w:hAnsi="Arial"/>
-                      <w:b w:val="false"/>
-                      <w:bCs w:val="false"/>
-                      <w:sz w:val="16"/>
-                      <w:szCs w:val="16"/>
-                    </w:rPr>
-                    <w:t xml:space="preserve">Parent present at the event / Prisustvo roditelja</w:t>
-                  </w:r>
-                </w:p>
-              </w:tc>
-              <w:tc>
-                <w:tcPr>
-                  <w:tcW w:type="dxa" w:w="3235"/>
-                  <w:tcMar>
-                    <w:top w:type="dxa" w:w="40"/>
-                    <w:left w:type="dxa" w:w="60"/>
-                    <w:bottom w:type="dxa" w:w="40"/>
-                    <w:right w:type="dxa" w:w="60"/>
-                  </w:tcMar>
-                </w:tcPr>
-                <w:p>
-                  <w:r>
-                    <w:rPr>
-                      <w:rFonts w:ascii="Arial" w:cs="Arial" w:eastAsia="Arial" w:hAnsi="Arial"/>
-                      <w:b w:val="false"/>
-                      <w:bCs w:val="false"/>
-                      <w:sz w:val="16"/>
-                      <w:szCs w:val="16"/>
-                    </w:rPr>
-                    <w:t xml:space="preserve">under 12</w:t>
-                  </w:r>
-                </w:p>
-              </w:tc>
-              <w:tc>
-                <w:tcPr>
-                  <w:tcW w:type="dxa" w:w="3235"/>
-                  <w:tcMar>
-                    <w:top w:type="dxa" w:w="40"/>
-                    <w:left w:type="dxa" w:w="60"/>
-                    <w:bottom w:type="dxa" w:w="40"/>
-                    <w:right w:type="dxa" w:w="60"/>
-                  </w:tcMar>
-                </w:tcPr>
-                <w:p>
-                  <w:r>
-                    <w:rPr>
-                      <w:rFonts w:ascii="Arial" w:cs="Arial" w:eastAsia="Arial" w:hAnsi="Arial"/>
-                      <w:b w:val="false"/>
-                      <w:bCs w:val="false"/>
-                      <w:sz w:val="16"/>
-                      <w:szCs w:val="16"/>
-                    </w:rPr>
-                    <w:t xml:space="preserve">Art. 12</w:t>
-                  </w:r>
-                </w:p>
-              </w:tc>
-            </w:tr>
-            <w:tr>
-              <w:trPr>
-                <w:tblHeader w:val="false"/>
-              </w:trPr>
-              <w:tc>
-                <w:tcPr>
-                  <w:tcW w:type="dxa" w:w="3235"/>
-                  <w:tcMar>
-                    <w:top w:type="dxa" w:w="40"/>
-                    <w:left w:type="dxa" w:w="60"/>
-                    <w:bottom w:type="dxa" w:w="40"/>
-                    <w:right w:type="dxa" w:w="60"/>
-                  </w:tcMar>
-                </w:tcPr>
-                <w:p>
-                  <w:r>
-                    <w:rPr>
-                      <w:rFonts w:ascii="Arial" w:cs="Arial" w:eastAsia="Arial" w:hAnsi="Arial"/>
-                      <w:b w:val="false"/>
-                      <w:bCs w:val="false"/>
-                      <w:sz w:val="16"/>
-                      <w:szCs w:val="16"/>
-                    </w:rPr>
-                    <w:t xml:space="preserve">Handover only to a named adult / Predaja djeteta</w:t>
-                  </w:r>
-                </w:p>
-              </w:tc>
-              <w:tc>
-                <w:tcPr>
-                  <w:tcW w:type="dxa" w:w="3235"/>
-                  <w:tcMar>
-                    <w:top w:type="dxa" w:w="40"/>
-                    <w:left w:type="dxa" w:w="60"/>
-                    <w:bottom w:type="dxa" w:w="40"/>
-                    <w:right w:type="dxa" w:w="60"/>
-                  </w:tcMar>
-                </w:tcPr>
-                <w:p>
-                  <w:r>
-                    <w:rPr>
-                      <w:rFonts w:ascii="Arial" w:cs="Arial" w:eastAsia="Arial" w:hAnsi="Arial"/>
-                      <w:b w:val="false"/>
-                      <w:bCs w:val="false"/>
-                      <w:sz w:val="16"/>
-                      <w:szCs w:val="16"/>
-                    </w:rPr>
-                    <w:t xml:space="preserve">under 12</w:t>
-                  </w:r>
-                </w:p>
-              </w:tc>
-              <w:tc>
-                <w:tcPr>
-                  <w:tcW w:type="dxa" w:w="3235"/>
-                  <w:tcMar>
-                    <w:top w:type="dxa" w:w="40"/>
-                    <w:left w:type="dxa" w:w="60"/>
-                    <w:bottom w:type="dxa" w:w="40"/>
-                    <w:right w:type="dxa" w:w="60"/>
-                  </w:tcMar>
-                </w:tcPr>
-                <w:p>
-                  <w:r>
-                    <w:rPr>
-                      <w:rFonts w:ascii="Arial" w:cs="Arial" w:eastAsia="Arial" w:hAnsi="Arial"/>
-                      <w:b w:val="false"/>
-                      <w:bCs w:val="false"/>
-                      <w:sz w:val="16"/>
-                      <w:szCs w:val="16"/>
-                    </w:rPr>
-                    <w:t xml:space="preserve">Art. 12</w:t>
-                  </w:r>
-                </w:p>
-              </w:tc>
-            </w:tr>
-            <w:tr>
-              <w:trPr>
-                <w:tblHeader w:val="false"/>
-              </w:trPr>
-              <w:tc>
-                <w:tcPr>
-                  <w:tcW w:type="dxa" w:w="3235"/>
-                  <w:tcMar>
-                    <w:top w:type="dxa" w:w="40"/>
-                    <w:left w:type="dxa" w:w="60"/>
-                    <w:bottom w:type="dxa" w:w="40"/>
-                    <w:right w:type="dxa" w:w="60"/>
-                  </w:tcMar>
-                </w:tcPr>
-                <w:p>
-                  <w:r>
-                    <w:rPr>
-                      <w:rFonts w:ascii="Arial" w:cs="Arial" w:eastAsia="Arial" w:hAnsi="Arial"/>
-                      <w:b w:val="false"/>
-                      <w:bCs w:val="false"/>
-                      <w:sz w:val="16"/>
-                      <w:szCs w:val="16"/>
-                    </w:rPr>
-                    <w:t xml:space="preserve">Parent in the water zone / Roditelj u zoni vode</w:t>
-                  </w:r>
-                </w:p>
-              </w:tc>
-              <w:tc>
-                <w:tcPr>
-                  <w:tcW w:type="dxa" w:w="3235"/>
-                  <w:tcMar>
-                    <w:top w:type="dxa" w:w="40"/>
-                    <w:left w:type="dxa" w:w="60"/>
-                    <w:bottom w:type="dxa" w:w="40"/>
-                    <w:right w:type="dxa" w:w="60"/>
-                  </w:tcMar>
-                </w:tcPr>
-                <w:p>
-                  <w:r>
-                    <w:rPr>
-                      <w:rFonts w:ascii="Arial" w:cs="Arial" w:eastAsia="Arial" w:hAnsi="Arial"/>
-                      <w:b w:val="false"/>
-                      <w:bCs w:val="false"/>
-                      <w:sz w:val="16"/>
-                      <w:szCs w:val="16"/>
-                    </w:rPr>
-                    <w:t xml:space="preserve">under 10</w:t>
-                  </w:r>
-                </w:p>
-              </w:tc>
-              <w:tc>
-                <w:tcPr>
-                  <w:tcW w:type="dxa" w:w="3235"/>
-                  <w:tcMar>
-                    <w:top w:type="dxa" w:w="40"/>
-                    <w:left w:type="dxa" w:w="60"/>
-                    <w:bottom w:type="dxa" w:w="40"/>
-                    <w:right w:type="dxa" w:w="60"/>
-                  </w:tcMar>
-                </w:tcPr>
-                <w:p>
-                  <w:r>
-                    <w:rPr>
-                      <w:rFonts w:ascii="Arial" w:cs="Arial" w:eastAsia="Arial" w:hAnsi="Arial"/>
-                      <w:b w:val="false"/>
-                      <w:bCs w:val="false"/>
-                      <w:sz w:val="16"/>
-                      <w:szCs w:val="16"/>
-                    </w:rPr>
-                    <w:t xml:space="preserve">Art. 14</w:t>
-                  </w:r>
-                </w:p>
-              </w:tc>
-            </w:tr>
-            <w:tr>
-              <w:trPr>
-                <w:tblHeader w:val="false"/>
-              </w:trPr>
-              <w:tc>
-                <w:tcPr>
-                  <w:tcW w:type="dxa" w:w="3235"/>
-                  <w:tcMar>
-                    <w:top w:type="dxa" w:w="40"/>
-                    <w:left w:type="dxa" w:w="60"/>
-                    <w:bottom w:type="dxa" w:w="40"/>
-                    <w:right w:type="dxa" w:w="60"/>
-                  </w:tcMar>
-                </w:tcPr>
-                <w:p>
-                  <w:r>
-                    <w:rPr>
-                      <w:rFonts w:ascii="Arial" w:cs="Arial" w:eastAsia="Arial" w:hAnsi="Arial"/>
-                      <w:b w:val="false"/>
-                      <w:bCs w:val="false"/>
-                      <w:sz w:val="16"/>
-                      <w:szCs w:val="16"/>
-                    </w:rPr>
-                    <w:t xml:space="preserve">Retention of children's event data / Čuvanje podataka</w:t>
-                  </w:r>
-                </w:p>
-              </w:tc>
-              <w:tc>
-                <w:tcPr>
-                  <w:tcW w:type="dxa" w:w="3235"/>
-                  <w:tcMar>
-                    <w:top w:type="dxa" w:w="40"/>
-                    <w:left w:type="dxa" w:w="60"/>
-                    <w:bottom w:type="dxa" w:w="40"/>
-                    <w:right w:type="dxa" w:w="60"/>
-                  </w:tcMar>
-                </w:tcPr>
-                <w:p>
-                  <w:r>
-                    <w:rPr>
-                      <w:rFonts w:ascii="Arial" w:cs="Arial" w:eastAsia="Arial" w:hAnsi="Arial"/>
-                      <w:b w:val="false"/>
-                      <w:bCs w:val="false"/>
-                      <w:sz w:val="16"/>
-                      <w:szCs w:val="16"/>
-                    </w:rPr>
-                    <w:t xml:space="preserve">6 months</w:t>
-                  </w:r>
-                </w:p>
-              </w:tc>
-              <w:tc>
-                <w:tcPr>
-                  <w:tcW w:type="dxa" w:w="3235"/>
-                  <w:tcMar>
-                    <w:top w:type="dxa" w:w="40"/>
-                    <w:left w:type="dxa" w:w="60"/>
-                    <w:bottom w:type="dxa" w:w="40"/>
-                    <w:right w:type="dxa" w:w="60"/>
-                  </w:tcMar>
-                </w:tcPr>
-                <w:p>
-                  <w:r>
-                    <w:rPr>
-                      <w:rFonts w:ascii="Arial" w:cs="Arial" w:eastAsia="Arial" w:hAnsi="Arial"/>
-                      <w:b w:val="false"/>
-                      <w:bCs w:val="false"/>
-                      <w:sz w:val="16"/>
-                      <w:szCs w:val="16"/>
-                    </w:rPr>
-                    <w:t xml:space="preserve">Art. 16</w:t>
-                  </w:r>
-                </w:p>
-              </w:tc>
-            </w:tr>
-            <w:tr>
-              <w:trPr>
-                <w:tblHeader w:val="false"/>
-              </w:trPr>
-              <w:tc>
-                <w:tcPr>
-                  <w:tcW w:type="dxa" w:w="3235"/>
-                  <w:tcMar>
-                    <w:top w:type="dxa" w:w="40"/>
-                    <w:left w:type="dxa" w:w="60"/>
-                    <w:bottom w:type="dxa" w:w="40"/>
-                    <w:right w:type="dxa" w:w="60"/>
-                  </w:tcMar>
-                </w:tcPr>
-                <w:p>
-                  <w:r>
-                    <w:rPr>
-                      <w:rFonts w:ascii="Arial" w:cs="Arial" w:eastAsia="Arial" w:hAnsi="Arial"/>
-                      <w:b w:val="false"/>
-                      <w:bCs w:val="false"/>
-                      <w:sz w:val="16"/>
-                      <w:szCs w:val="16"/>
-                    </w:rPr>
-                    <w:t xml:space="preserve">Retention of the reports register / Evidencija prijava</w:t>
-                  </w:r>
-                </w:p>
-              </w:tc>
-              <w:tc>
-                <w:tcPr>
-                  <w:tcW w:type="dxa" w:w="3235"/>
-                  <w:tcMar>
-                    <w:top w:type="dxa" w:w="40"/>
-                    <w:left w:type="dxa" w:w="60"/>
-                    <w:bottom w:type="dxa" w:w="40"/>
-                    <w:right w:type="dxa" w:w="60"/>
-                  </w:tcMar>
-                </w:tcPr>
-                <w:p>
-                  <w:r>
-                    <w:rPr>
-                      <w:rFonts w:ascii="Arial" w:cs="Arial" w:eastAsia="Arial" w:hAnsi="Arial"/>
-                      <w:b w:val="false"/>
-                      <w:bCs w:val="false"/>
-                      <w:sz w:val="16"/>
-                      <w:szCs w:val="16"/>
-                    </w:rPr>
-                    <w:t xml:space="preserve">10 years</w:t>
-                  </w:r>
-                </w:p>
-              </w:tc>
-              <w:tc>
-                <w:tcPr>
-                  <w:tcW w:type="dxa" w:w="3235"/>
-                  <w:tcMar>
-                    <w:top w:type="dxa" w:w="40"/>
-                    <w:left w:type="dxa" w:w="60"/>
-                    <w:bottom w:type="dxa" w:w="40"/>
-                    <w:right w:type="dxa" w:w="60"/>
-                  </w:tcMar>
-                </w:tcPr>
-                <w:p>
-                  <w:r>
-                    <w:rPr>
-                      <w:rFonts w:ascii="Arial" w:cs="Arial" w:eastAsia="Arial" w:hAnsi="Arial"/>
-                      <w:b w:val="false"/>
-                      <w:bCs w:val="false"/>
-                      <w:sz w:val="16"/>
-                      <w:szCs w:val="16"/>
-                    </w:rPr>
-                    <w:t xml:space="preserve">Art. 22</w:t>
-                  </w:r>
-                </w:p>
-              </w:tc>
-            </w:tr>
-          </w:tbl>
-          <w:p/>
-        </w:tc>
-      </w:tr>
-      <w:tr>
-        <w:tc>
-          <w:tcPr>
-            <w:tcW w:type="dxa" w:w="9906"/>
-            <w:gridSpan w:val="2"/>
-            <w:tcMar>
-              <w:top w:type="dxa" w:w="80"/>
-              <w:left w:type="dxa" w:w="100"/>
-              <w:bottom w:type="dxa" w:w="80"/>
-              <w:right w:type="dxa" w:w="100"/>
-            </w:tcMar>
-          </w:tcPr>
-          <w:p>
-            <w:pPr>
-              <w:spacing w:after="100"/>
-            </w:pPr>
-            <w:r>
-              <w:rPr>
-                <w:rFonts w:ascii="Arial" w:cs="Arial" w:eastAsia="Arial" w:hAnsi="Arial"/>
-                <w:b/>
-                <w:bCs/>
-                <w:sz w:val="18"/>
-                <w:szCs w:val="18"/>
-              </w:rPr>
-              <w:t xml:space="preserve">CHECK with the lawyer:</w:t>
-            </w:r>
-            <w:r>
-              <w:rPr>
-                <w:rFonts w:ascii="Arial" w:cs="Arial" w:eastAsia="Arial" w:hAnsi="Arial"/>
-                <w:sz w:val="18"/>
-                <w:szCs w:val="18"/>
-              </w:rPr>
-              <w:t xml:space="preserve"> the legal basis for requesting a criminal record certificate from volunteers and staff (Art. 9) and whether it may be limited to specific offences; the association's duty to report suspected abuse to the centre for social work or the police under Montenegrin family and child-protection law, so Article 21 states it exactly; processing of children's data and of reports under the Law on Personal Data Protection, including retention. </w:t>
-            </w:r>
-            <w:r>
-              <w:rPr>
-                <w:rFonts w:ascii="Arial" w:cs="Arial" w:eastAsia="Arial" w:hAnsi="Arial"/>
-                <w:b/>
-                <w:bCs/>
-                <w:sz w:val="18"/>
-                <w:szCs w:val="18"/>
-              </w:rPr>
-              <w:t xml:space="preserve">CHECK with the national safety lead and the insurer:</w:t>
-            </w:r>
-            <w:r>
-              <w:rPr>
-                <w:rFonts w:ascii="Arial" w:cs="Arial" w:eastAsia="Arial" w:hAnsi="Arial"/>
-                <w:sz w:val="18"/>
-                <w:szCs w:val="18"/>
-              </w:rPr>
-              <w:t xml:space="preserve"> lifeguard numbers and water-zone rules for children (Art. 14) against the policy's conditions. </w:t>
-            </w:r>
-            <w:r>
-              <w:rPr>
-                <w:rFonts w:ascii="Arial" w:cs="Arial" w:eastAsia="Arial" w:hAnsi="Arial"/>
-                <w:b/>
-                <w:bCs/>
-                <w:sz w:val="18"/>
-                <w:szCs w:val="18"/>
-              </w:rPr>
-              <w:t xml:space="preserve">CHECK with the Centre for Social Work in Tivat:</w:t>
-            </w:r>
-            <w:r>
-              <w:rPr>
-                <w:rFonts w:ascii="Arial" w:cs="Arial" w:eastAsia="Arial" w:hAnsi="Arial"/>
-                <w:sz w:val="18"/>
-                <w:szCs w:val="18"/>
-              </w:rPr>
-              <w:t xml:space="preserve"> their contact and preferred reporting route, for Article 20 and the Chapter in a Box.</w:t>
-            </w:r>
-          </w:p>
-          <w:p>
-            <w:pPr>
-              <w:spacing w:after="100"/>
-            </w:pPr>
-            <w:r>
-              <w:rPr>
-                <w:rFonts w:ascii="Arial" w:cs="Arial" w:eastAsia="Arial" w:hAnsi="Arial"/>
-                <w:b/>
-                <w:bCs/>
-                <w:sz w:val="18"/>
-                <w:szCs w:val="18"/>
-              </w:rPr>
-              <w:t xml:space="preserve">Platform notes.</w:t>
-            </w:r>
-            <w:r>
-              <w:rPr>
-                <w:rFonts w:ascii="Arial" w:cs="Arial" w:eastAsia="Arial" w:hAnsi="Arial"/>
-                <w:sz w:val="18"/>
-                <w:szCs w:val="18"/>
-              </w:rPr>
-              <w:t xml:space="preserve"> Registration already collects the waiver and photo consent per participant; for children it should record the registering parent, a reachable phone number, the named collecting adult (Art. 12) and any health note (Art. 16). The event page already publishes the safeguarding lead's name. The volunteer register should record briefings (Art. 10). The public page </w:t>
-            </w:r>
-            <w:r>
-              <w:rPr>
-                <w:rFonts w:ascii="Courier New" w:cs="Courier New" w:eastAsia="Courier New" w:hAnsi="Courier New"/>
-                <w:sz w:val="18"/>
-                <w:szCs w:val="18"/>
-              </w:rPr>
-              <w:t xml:space="preserve">content/legal/safeguarding.ts</w:t>
-            </w:r>
-            <w:r>
-              <w:rPr>
-                <w:rFonts w:ascii="Arial" w:cs="Arial" w:eastAsia="Arial" w:hAnsi="Arial"/>
-                <w:sz w:val="18"/>
-                <w:szCs w:val="18"/>
-              </w:rPr>
-              <w:t xml:space="preserve"> should be updated to name the national lead and reporting contacts once appointed.</w:t>
+                <w:sz w:val="18"/>
+                <w:szCs w:val="18"/>
+              </w:rPr>
+              <w:t xml:space="preserve">The policy enters into force on the day of its adoption by the Board. Until the Board is elected, its powers under this policy are exercised by the Assembly.</w:t>
             </w:r>
           </w:p>
         </w:tc>
@@ -5032,10 +5119,6 @@
     </w:sectPr>
   </w:body>
 </w:document>
-</file>
-
-<file path=word/comments.xml><?xml version="1.0" encoding="utf-8"?>
-<w:comments xmlns:cx="http://schemas.microsoft.com/office/drawing/2014/chartex" xmlns:cx1="http://schemas.microsoft.com/office/drawing/2015/9/8/chartex" xmlns:cx2="http://schemas.microsoft.com/office/drawing/2015/10/21/chartex" xmlns:cx3="http://schemas.microsoft.com/office/drawing/2016/5/9/chartex" xmlns:cx4="http://schemas.microsoft.com/office/drawing/2016/5/10/chartex" xmlns:cx5="http://schemas.microsoft.com/office/drawing/2016/5/11/chartex" xmlns:cx6="http://schemas.microsoft.com/office/drawing/2016/5/12/chartex" xmlns:cx7="http://schemas.microsoft.com/office/drawing/2016/5/13/chartex" xmlns:cx8="http://schemas.microsoft.com/office/drawing/2016/5/14/chartex" xmlns:mc="http://schemas.openxmlformats.org/markup-compatibility/2006" xmlns:aink="http://schemas.microsoft.com/office/drawing/2016/ink" xmlns:am3d="http://schemas.microsoft.com/office/drawing/2017/model3d" xmlns:o="urn:schemas-microsoft-com:office:office" xmlns:r="http://schemas.openxmlformats.org/officeDocument/2006/relationships" xmlns:m="http://schemas.openxmlformats.org/officeDocument/2006/math" xmlns:v="urn:schemas-microsoft-com:vml" xmlns:wp14="http://schemas.microsoft.com/office/word/2010/wordprocessingDrawing" xmlns:wp="http://schemas.openxmlformats.org/drawingml/2006/wordprocessingDrawing" xmlns:w10="urn:schemas-microsoft-com:office:word" xmlns:w="http://schemas.openxmlformats.org/wordprocessingml/2006/main" xmlns:w14="http://schemas.microsoft.com/office/word/2010/wordml" xmlns:w15="http://schemas.microsoft.com/office/word/2012/wordml" xmlns:w16cex="http://schemas.microsoft.com/office/word/2018/wordml/cex" xmlns:w16cid="http://schemas.microsoft.com/office/word/2016/wordml/cid" xmlns:w16="http://schemas.microsoft.com/office/word/2018/wordml" xmlns:w16sdtdh="http://schemas.microsoft.com/office/word/2020/wordml/sdtdatahash" xmlns:w16se="http://schemas.microsoft.com/office/word/2015/wordml/symex" xmlns:wpg="http://schemas.microsoft.com/office/word/2010/wordprocessingGroup" xmlns:wpi="http://schemas.microsoft.com/office/word/2010/wordprocessingInk" xmlns:wne="http://schemas.microsoft.com/office/word/2006/wordml" xmlns:wps="http://schemas.microsoft.com/office/word/2010/wordprocessingShape"/>
 </file>
 
 <file path=word/endnotes.xml><?xml version="1.0" encoding="utf-8"?>
@@ -5116,7 +5199,7 @@
 <w:numbering xmlns:wpc="http://schemas.microsoft.com/office/word/2010/wordprocessingCanvas" xmlns:mc="http://schemas.openxmlformats.org/markup-compatibility/2006" xmlns:o="urn:schemas-microsoft-com:office:office" xmlns:r="http://schemas.openxmlformats.org/officeDocument/2006/relationships" xmlns:m="http://schemas.openxmlformats.org/officeDocument/2006/math" xmlns:v="urn:schemas-microsoft-com:vml" xmlns:wp14="http://schemas.microsoft.com/office/word/2010/wordprocessingDrawing" xmlns:wp="http://schemas.openxmlformats.org/drawingml/2006/wordprocessingDrawing" xmlns:w10="urn:schemas-microsoft-com:office:word" xmlns:w="http://schemas.openxmlformats.org/wordprocessingml/2006/main" xmlns:w14="http://schemas.microsoft.com/office/word/2010/wordml" xmlns:w15="http://schemas.microsoft.com/office/word/2012/wordml" xmlns:wpg="http://schemas.microsoft.com/office/word/2010/wordprocessingGroup" xmlns:wpi="http://schemas.microsoft.com/office/word/2010/wordprocessingInk" xmlns:wne="http://schemas.microsoft.com/office/word/2006/wordml" xmlns:wps="http://schemas.microsoft.com/office/word/2010/wordprocessingShape" mc:Ignorable="w14 w15 wp14">
   <w:abstractNum w:abstractNumId="1" w15:restartNumberingAfterBreak="0">
     <w:multiLevelType w:val="hybridMultilevel"/>
-    <w:lvl w:ilvl="0" w15:tentative="1">
+    <w:lvl w:ilvl="0" w:tentative="1">
       <w:start w:val="1"/>
       <w:numFmt w:val="bullet"/>
       <w:lvlText w:val="●"/>
@@ -5125,7 +5208,7 @@
         <w:ind w:left="720" w:hanging="360"/>
       </w:pPr>
     </w:lvl>
-    <w:lvl w:ilvl="1" w15:tentative="1">
+    <w:lvl w:ilvl="1" w:tentative="1">
       <w:start w:val="1"/>
       <w:numFmt w:val="bullet"/>
       <w:lvlText w:val="○"/>
@@ -5134,7 +5217,7 @@
         <w:ind w:left="1440" w:hanging="360"/>
       </w:pPr>
     </w:lvl>
-    <w:lvl w:ilvl="2" w15:tentative="1">
+    <w:lvl w:ilvl="2" w:tentative="1">
       <w:start w:val="1"/>
       <w:numFmt w:val="bullet"/>
       <w:lvlText w:val="■"/>
@@ -5143,7 +5226,7 @@
         <w:ind w:left="2160" w:hanging="360"/>
       </w:pPr>
     </w:lvl>
-    <w:lvl w:ilvl="3" w15:tentative="1">
+    <w:lvl w:ilvl="3" w:tentative="1">
       <w:start w:val="1"/>
       <w:numFmt w:val="bullet"/>
       <w:lvlText w:val="●"/>
@@ -5152,7 +5235,7 @@
         <w:ind w:left="2880" w:hanging="360"/>
       </w:pPr>
     </w:lvl>
-    <w:lvl w:ilvl="4" w15:tentative="1">
+    <w:lvl w:ilvl="4" w:tentative="1">
       <w:start w:val="1"/>
       <w:numFmt w:val="bullet"/>
       <w:lvlText w:val="○"/>
@@ -5161,7 +5244,7 @@
         <w:ind w:left="3600" w:hanging="360"/>
       </w:pPr>
     </w:lvl>
-    <w:lvl w:ilvl="5" w15:tentative="1">
+    <w:lvl w:ilvl="5" w:tentative="1">
       <w:start w:val="1"/>
       <w:numFmt w:val="bullet"/>
       <w:lvlText w:val="■"/>
@@ -5170,7 +5253,7 @@
         <w:ind w:left="4320" w:hanging="360"/>
       </w:pPr>
     </w:lvl>
-    <w:lvl w:ilvl="6" w15:tentative="1">
+    <w:lvl w:ilvl="6" w:tentative="1">
       <w:start w:val="1"/>
       <w:numFmt w:val="bullet"/>
       <w:lvlText w:val="●"/>
@@ -5179,7 +5262,7 @@
         <w:ind w:left="5040" w:hanging="360"/>
       </w:pPr>
     </w:lvl>
-    <w:lvl w:ilvl="7" w15:tentative="1">
+    <w:lvl w:ilvl="7" w:tentative="1">
       <w:start w:val="1"/>
       <w:numFmt w:val="bullet"/>
       <w:lvlText w:val="●"/>
@@ -5188,7 +5271,7 @@
         <w:ind w:left="5760" w:hanging="360"/>
       </w:pPr>
     </w:lvl>
-    <w:lvl w:ilvl="8" w15:tentative="1">
+    <w:lvl w:ilvl="8" w:tentative="1">
       <w:start w:val="1"/>
       <w:numFmt w:val="bullet"/>
       <w:lvlText w:val="●"/>
@@ -5200,7 +5283,7 @@
   </w:abstractNum>
   <w:abstractNum w:abstractNumId="2" w15:restartNumberingAfterBreak="0">
     <w:multiLevelType w:val="hybridMultilevel"/>
-    <w:lvl w:ilvl="0" w15:tentative="1">
+    <w:lvl w:ilvl="0" w:tentative="1">
       <w:start w:val="1"/>
       <w:numFmt w:val="bullet"/>
       <w:lvlText w:val="•"/>
@@ -5212,7 +5295,7 @@
   </w:abstractNum>
   <w:abstractNum w:abstractNumId="3" w15:restartNumberingAfterBreak="0">
     <w:multiLevelType w:val="hybridMultilevel"/>
-    <w:lvl w:ilvl="0" w15:tentative="1">
+    <w:lvl w:ilvl="0" w:tentative="1">
       <w:start w:val="1"/>
       <w:numFmt w:val="decimal"/>
       <w:lvlText w:val="%1."/>
@@ -5240,6 +5323,18 @@
       <w:startOverride w:val="1"/>
     </w:lvlOverride>
   </w:num>
+  <w:num w:numId="4">
+    <w:abstractNumId w:val="3"/>
+    <w:lvlOverride w:ilvl="0">
+      <w:startOverride w:val="1"/>
+    </w:lvlOverride>
+  </w:num>
+  <w:num w:numId="5">
+    <w:abstractNumId w:val="3"/>
+    <w:lvlOverride w:ilvl="0">
+      <w:startOverride w:val="1"/>
+    </w:lvlOverride>
+  </w:num>
 </w:numbering>
 </file>
 
@@ -5255,37 +5350,9 @@
     </w:rPrDefault>
     <w:pPrDefault/>
   </w:docDefaults>
-  <w:style w:type="paragraph" w:styleId="Title">
-    <w:name w:val="Title"/>
-    <w:basedOn w:val="Normal"/>
-    <w:next w:val="Normal"/>
+  <w:style w:type="paragraph" w:styleId="Normal" w:default="1">
+    <w:name w:val="Normal"/>
     <w:qFormat/>
-    <w:rPr>
-      <w:sz w:val="56"/>
-      <w:szCs w:val="56"/>
-    </w:rPr>
-  </w:style>
-  <w:style w:type="paragraph" w:styleId="Heading1">
-    <w:name w:val="Heading 1"/>
-    <w:basedOn w:val="Normal"/>
-    <w:next w:val="Normal"/>
-    <w:qFormat/>
-    <w:rPr>
-      <w:color w:val="2E74B5"/>
-      <w:sz w:val="32"/>
-      <w:szCs w:val="32"/>
-    </w:rPr>
-  </w:style>
-  <w:style w:type="paragraph" w:styleId="Heading2">
-    <w:name w:val="Heading 2"/>
-    <w:basedOn w:val="Normal"/>
-    <w:next w:val="Normal"/>
-    <w:qFormat/>
-    <w:rPr>
-      <w:color w:val="2E74B5"/>
-      <w:sz w:val="26"/>
-      <w:szCs w:val="26"/>
-    </w:rPr>
   </w:style>
   <w:style w:type="paragraph" w:styleId="Heading3">
     <w:name w:val="Heading 3"/>
@@ -5478,4 +5545,294 @@
     </w:rPr>
   </w:style>
 </w:styles>
+</file>
+
+<file path=word/theme/theme1.xml><?xml version="1.0" encoding="utf-8"?>
+<a:theme xmlns:a="http://schemas.openxmlformats.org/drawingml/2006/main" name="Office Theme">
+  <a:themeElements>
+    <a:clrScheme name="Office">
+      <a:dk1>
+        <a:sysClr val="windowText" lastClr="000000"/>
+      </a:dk1>
+      <a:lt1>
+        <a:sysClr val="window" lastClr="FFFFFF"/>
+      </a:lt1>
+      <a:dk2>
+        <a:srgbClr val="44546A"/>
+      </a:dk2>
+      <a:lt2>
+        <a:srgbClr val="E7E6E6"/>
+      </a:lt2>
+      <a:accent1>
+        <a:srgbClr val="4472C4"/>
+      </a:accent1>
+      <a:accent2>
+        <a:srgbClr val="ED7D31"/>
+      </a:accent2>
+      <a:accent3>
+        <a:srgbClr val="A5A5A5"/>
+      </a:accent3>
+      <a:accent4>
+        <a:srgbClr val="FFC000"/>
+      </a:accent4>
+      <a:accent5>
+        <a:srgbClr val="5B9BD5"/>
+      </a:accent5>
+      <a:accent6>
+        <a:srgbClr val="70AD47"/>
+      </a:accent6>
+      <a:hlink>
+        <a:srgbClr val="0563C1"/>
+      </a:hlink>
+      <a:folHlink>
+        <a:srgbClr val="954F72"/>
+      </a:folHlink>
+    </a:clrScheme>
+    <a:fontScheme name="Office">
+      <a:majorFont>
+        <a:latin typeface="Calibri Light" panose="020F0302020204030204"/>
+        <a:ea typeface=""/>
+        <a:cs typeface=""/>
+        <a:font script="Jpan" typeface="游ゴシック Light"/>
+        <a:font script="Hang" typeface="맑은 고딕"/>
+        <a:font script="Hans" typeface="等线 Light"/>
+        <a:font script="Hant" typeface="新細明體"/>
+        <a:font script="Arab" typeface="Times New Roman"/>
+        <a:font script="Hebr" typeface="Times New Roman"/>
+        <a:font script="Thai" typeface="Angsana New"/>
+        <a:font script="Ethi" typeface="Nyala"/>
+        <a:font script="Beng" typeface="Vrinda"/>
+        <a:font script="Gujr" typeface="Shruti"/>
+        <a:font script="Khmr" typeface="MoolBoran"/>
+        <a:font script="Knda" typeface="Tunga"/>
+        <a:font script="Guru" typeface="Raavi"/>
+        <a:font script="Cans" typeface="Euphemia"/>
+        <a:font script="Cher" typeface="Plantagenet Cherokee"/>
+        <a:font script="Yiii" typeface="Microsoft Yi Baiti"/>
+        <a:font script="Tibt" typeface="Microsoft Himalaya"/>
+        <a:font script="Thaa" typeface="MV Boli"/>
+        <a:font script="Deva" typeface="Mangal"/>
+        <a:font script="Telu" typeface="Gautami"/>
+        <a:font script="Taml" typeface="Latha"/>
+        <a:font script="Syrc" typeface="Estrangelo Edessa"/>
+        <a:font script="Orya" typeface="Kalinga"/>
+        <a:font script="Mlym" typeface="Kartika"/>
+        <a:font script="Laoo" typeface="DokChampa"/>
+        <a:font script="Sinh" typeface="Iskoola Pota"/>
+        <a:font script="Mong" typeface="Mongolian Baiti"/>
+        <a:font script="Viet" typeface="Times New Roman"/>
+        <a:font script="Uigh" typeface="Microsoft Uighur"/>
+        <a:font script="Geor" typeface="Sylfaen"/>
+        <a:font script="Armn" typeface="Arial"/>
+        <a:font script="Bugi" typeface="Leelawadee UI"/>
+        <a:font script="Bopo" typeface="Microsoft JhengHei"/>
+        <a:font script="Java" typeface="Javanese Text"/>
+        <a:font script="Lisu" typeface="Segoe UI"/>
+        <a:font script="Mymr" typeface="Myanmar Text"/>
+        <a:font script="Nkoo" typeface="Ebrima"/>
+        <a:font script="Olck" typeface="Nirmala UI"/>
+        <a:font script="Osma" typeface="Ebrima"/>
+        <a:font script="Phag" typeface="Phagspa"/>
+        <a:font script="Syrn" typeface="Estrangelo Edessa"/>
+        <a:font script="Syrj" typeface="Estrangelo Edessa"/>
+        <a:font script="Syre" typeface="Estrangelo Edessa"/>
+        <a:font script="Sora" typeface="Nirmala UI"/>
+        <a:font script="Tale" typeface="Microsoft Tai Le"/>
+        <a:font script="Talu" typeface="Microsoft New Tai Lue"/>
+        <a:font script="Tfng" typeface="Ebrima"/>
+      </a:majorFont>
+      <a:minorFont>
+        <a:latin typeface="Calibri" panose="020F0502020204030204"/>
+        <a:ea typeface=""/>
+        <a:cs typeface=""/>
+        <a:font script="Jpan" typeface="游明朝"/>
+        <a:font script="Hang" typeface="맑은 고딕"/>
+        <a:font script="Hans" typeface="等线"/>
+        <a:font script="Hant" typeface="新細明體"/>
+        <a:font script="Arab" typeface="Arial"/>
+        <a:font script="Hebr" typeface="Arial"/>
+        <a:font script="Thai" typeface="Cordia New"/>
+        <a:font script="Ethi" typeface="Nyala"/>
+        <a:font script="Beng" typeface="Vrinda"/>
+        <a:font script="Gujr" typeface="Shruti"/>
+        <a:font script="Khmr" typeface="DaunPenh"/>
+        <a:font script="Knda" typeface="Tunga"/>
+        <a:font script="Guru" typeface="Raavi"/>
+        <a:font script="Cans" typeface="Euphemia"/>
+        <a:font script="Cher" typeface="Plantagenet Cherokee"/>
+        <a:font script="Yiii" typeface="Microsoft Yi Baiti"/>
+        <a:font script="Tibt" typeface="Microsoft Himalaya"/>
+        <a:font script="Thaa" typeface="MV Boli"/>
+        <a:font script="Deva" typeface="Mangal"/>
+        <a:font script="Telu" typeface="Gautami"/>
+        <a:font script="Taml" typeface="Latha"/>
+        <a:font script="Syrc" typeface="Estrangelo Edessa"/>
+        <a:font script="Orya" typeface="Kalinga"/>
+        <a:font script="Mlym" typeface="Kartika"/>
+        <a:font script="Laoo" typeface="DokChampa"/>
+        <a:font script="Sinh" typeface="Iskoola Pota"/>
+        <a:font script="Mong" typeface="Mongolian Baiti"/>
+        <a:font script="Viet" typeface="Arial"/>
+        <a:font script="Uigh" typeface="Microsoft Uighur"/>
+        <a:font script="Geor" typeface="Sylfaen"/>
+        <a:font script="Armn" typeface="Arial"/>
+        <a:font script="Bugi" typeface="Leelawadee UI"/>
+        <a:font script="Bopo" typeface="Microsoft JhengHei"/>
+        <a:font script="Java" typeface="Javanese Text"/>
+        <a:font script="Lisu" typeface="Segoe UI"/>
+        <a:font script="Mymr" typeface="Myanmar Text"/>
+        <a:font script="Nkoo" typeface="Ebrima"/>
+        <a:font script="Olck" typeface="Nirmala UI"/>
+        <a:font script="Osma" typeface="Ebrima"/>
+        <a:font script="Phag" typeface="Phagspa"/>
+        <a:font script="Syrn" typeface="Estrangelo Edessa"/>
+        <a:font script="Syrj" typeface="Estrangelo Edessa"/>
+        <a:font script="Syre" typeface="Estrangelo Edessa"/>
+        <a:font script="Sora" typeface="Nirmala UI"/>
+        <a:font script="Tale" typeface="Microsoft Tai Le"/>
+        <a:font script="Talu" typeface="Microsoft New Tai Lue"/>
+        <a:font script="Tfng" typeface="Ebrima"/>
+      </a:minorFont>
+    </a:fontScheme>
+    <a:fmtScheme name="Office">
+      <a:fillStyleLst>
+        <a:solidFill>
+          <a:schemeClr val="phClr"/>
+        </a:solidFill>
+        <a:gradFill rotWithShape="true">
+          <a:gsLst>
+            <a:gs pos="0">
+              <a:schemeClr val="phClr">
+                <a:lumMod val="110000"/>
+                <a:satMod val="105000"/>
+                <a:tint val="67000"/>
+              </a:schemeClr>
+            </a:gs>
+            <a:gs pos="50000">
+              <a:schemeClr val="phClr">
+                <a:lumMod val="105000"/>
+                <a:satMod val="103000"/>
+                <a:tint val="73000"/>
+              </a:schemeClr>
+            </a:gs>
+            <a:gs pos="100000">
+              <a:schemeClr val="phClr">
+                <a:lumMod val="105000"/>
+                <a:satMod val="109000"/>
+                <a:tint val="81000"/>
+              </a:schemeClr>
+            </a:gs>
+          </a:gsLst>
+          <a:lin ang="5400000" scaled="false"/>
+        </a:gradFill>
+        <a:gradFill rotWithShape="true">
+          <a:gsLst>
+            <a:gs pos="0">
+              <a:schemeClr val="phClr">
+                <a:satMod val="103000"/>
+                <a:lumMod val="102000"/>
+                <a:tint val="94000"/>
+              </a:schemeClr>
+            </a:gs>
+            <a:gs pos="50000">
+              <a:schemeClr val="phClr">
+                <a:satMod val="110000"/>
+                <a:lumMod val="100000"/>
+                <a:shade val="100000"/>
+              </a:schemeClr>
+            </a:gs>
+            <a:gs pos="100000">
+              <a:schemeClr val="phClr">
+                <a:lumMod val="99000"/>
+                <a:satMod val="120000"/>
+                <a:shade val="78000"/>
+              </a:schemeClr>
+            </a:gs>
+          </a:gsLst>
+          <a:lin ang="5400000" scaled="false"/>
+        </a:gradFill>
+      </a:fillStyleLst>
+      <a:lnStyleLst>
+        <a:ln w="6350" cap="flat" cmpd="sng" algn="ctr">
+          <a:solidFill>
+            <a:schemeClr val="phClr"/>
+          </a:solidFill>
+          <a:prstDash val="solid"/>
+          <a:miter lim="800000"/>
+        </a:ln>
+        <a:ln w="12700" cap="flat" cmpd="sng" algn="ctr">
+          <a:solidFill>
+            <a:schemeClr val="phClr"/>
+          </a:solidFill>
+          <a:prstDash val="solid"/>
+          <a:miter lim="800000"/>
+        </a:ln>
+        <a:ln w="19050" cap="flat" cmpd="sng" algn="ctr">
+          <a:solidFill>
+            <a:schemeClr val="phClr"/>
+          </a:solidFill>
+          <a:prstDash val="solid"/>
+          <a:miter lim="800000"/>
+        </a:ln>
+      </a:lnStyleLst>
+      <a:effectStyleLst>
+        <a:effectStyle>
+          <a:effectLst/>
+        </a:effectStyle>
+        <a:effectStyle>
+          <a:effectLst/>
+        </a:effectStyle>
+        <a:effectStyle>
+          <a:effectLst>
+            <a:outerShdw blurRad="57150" dist="19050" dir="5400000" algn="ctr" rotWithShape="false">
+              <a:srgbClr val="000000">
+                <a:alpha val="63000"/>
+              </a:srgbClr>
+            </a:outerShdw>
+          </a:effectLst>
+        </a:effectStyle>
+      </a:effectStyleLst>
+      <a:bgFillStyleLst>
+        <a:solidFill>
+          <a:schemeClr val="phClr"/>
+        </a:solidFill>
+        <a:solidFill>
+          <a:schemeClr val="phClr">
+            <a:tint val="95000"/>
+            <a:satMod val="170000"/>
+          </a:schemeClr>
+        </a:solidFill>
+        <a:gradFill rotWithShape="true">
+          <a:gsLst>
+            <a:gs pos="0">
+              <a:schemeClr val="phClr">
+                <a:tint val="93000"/>
+                <a:satMod val="150000"/>
+                <a:shade val="98000"/>
+                <a:lumMod val="102000"/>
+              </a:schemeClr>
+            </a:gs>
+            <a:gs pos="50000">
+              <a:schemeClr val="phClr">
+                <a:tint val="98000"/>
+                <a:satMod val="130000"/>
+                <a:shade val="90000"/>
+                <a:lumMod val="103000"/>
+              </a:schemeClr>
+            </a:gs>
+            <a:gs pos="100000">
+              <a:schemeClr val="phClr">
+                <a:shade val="63000"/>
+                <a:satMod val="120000"/>
+              </a:schemeClr>
+            </a:gs>
+          </a:gsLst>
+          <a:lin ang="5400000" scaled="false"/>
+        </a:gradFill>
+      </a:bgFillStyleLst>
+    </a:fmtScheme>
+  </a:themeElements>
+  <a:objectDefaults/>
+  <a:extraClrSchemeLst/>
+</a:theme>
 </file>
--- a/docs/legal/dist/child-safeguarding-policy.docx
+++ b/docs/legal/dist/child-safeguarding-policy.docx
@@ -5112,9 +5112,14 @@
       </w:tr>
     </w:tbl>
     <w:sectPr>
+      <w:headerReference w:type="default" r:id="rId6"/>
+      <w:headerReference w:type="first" r:id="rId7"/>
+      <w:footerReference w:type="default" r:id="rId8"/>
+      <w:footerReference w:type="first" r:id="rId9"/>
       <w:pgSz w:w="11906" w:h="16838" w:orient="portrait"/>
       <w:pgMar w:top="1000" w:right="1000" w:bottom="1000" w:left="1000" w:header="708" w:footer="708" w:gutter="0"/>
       <w:pgNumType/>
+      <w:titlePg/>
       <w:docGrid w:linePitch="360"/>
     </w:sectPr>
   </w:body>
@@ -5158,6 +5163,60 @@
 </w:endnotes>
 </file>
 
+<file path=word/footer1.xml><?xml version="1.0" encoding="utf-8"?>
+<w:ftr xmlns:wpc="http://schemas.microsoft.com/office/word/2010/wordprocessingCanvas" xmlns:mc="http://schemas.openxmlformats.org/markup-compatibility/2006" xmlns:o="urn:schemas-microsoft-com:office:office" xmlns:r="http://schemas.openxmlformats.org/officeDocument/2006/relationships" xmlns:m="http://schemas.openxmlformats.org/officeDocument/2006/math" xmlns:v="urn:schemas-microsoft-com:vml" xmlns:wp14="http://schemas.microsoft.com/office/word/2010/wordprocessingDrawing" xmlns:wp="http://schemas.openxmlformats.org/drawingml/2006/wordprocessingDrawing" xmlns:w10="urn:schemas-microsoft-com:office:word" xmlns:w="http://schemas.openxmlformats.org/wordprocessingml/2006/main" xmlns:w14="http://schemas.microsoft.com/office/word/2010/wordml" xmlns:w15="http://schemas.microsoft.com/office/word/2012/wordml" xmlns:wpg="http://schemas.microsoft.com/office/word/2010/wordprocessingGroup" xmlns:wpi="http://schemas.microsoft.com/office/word/2010/wordprocessingInk" xmlns:wne="http://schemas.microsoft.com/office/word/2006/wordml" xmlns:wps="http://schemas.microsoft.com/office/word/2010/wordprocessingShape">
+  <w:p>
+    <w:pPr>
+      <w:jc w:val="center"/>
+    </w:pPr>
+    <w:r>
+      <w:rPr>
+        <w:rFonts w:ascii="Arial" w:cs="Arial" w:eastAsia="Arial" w:hAnsi="Arial"/>
+        <w:color w:val="5A6A72"/>
+        <w:sz w:val="16"/>
+        <w:szCs w:val="16"/>
+      </w:rPr>
+      <w:fldChar w:fldCharType="begin"/>
+      <w:instrText xml:space="preserve">PAGE</w:instrText>
+      <w:fldChar w:fldCharType="separate"/>
+      <w:fldChar w:fldCharType="end"/>
+      <w:t xml:space="preserve"> / </w:t>
+      <w:fldChar w:fldCharType="begin"/>
+      <w:instrText xml:space="preserve">NUMPAGES</w:instrText>
+      <w:fldChar w:fldCharType="separate"/>
+      <w:fldChar w:fldCharType="end"/>
+    </w:r>
+  </w:p>
+</w:ftr>
+</file>
+
+<file path=word/footer2.xml><?xml version="1.0" encoding="utf-8"?>
+<w:ftr xmlns:wpc="http://schemas.microsoft.com/office/word/2010/wordprocessingCanvas" xmlns:mc="http://schemas.openxmlformats.org/markup-compatibility/2006" xmlns:o="urn:schemas-microsoft-com:office:office" xmlns:r="http://schemas.openxmlformats.org/officeDocument/2006/relationships" xmlns:m="http://schemas.openxmlformats.org/officeDocument/2006/math" xmlns:v="urn:schemas-microsoft-com:vml" xmlns:wp14="http://schemas.microsoft.com/office/word/2010/wordprocessingDrawing" xmlns:wp="http://schemas.openxmlformats.org/drawingml/2006/wordprocessingDrawing" xmlns:w10="urn:schemas-microsoft-com:office:word" xmlns:w="http://schemas.openxmlformats.org/wordprocessingml/2006/main" xmlns:w14="http://schemas.microsoft.com/office/word/2010/wordml" xmlns:w15="http://schemas.microsoft.com/office/word/2012/wordml" xmlns:wpg="http://schemas.microsoft.com/office/word/2010/wordprocessingGroup" xmlns:wpi="http://schemas.microsoft.com/office/word/2010/wordprocessingInk" xmlns:wne="http://schemas.microsoft.com/office/word/2006/wordml" xmlns:wps="http://schemas.microsoft.com/office/word/2010/wordprocessingShape">
+  <w:p>
+    <w:pPr>
+      <w:jc w:val="center"/>
+    </w:pPr>
+    <w:r>
+      <w:rPr>
+        <w:rFonts w:ascii="Arial" w:cs="Arial" w:eastAsia="Arial" w:hAnsi="Arial"/>
+        <w:color w:val="5A6A72"/>
+        <w:sz w:val="16"/>
+        <w:szCs w:val="16"/>
+      </w:rPr>
+      <w:fldChar w:fldCharType="begin"/>
+      <w:instrText xml:space="preserve">PAGE</w:instrText>
+      <w:fldChar w:fldCharType="separate"/>
+      <w:fldChar w:fldCharType="end"/>
+      <w:t xml:space="preserve"> / </w:t>
+      <w:fldChar w:fldCharType="begin"/>
+      <w:instrText xml:space="preserve">NUMPAGES</w:instrText>
+      <w:fldChar w:fldCharType="separate"/>
+      <w:fldChar w:fldCharType="end"/>
+    </w:r>
+  </w:p>
+</w:ftr>
+</file>
+
 <file path=word/footnotes.xml><?xml version="1.0" encoding="utf-8"?>
 <w:footnotes xmlns:wpc="http://schemas.microsoft.com/office/word/2010/wordprocessingCanvas" xmlns:mc="http://schemas.openxmlformats.org/markup-compatibility/2006" xmlns:o="urn:schemas-microsoft-com:office:office" xmlns:r="http://schemas.openxmlformats.org/officeDocument/2006/relationships" xmlns:m="http://schemas.openxmlformats.org/officeDocument/2006/math" xmlns:v="urn:schemas-microsoft-com:vml" xmlns:wp14="http://schemas.microsoft.com/office/word/2010/wordprocessingDrawing" xmlns:wp="http://schemas.openxmlformats.org/drawingml/2006/wordprocessingDrawing" xmlns:w10="urn:schemas-microsoft-com:office:word" xmlns:w="http://schemas.openxmlformats.org/wordprocessingml/2006/main" xmlns:w14="http://schemas.microsoft.com/office/word/2010/wordml" xmlns:w15="http://schemas.microsoft.com/office/word/2012/wordml" xmlns:wpg="http://schemas.microsoft.com/office/word/2010/wordprocessingGroup" xmlns:wpi="http://schemas.microsoft.com/office/word/2010/wordprocessingInk" xmlns:wne="http://schemas.microsoft.com/office/word/2006/wordml" xmlns:wps="http://schemas.microsoft.com/office/word/2010/wordprocessingShape" mc:Ignorable="w14 w15 wp14">
   <w:footnote w:type="separator" w:id="-1">
@@ -5193,6 +5252,29 @@
     </w:p>
   </w:footnote>
 </w:footnotes>
+</file>
+
+<file path=word/header1.xml><?xml version="1.0" encoding="utf-8"?>
+<w:hdr xmlns:wpc="http://schemas.microsoft.com/office/word/2010/wordprocessingCanvas" xmlns:mc="http://schemas.openxmlformats.org/markup-compatibility/2006" xmlns:o="urn:schemas-microsoft-com:office:office" xmlns:r="http://schemas.openxmlformats.org/officeDocument/2006/relationships" xmlns:m="http://schemas.openxmlformats.org/officeDocument/2006/math" xmlns:v="urn:schemas-microsoft-com:vml" xmlns:wp14="http://schemas.microsoft.com/office/word/2010/wordprocessingDrawing" xmlns:wp="http://schemas.openxmlformats.org/drawingml/2006/wordprocessingDrawing" xmlns:w10="urn:schemas-microsoft-com:office:word" xmlns:w="http://schemas.openxmlformats.org/wordprocessingml/2006/main" xmlns:w14="http://schemas.microsoft.com/office/word/2010/wordml" xmlns:w15="http://schemas.microsoft.com/office/word/2012/wordml" xmlns:wpg="http://schemas.microsoft.com/office/word/2010/wordprocessingGroup" xmlns:wpi="http://schemas.microsoft.com/office/word/2010/wordprocessingInk" xmlns:wne="http://schemas.microsoft.com/office/word/2006/wordml" xmlns:wps="http://schemas.microsoft.com/office/word/2010/wordprocessingShape" xmlns:cx="http://schemas.microsoft.com/office/drawing/2014/chartex" xmlns:cx1="http://schemas.microsoft.com/office/drawing/2015/9/8/chartex" xmlns:cx2="http://schemas.microsoft.com/office/drawing/2015/10/21/chartex" xmlns:cx3="http://schemas.microsoft.com/office/drawing/2016/5/9/chartex" xmlns:cx4="http://schemas.microsoft.com/office/drawing/2016/5/10/chartex" xmlns:cx5="http://schemas.microsoft.com/office/drawing/2016/5/11/chartex" xmlns:cx6="http://schemas.microsoft.com/office/drawing/2016/5/12/chartex" xmlns:cx7="http://schemas.microsoft.com/office/drawing/2016/5/13/chartex" xmlns:cx8="http://schemas.microsoft.com/office/drawing/2016/5/14/chartex" xmlns:w16cid="http://schemas.microsoft.com/office/word/2016/wordml/cid" xmlns:w16se="http://schemas.microsoft.com/office/word/2015/wordml/symex">
+  <w:p>
+    <w:pPr>
+      <w:jc w:val="right"/>
+    </w:pPr>
+    <w:r>
+      <w:rPr>
+        <w:rFonts w:ascii="Arial" w:cs="Arial" w:eastAsia="Arial" w:hAnsi="Arial"/>
+        <w:color w:val="5A6A72"/>
+        <w:sz w:val="16"/>
+        <w:szCs w:val="16"/>
+      </w:rPr>
+      <w:t xml:space="preserve">Politika zaštite djece</w:t>
+    </w:r>
+  </w:p>
+</w:hdr>
+</file>
+
+<file path=word/header2.xml><?xml version="1.0" encoding="utf-8"?>
+<w:hdr xmlns:wpc="http://schemas.microsoft.com/office/word/2010/wordprocessingCanvas" xmlns:mc="http://schemas.openxmlformats.org/markup-compatibility/2006" xmlns:o="urn:schemas-microsoft-com:office:office" xmlns:r="http://schemas.openxmlformats.org/officeDocument/2006/relationships" xmlns:m="http://schemas.openxmlformats.org/officeDocument/2006/math" xmlns:v="urn:schemas-microsoft-com:vml" xmlns:wp14="http://schemas.microsoft.com/office/word/2010/wordprocessingDrawing" xmlns:wp="http://schemas.openxmlformats.org/drawingml/2006/wordprocessingDrawing" xmlns:w10="urn:schemas-microsoft-com:office:word" xmlns:w="http://schemas.openxmlformats.org/wordprocessingml/2006/main" xmlns:w14="http://schemas.microsoft.com/office/word/2010/wordml" xmlns:w15="http://schemas.microsoft.com/office/word/2012/wordml" xmlns:wpg="http://schemas.microsoft.com/office/word/2010/wordprocessingGroup" xmlns:wpi="http://schemas.microsoft.com/office/word/2010/wordprocessingInk" xmlns:wne="http://schemas.microsoft.com/office/word/2006/wordml" xmlns:wps="http://schemas.microsoft.com/office/word/2010/wordprocessingShape" xmlns:cx="http://schemas.microsoft.com/office/drawing/2014/chartex" xmlns:cx1="http://schemas.microsoft.com/office/drawing/2015/9/8/chartex" xmlns:cx2="http://schemas.microsoft.com/office/drawing/2015/10/21/chartex" xmlns:cx3="http://schemas.microsoft.com/office/drawing/2016/5/9/chartex" xmlns:cx4="http://schemas.microsoft.com/office/drawing/2016/5/10/chartex" xmlns:cx5="http://schemas.microsoft.com/office/drawing/2016/5/11/chartex" xmlns:cx6="http://schemas.microsoft.com/office/drawing/2016/5/12/chartex" xmlns:cx7="http://schemas.microsoft.com/office/drawing/2016/5/13/chartex" xmlns:cx8="http://schemas.microsoft.com/office/drawing/2016/5/14/chartex" xmlns:w16cid="http://schemas.microsoft.com/office/word/2016/wordml/cid" xmlns:w16se="http://schemas.microsoft.com/office/word/2015/wordml/symex"/>
 </file>
 
 <file path=word/numbering.xml><?xml version="1.0" encoding="utf-8"?>
